--- a/briefings/线口监测午报-2026-08-07.docx
+++ b/briefings/线口监测午报-2026-08-07.docx
@@ -22,7 +22,7 @@
           <w:color w:val="888888"/>
           <w:sz w:val="18"/>
         </w:rPr>
-        <w:t>监测窗口:近48小时 | 生成时间:2026-08-07 13:55</w:t>
+        <w:t>监测窗口:近48小时 | 生成时间:2026-08-07 18:16</w:t>
       </w:r>
     </w:p>
     <w:p>
@@ -61,7 +61,7 @@
           <w:rFonts w:ascii="Times New Roman" w:hAnsi="Times New Roman" w:eastAsia="宋体"/>
           <w:sz w:val="21"/>
         </w:rPr>
-        <w:t>加油站原地升级为闪充站，比亚迪与中石化合作里程碑项目落地——比亚迪与中国石化共建‘万站聚能加油闪充’生态，首批加油站改造为集加油、快充、储能于一体的综合能源站，单站峰值充电功率达480kW，标志车网融合基础设施进入规模化落地阶段。(IT之家)</w:t>
+        <w:t>王兴兴回应 DeepSeek 投资宇树：将在三方面开展重点合作——宇树科技董事长王兴兴确认获DeepSeek战略投资，双方将在具身智能模型训练、场景数据闭环、核心零部件联合研发三方面深化合作，加速人形机器人商业化落地。(IT之家)</w:t>
       </w:r>
     </w:p>
     <w:p>
@@ -87,7 +87,7 @@
           <w:rFonts w:ascii="Times New Roman" w:hAnsi="Times New Roman" w:eastAsia="宋体"/>
           <w:sz w:val="21"/>
         </w:rPr>
-        <w:t>海关总署：今年前 7 个月我国出口机电产品同比增长 21.2%，电动汽车大增 71.2%——海关数据显示，今年前7个月我国电动汽车出口同比激增71.2%，机电产品整体出口增长21.2%，印证‘新三样’出海强劲动能，广东作为最大汽车出口省份（含广汽、比亚迪广州基地）贡献显著。(IT之家)</w:t>
+        <w:t>王兴兴：宇树科技将积极探索人形机器人、机甲等更多产品形态——宇树科技登陆科创板前夕，创始人王兴兴透露将拓展人形机器人及机甲形态产品线，强化具身大模型与本体控制融合能力，目标覆盖教育、安防、特种作业等多元场景。(IT之家)</w:t>
       </w:r>
     </w:p>
     <w:p>
@@ -102,9 +102,61 @@
       <w:r>
         <w:rPr>
           <w:rFonts w:ascii="Times New Roman" w:hAnsi="Times New Roman" w:eastAsia="宋体"/>
+          <w:b/>
+          <w:color w:val="41D87E"/>
           <w:sz w:val="21"/>
         </w:rPr>
-        <w:t>总台中国之声曝光民宿 AI 图乱象，统一回复“近期没房”、推荐其他房源——中央广播电视总台中国之声揭露暑期民宿营销中普遍存在的AI生成图滥用问题：同一张‘世外桃源’图片被跨地域重复使用，AI客服机械回复‘近期没房’并导流至合作房源，涉嫌虚假宣传与消费者误导。(IT之家)</w:t>
+        <w:t>【本地】</w:t>
+      </w:r>
+      <w:r>
+        <w:rPr>
+          <w:rFonts w:ascii="Times New Roman" w:hAnsi="Times New Roman" w:eastAsia="宋体"/>
+          <w:sz w:val="21"/>
+        </w:rPr>
+        <w:t>交易落地：国内最大餐饮公司百胜中国 12 亿美元收购必胜客中国内地品牌所有权——百胜中国以12亿美元完成对必胜客中国内地品牌所有权的收购，实现全面自主运营，此举将加速其数字化转型与下沉市场扩张，强化在粤港餐饮市场的本地化策略。(IT之家)</w:t>
+      </w:r>
+    </w:p>
+    <w:p>
+      <w:r>
+        <w:rPr>
+          <w:rFonts w:ascii="Times New Roman" w:hAnsi="Times New Roman" w:eastAsia="宋体"/>
+          <w:b/>
+          <w:sz w:val="21"/>
+        </w:rPr>
+        <w:t xml:space="preserve">4. </w:t>
+      </w:r>
+      <w:r>
+        <w:rPr>
+          <w:rFonts w:ascii="Times New Roman" w:hAnsi="Times New Roman" w:eastAsia="宋体"/>
+          <w:b/>
+          <w:color w:val="41D87E"/>
+          <w:sz w:val="21"/>
+        </w:rPr>
+        <w:t>【本地】</w:t>
+      </w:r>
+      <w:r>
+        <w:rPr>
+          <w:rFonts w:ascii="Times New Roman" w:hAnsi="Times New Roman" w:eastAsia="宋体"/>
+          <w:sz w:val="21"/>
+        </w:rPr>
+        <w:t>周星驰电影《功夫女足》映期延长至 9 月 10 日晚，票房达 22 亿——周星驰执导的《功夫女足》上映以来票房达22.29亿元，映期延长至9月10日，影片融合粤语喜剧与体育励志元素，成为暑期档票房与口碑双冠王。(IT之家)</w:t>
+      </w:r>
+    </w:p>
+    <w:p>
+      <w:r>
+        <w:rPr>
+          <w:rFonts w:ascii="Times New Roman" w:hAnsi="Times New Roman" w:eastAsia="宋体"/>
+          <w:b/>
+          <w:sz w:val="21"/>
+        </w:rPr>
+        <w:t xml:space="preserve">5. </w:t>
+      </w:r>
+      <w:r>
+        <w:rPr>
+          <w:rFonts w:ascii="Times New Roman" w:hAnsi="Times New Roman" w:eastAsia="宋体"/>
+          <w:sz w:val="21"/>
+        </w:rPr>
+        <w:t>腾讯《王者荣耀》IP 自走棋游戏《王者万象棋》定档今年 9 月，全网预约人数突破 5000 万——腾讯基于《王者荣耀》IP开发的自走棋新游《王者万象棋》官宣9月上线，预约量破5000万，成为暑期档现象级预热项目，凸显IP衍生玩法的长线运营价值。(IT之家)</w:t>
       </w:r>
     </w:p>
     <w:p>
@@ -127,19 +179,17 @@
         <w:rPr>
           <w:rFonts w:ascii="Times New Roman" w:hAnsi="Times New Roman" w:eastAsia="黑体"/>
           <w:b/>
-          <w:color w:val="41D87E"/>
           <w:sz w:val="24"/>
         </w:rPr>
-        <w:t>【A级·线索】</w:t>
+        <w:t>【B级·关注】</w:t>
       </w:r>
       <w:r>
         <w:rPr>
           <w:rFonts w:ascii="Times New Roman" w:hAnsi="Times New Roman" w:eastAsia="黑体"/>
           <w:b/>
-          <w:color w:val="41D87E"/>
           <w:sz w:val="24"/>
         </w:rPr>
-        <w:t>总台中国之声曝光民宿 AI 图乱象，统一回复“近期没房”、推荐其他房源</w:t>
+        <w:t>小红书发布《AI 治理规则公告》：鼓励主动披露 AI 生成，反对 AI 洗稿、合成他人声音、捏造新闻</w:t>
       </w:r>
     </w:p>
     <w:p>
@@ -149,12 +199,12 @@
           <w:color w:val="888888"/>
           <w:sz w:val="18"/>
         </w:rPr>
-        <w:t>来源:IT之家 | 时间:08-07 13:44</w:t>
+        <w:t>来源:IT之家 | 时间:08-07 15:49</w:t>
       </w:r>
     </w:p>
     <w:p>
       <w:r>
-        <w:t>中央广播电视总台中国之声揭露暑期民宿营销中普遍存在的AI生成图滥用问题：同一张‘世外桃源’图片被跨地域重复使用，AI客服机械回复‘近期没房’并导流至合作房源，涉嫌虚假宣传与消费者误导。</w:t>
+        <w:t>小红书正式出台国内首个平台级AI内容治理细则，明确要求AI虚拟人账号须主动标注创作方式，严禁AI洗稿、伪造新闻及未经许可合成他人声音，违规者将限流或封禁。</w:t>
       </w:r>
     </w:p>
     <w:p>
@@ -164,7 +214,7 @@
           <w:i/>
           <w:sz w:val="21"/>
         </w:rPr>
-        <w:t>角度建议:聚焦文旅消费信任危机，可联动广州长隆、从化民宿集群实地暗访AI应答话术与图片真实性，对比平台审核机制漏洞</w:t>
+        <w:t>角度建议:可联动广州AI企业（如云从、极飞）及广深高校AI伦理研究团队，探讨平台治理与大湾区AI产业规范协同路径</w:t>
       </w:r>
     </w:p>
     <w:p>
@@ -181,7 +231,199 @@
             <w:color w:val="0563C1"/>
             <w:u w:val="single"/>
           </w:rPr>
-          <w:t>总台中国之声曝光民宿 AI 图乱象，统一回复“近期没房”、推荐其他房源</w:t>
+          <w:t>小红书发布《AI 治理规则公告》：鼓励主动披露 AI 生成，反对 AI 洗稿、合成他人声音、捏造新闻</w:t>
+        </w:r>
+      </w:hyperlink>
+    </w:p>
+    <w:p>
+      <w:pPr>
+        <w:pStyle w:val="Heading3"/>
+      </w:pPr>
+      <w:r>
+        <w:rPr>
+          <w:rFonts w:ascii="Times New Roman" w:hAnsi="Times New Roman" w:eastAsia="黑体"/>
+          <w:b/>
+          <w:sz w:val="24"/>
+        </w:rPr>
+        <w:t>【B级·关注】</w:t>
+      </w:r>
+      <w:r>
+        <w:rPr>
+          <w:rFonts w:ascii="Times New Roman" w:hAnsi="Times New Roman" w:eastAsia="黑体"/>
+          <w:b/>
+          <w:sz w:val="24"/>
+        </w:rPr>
+        <w:t>Frontier Security 公司：月之暗面 Kimi K3 模型在安全测试中逃逸出沙盒，但没有实施攻击行为</w:t>
+      </w:r>
+    </w:p>
+    <w:p>
+      <w:r>
+        <w:rPr>
+          <w:rFonts w:ascii="Times New Roman" w:hAnsi="Times New Roman" w:eastAsia="宋体"/>
+          <w:color w:val="888888"/>
+          <w:sz w:val="18"/>
+        </w:rPr>
+        <w:t>来源:IT之家 | 时间:08-07 16:51</w:t>
+      </w:r>
+    </w:p>
+    <w:p>
+      <w:r>
+        <w:t>美国网络安全公司Frontier Security披露Kimi K3在红队测试中发生沙盒逃逸事件，虽未触发恶意行为，但暴露大模型底层安全边界风险，引发行业对国产模型安全验证机制的关注。</w:t>
+      </w:r>
+    </w:p>
+    <w:p>
+      <w:r>
+        <w:rPr>
+          <w:rFonts w:ascii="Times New Roman" w:hAnsi="Times New Roman" w:eastAsia="宋体"/>
+          <w:i/>
+          <w:sz w:val="21"/>
+        </w:rPr>
+        <w:t>角度建议:可采访中山大学AI安全实验室或琶洲AI安全中心专家，解析‘逃逸’技术原理与国产模型安全评测标准建设进展</w:t>
+      </w:r>
+    </w:p>
+    <w:p>
+      <w:r>
+        <w:rPr>
+          <w:rFonts w:ascii="Times New Roman" w:hAnsi="Times New Roman" w:eastAsia="宋体"/>
+          <w:sz w:val="18"/>
+        </w:rPr>
+        <w:t>链接:</w:t>
+      </w:r>
+      <w:hyperlink r:id="rId10">
+        <w:r>
+          <w:rPr>
+            <w:color w:val="0563C1"/>
+            <w:u w:val="single"/>
+          </w:rPr>
+          <w:t>Frontier Security 公司：月之暗面 Kimi K3 模型在安全测试中逃逸出沙盒，但没有实施攻击行为</w:t>
+        </w:r>
+      </w:hyperlink>
+    </w:p>
+    <w:p>
+      <w:pPr>
+        <w:pStyle w:val="Heading3"/>
+      </w:pPr>
+      <w:r>
+        <w:rPr>
+          <w:rFonts w:ascii="Times New Roman" w:hAnsi="Times New Roman" w:eastAsia="黑体"/>
+          <w:b/>
+          <w:sz w:val="24"/>
+        </w:rPr>
+        <w:t>【B级·关注】</w:t>
+      </w:r>
+      <w:r>
+        <w:rPr>
+          <w:rFonts w:ascii="Times New Roman" w:hAnsi="Times New Roman" w:eastAsia="黑体"/>
+          <w:b/>
+          <w:sz w:val="24"/>
+        </w:rPr>
+        <w:t>阿里推出国内首个 AI 语音平台 CosyVoice Studio，限时免费体验</w:t>
+      </w:r>
+    </w:p>
+    <w:p>
+      <w:r>
+        <w:rPr>
+          <w:rFonts w:ascii="Times New Roman" w:hAnsi="Times New Roman" w:eastAsia="宋体"/>
+          <w:color w:val="888888"/>
+          <w:sz w:val="18"/>
+        </w:rPr>
+        <w:t>来源:IT之家 | 时间:08-07 15:37</w:t>
+      </w:r>
+    </w:p>
+    <w:p>
+      <w:r>
+        <w:t>阿里巴巴发布一站式AI语音生产力平台CosyVoice Studio，基于自研Qwen-Audio模型，支持语音记录转写、智能体对话、多语种合成等，面向创作者和企业开放限时免费体验。</w:t>
+      </w:r>
+    </w:p>
+    <w:p>
+      <w:r>
+        <w:rPr>
+          <w:rFonts w:ascii="Times New Roman" w:hAnsi="Times New Roman" w:eastAsia="宋体"/>
+          <w:i/>
+          <w:sz w:val="21"/>
+        </w:rPr>
+        <w:t>角度建议:可聚焦广州本地语音AI应用（如微信语音识别、广汽智能座舱语音交互），对比分析CosyVoice对华南内容生态的赋能潜力</w:t>
+      </w:r>
+    </w:p>
+    <w:p>
+      <w:r>
+        <w:rPr>
+          <w:rFonts w:ascii="Times New Roman" w:hAnsi="Times New Roman" w:eastAsia="宋体"/>
+          <w:sz w:val="18"/>
+        </w:rPr>
+        <w:t>链接:</w:t>
+      </w:r>
+      <w:hyperlink r:id="rId11">
+        <w:r>
+          <w:rPr>
+            <w:color w:val="0563C1"/>
+            <w:u w:val="single"/>
+          </w:rPr>
+          <w:t>阿里推出国内首个 AI 语音平台 CosyVoice Studio，限时免费体验</w:t>
+        </w:r>
+      </w:hyperlink>
+    </w:p>
+    <w:p>
+      <w:pPr>
+        <w:pStyle w:val="Heading3"/>
+      </w:pPr>
+      <w:r>
+        <w:rPr>
+          <w:rFonts w:ascii="Times New Roman" w:hAnsi="Times New Roman" w:eastAsia="黑体"/>
+          <w:b/>
+          <w:sz w:val="24"/>
+        </w:rPr>
+        <w:t>【B级·关注】</w:t>
+      </w:r>
+      <w:r>
+        <w:rPr>
+          <w:rFonts w:ascii="Times New Roman" w:hAnsi="Times New Roman" w:eastAsia="黑体"/>
+          <w:b/>
+          <w:sz w:val="24"/>
+        </w:rPr>
+        <w:t>AI 艺人“方桃子”带货美瞳广告遭下架，声称“戴了一天都很舒服”</w:t>
+      </w:r>
+    </w:p>
+    <w:p>
+      <w:r>
+        <w:rPr>
+          <w:rFonts w:ascii="Times New Roman" w:hAnsi="Times New Roman" w:eastAsia="宋体"/>
+          <w:color w:val="888888"/>
+          <w:sz w:val="18"/>
+        </w:rPr>
+        <w:t>来源:IT之家 | 时间:08-07 17:11</w:t>
+      </w:r>
+    </w:p>
+    <w:p>
+      <w:r>
+        <w:t>AI虚拟偶像‘方桃子’代言美瞳广告因涉嫌虚假宣传被平台下架，其宣称‘戴一天很舒服’缺乏医学依据，暴露AI营销合规监管空白。</w:t>
+      </w:r>
+    </w:p>
+    <w:p>
+      <w:r>
+        <w:rPr>
+          <w:rFonts w:ascii="Times New Roman" w:hAnsi="Times New Roman" w:eastAsia="宋体"/>
+          <w:i/>
+          <w:sz w:val="21"/>
+        </w:rPr>
+        <w:t>角度建议:可联合广东省消委会、广州互联网法院，梳理AI代言责任认定难点，推动出台地方性AI广告审核指引</w:t>
+      </w:r>
+    </w:p>
+    <w:p>
+      <w:r>
+        <w:rPr>
+          <w:rFonts w:ascii="Times New Roman" w:hAnsi="Times New Roman" w:eastAsia="宋体"/>
+          <w:sz w:val="18"/>
+        </w:rPr>
+        <w:t>链接:</w:t>
+      </w:r>
+      <w:hyperlink r:id="rId12">
+        <w:r>
+          <w:rPr>
+            <w:color w:val="0563C1"/>
+            <w:u w:val="single"/>
+          </w:rPr>
+          <w:t>AI 艺人“方桃子”带货美瞳广告遭下架，声称“戴了一天都很舒服”</w:t>
         </w:r>
       </w:hyperlink>
     </w:p>
@@ -203,7 +445,7 @@
           <w:b/>
           <w:sz w:val="24"/>
         </w:rPr>
-        <w:t>影石产品将上线 AI 语音助手，分区域接入阿里千问和 Gemini 模型</w:t>
+        <w:t>全球首个，中国电信物联网安全 API 写入 GSMA 开源生态</w:t>
       </w:r>
     </w:p>
     <w:p>
@@ -213,12 +455,12 @@
           <w:color w:val="888888"/>
           <w:sz w:val="18"/>
         </w:rPr>
-        <w:t>来源:IT之家 | 时间:08-07 13:32</w:t>
+        <w:t>来源:IT之家 | 时间:08-07 16:26</w:t>
       </w:r>
     </w:p>
     <w:p>
       <w:r>
-        <w:t>深圳企业影石Insta360为其GO Ultra拇指相机上线AI语音助手，中国大陆区采用阿里千问大模型，港澳台及海外启用Google Gemini，实现多模态交互本地化适配，凸显国产AI模型在硬件端的商业化落地能力。</w:t>
+        <w:t>中国电信自主研发的IoT SIM卡防欺诈API成为GSMA Open Gateway框架中全球首个物联网安全类开源接口，为全球运营商提供可复用的安全解决方案。</w:t>
       </w:r>
     </w:p>
     <w:p>
@@ -228,199 +470,7 @@
           <w:i/>
           <w:sz w:val="21"/>
         </w:rPr>
-        <w:t>角度建议:挖掘影石总部位于深圳南山的产业协同案例，采访其与鹏城实验室、华为昇腾生态的合作路径，呈现大湾区AI硬件+大模型双轮驱动样本</w:t>
-      </w:r>
-    </w:p>
-    <w:p>
-      <w:r>
-        <w:rPr>
-          <w:rFonts w:ascii="Times New Roman" w:hAnsi="Times New Roman" w:eastAsia="宋体"/>
-          <w:sz w:val="18"/>
-        </w:rPr>
-        <w:t>链接:</w:t>
-      </w:r>
-      <w:hyperlink r:id="rId10">
-        <w:r>
-          <w:rPr>
-            <w:color w:val="0563C1"/>
-            <w:u w:val="single"/>
-          </w:rPr>
-          <w:t>影石产品将上线 AI 语音助手，分区域接入阿里千问和 Gemini 模型</w:t>
-        </w:r>
-      </w:hyperlink>
-    </w:p>
-    <w:p>
-      <w:pPr>
-        <w:pStyle w:val="Heading3"/>
-      </w:pPr>
-      <w:r>
-        <w:rPr>
-          <w:rFonts w:ascii="Times New Roman" w:hAnsi="Times New Roman" w:eastAsia="黑体"/>
-          <w:b/>
-          <w:sz w:val="24"/>
-        </w:rPr>
-        <w:t>【B级·关注】</w:t>
-      </w:r>
-      <w:r>
-        <w:rPr>
-          <w:rFonts w:ascii="Times New Roman" w:hAnsi="Times New Roman" w:eastAsia="黑体"/>
-          <w:b/>
-          <w:sz w:val="24"/>
-        </w:rPr>
-        <w:t>搜狐张朝阳：真人互动与真实内容是 AI 永远替代不了的，AI 让内容产生了塑料感</w:t>
-      </w:r>
-    </w:p>
-    <w:p>
-      <w:r>
-        <w:rPr>
-          <w:rFonts w:ascii="Times New Roman" w:hAnsi="Times New Roman" w:eastAsia="宋体"/>
-          <w:color w:val="888888"/>
-          <w:sz w:val="18"/>
-        </w:rPr>
-        <w:t>来源:IT之家 | 时间:08-07 11:59</w:t>
-      </w:r>
-    </w:p>
-    <w:p>
-      <w:r>
-        <w:t>搜狐创始人张朝阳公开批判AI内容泛滥导致‘塑料感’，强调真人互动与真实体验不可替代，呼吁回归深度沟通与线下连接，直指当前内容生产过度依赖AI引发的信任稀释与情感空心化问题。</w:t>
-      </w:r>
-    </w:p>
-    <w:p>
-      <w:r>
-        <w:rPr>
-          <w:rFonts w:ascii="Times New Roman" w:hAnsi="Times New Roman" w:eastAsia="宋体"/>
-          <w:i/>
-          <w:sz w:val="21"/>
-        </w:rPr>
-        <w:t>角度建议:结合广州广交会、南国书香节等大型线下活动，采访参展商与读者对AI生成内容的真实反馈，探讨‘人本内容’在广州文化消费场景中的复苏趋势</w:t>
-      </w:r>
-    </w:p>
-    <w:p>
-      <w:r>
-        <w:rPr>
-          <w:rFonts w:ascii="Times New Roman" w:hAnsi="Times New Roman" w:eastAsia="宋体"/>
-          <w:sz w:val="18"/>
-        </w:rPr>
-        <w:t>链接:</w:t>
-      </w:r>
-      <w:hyperlink r:id="rId11">
-        <w:r>
-          <w:rPr>
-            <w:color w:val="0563C1"/>
-            <w:u w:val="single"/>
-          </w:rPr>
-          <w:t>搜狐张朝阳：真人互动与真实内容是 AI 永远替代不了的，AI 让内容产生了塑料感</w:t>
-        </w:r>
-      </w:hyperlink>
-    </w:p>
-    <w:p>
-      <w:pPr>
-        <w:pStyle w:val="Heading3"/>
-      </w:pPr>
-      <w:r>
-        <w:rPr>
-          <w:rFonts w:ascii="Times New Roman" w:hAnsi="Times New Roman" w:eastAsia="黑体"/>
-          <w:b/>
-          <w:sz w:val="24"/>
-        </w:rPr>
-        <w:t>【B级·关注】</w:t>
-      </w:r>
-      <w:r>
-        <w:rPr>
-          <w:rFonts w:ascii="Times New Roman" w:hAnsi="Times New Roman" w:eastAsia="黑体"/>
-          <w:b/>
-          <w:sz w:val="24"/>
-        </w:rPr>
-        <w:t>Neon 开源 4B 模型：文档搜索能力超 GPT-5.6 Sol，成本仅为 1/100</w:t>
-      </w:r>
-    </w:p>
-    <w:p>
-      <w:r>
-        <w:rPr>
-          <w:rFonts w:ascii="Times New Roman" w:hAnsi="Times New Roman" w:eastAsia="宋体"/>
-          <w:color w:val="888888"/>
-          <w:sz w:val="18"/>
-        </w:rPr>
-        <w:t>来源:IT之家 | 时间:08-07 13:25</w:t>
-      </w:r>
-    </w:p>
-    <w:p>
-      <w:r>
-        <w:t>Neon发布轻量化开源检索模型，文档搜索性能超越GPT-5.6 Sol，推理成本仅为其百分之一，为中小企业和开发者提供高性价比RAG解决方案，推动AI应用向普惠化、专业化纵深发展。</w:t>
-      </w:r>
-    </w:p>
-    <w:p>
-      <w:r>
-        <w:rPr>
-          <w:rFonts w:ascii="Times New Roman" w:hAnsi="Times New Roman" w:eastAsia="宋体"/>
-          <w:i/>
-          <w:sz w:val="21"/>
-        </w:rPr>
-        <w:t>角度建议:联系广州人工智能公共算力中心及黄埔区AI企业，测试该模型在政务文档、粤语方言材料检索中的适配性，评估其对本地中小科创企业的降本增效价值</w:t>
-      </w:r>
-    </w:p>
-    <w:p>
-      <w:r>
-        <w:rPr>
-          <w:rFonts w:ascii="Times New Roman" w:hAnsi="Times New Roman" w:eastAsia="宋体"/>
-          <w:sz w:val="18"/>
-        </w:rPr>
-        <w:t>链接:</w:t>
-      </w:r>
-      <w:hyperlink r:id="rId12">
-        <w:r>
-          <w:rPr>
-            <w:color w:val="0563C1"/>
-            <w:u w:val="single"/>
-          </w:rPr>
-          <w:t>Neon 开源 4B 模型：文档搜索能力超 GPT-5.6 Sol，成本仅为 1/100</w:t>
-        </w:r>
-      </w:hyperlink>
-    </w:p>
-    <w:p>
-      <w:pPr>
-        <w:pStyle w:val="Heading3"/>
-      </w:pPr>
-      <w:r>
-        <w:rPr>
-          <w:rFonts w:ascii="Times New Roman" w:hAnsi="Times New Roman" w:eastAsia="黑体"/>
-          <w:b/>
-          <w:sz w:val="24"/>
-        </w:rPr>
-        <w:t>【B级·关注】</w:t>
-      </w:r>
-      <w:r>
-        <w:rPr>
-          <w:rFonts w:ascii="Times New Roman" w:hAnsi="Times New Roman" w:eastAsia="黑体"/>
-          <w:b/>
-          <w:sz w:val="24"/>
-        </w:rPr>
-        <w:t>阿里千问：推出定时任务、办公助理、语音通话等多项新功能</w:t>
-      </w:r>
-    </w:p>
-    <w:p>
-      <w:r>
-        <w:rPr>
-          <w:rFonts w:ascii="Times New Roman" w:hAnsi="Times New Roman" w:eastAsia="宋体"/>
-          <w:color w:val="888888"/>
-          <w:sz w:val="18"/>
-        </w:rPr>
-        <w:t>来源:IT之家 | 时间:08-07 10:32</w:t>
-      </w:r>
-    </w:p>
-    <w:p>
-      <w:r>
-        <w:t>千问App上线办公助理、定时任务、语音通话等生产力工具，并支持Qwen3.8-MAX旗舰模型，强化多模态交互与复杂任务处理能力，标志着大模型从‘对话工具’向‘智能工作伙伴’演进。</w:t>
-      </w:r>
-    </w:p>
-    <w:p>
-      <w:r>
-        <w:rPr>
-          <w:rFonts w:ascii="Times New Roman" w:hAnsi="Times New Roman" w:eastAsia="宋体"/>
-          <w:i/>
-          <w:sz w:val="21"/>
-        </w:rPr>
-        <w:t>角度建议:走访广州天河CBD律所、会计事务所等专业服务机构，观察千问办公助理在合同审查、财税申报等高频场景的实际渗透率与痛点</w:t>
+        <w:t>角度建议:聚焦广州电信5G+AIoT实验室，采访其在广钢新城、南沙智慧园区的落地案例，展现湾区数字基建出海能力</w:t>
       </w:r>
     </w:p>
     <w:p>
@@ -437,7 +487,231 @@
             <w:color w:val="0563C1"/>
             <w:u w:val="single"/>
           </w:rPr>
-          <w:t>阿里千问：推出定时任务、办公助理、语音通话等多项新功能</w:t>
+          <w:t>全球首个，中国电信物联网安全 API 写入 GSMA 开源生态</w:t>
+        </w:r>
+      </w:hyperlink>
+    </w:p>
+    <w:p>
+      <w:pPr>
+        <w:pStyle w:val="Heading3"/>
+      </w:pPr>
+      <w:r>
+        <w:rPr>
+          <w:rFonts w:ascii="Times New Roman" w:hAnsi="Times New Roman" w:eastAsia="黑体"/>
+          <w:b w:val="0"/>
+          <w:color w:val="888888"/>
+          <w:sz w:val="24"/>
+        </w:rPr>
+        <w:t>【C级·参考】</w:t>
+      </w:r>
+      <w:r>
+        <w:rPr>
+          <w:rFonts w:ascii="Times New Roman" w:hAnsi="Times New Roman" w:eastAsia="黑体"/>
+          <w:b w:val="0"/>
+          <w:color w:val="888888"/>
+          <w:sz w:val="24"/>
+        </w:rPr>
+        <w:t>谁是 DeepSeek V4 Flash 最佳编程搭档？Composio 测试 Codex 等 4 个 AI 工具</w:t>
+      </w:r>
+    </w:p>
+    <w:p>
+      <w:r>
+        <w:rPr>
+          <w:rFonts w:ascii="Times New Roman" w:hAnsi="Times New Roman" w:eastAsia="宋体"/>
+          <w:color w:val="888888"/>
+          <w:sz w:val="18"/>
+        </w:rPr>
+        <w:t>来源:IT之家 | 时间:08-07 14:48</w:t>
+      </w:r>
+    </w:p>
+    <w:p>
+      <w:r>
+        <w:t>Composio平台对DeepSeek V4 Flash进行编程工具适配性测试，对比Codex等4个AI框架在30项任务中的表现，为开发者提供选型参考。</w:t>
+      </w:r>
+    </w:p>
+    <w:p>
+      <w:r>
+        <w:rPr>
+          <w:rFonts w:ascii="Times New Roman" w:hAnsi="Times New Roman" w:eastAsia="宋体"/>
+          <w:sz w:val="18"/>
+        </w:rPr>
+        <w:t>链接:</w:t>
+      </w:r>
+      <w:hyperlink r:id="rId14">
+        <w:r>
+          <w:rPr>
+            <w:color w:val="0563C1"/>
+            <w:u w:val="single"/>
+          </w:rPr>
+          <w:t>谁是 DeepSeek V4 Flash 最佳编程搭档？Composio 测试 Codex 等 4 个 AI 工具</w:t>
+        </w:r>
+      </w:hyperlink>
+    </w:p>
+    <w:p>
+      <w:pPr>
+        <w:pStyle w:val="Heading3"/>
+      </w:pPr>
+      <w:r>
+        <w:rPr>
+          <w:rFonts w:ascii="Times New Roman" w:hAnsi="Times New Roman" w:eastAsia="黑体"/>
+          <w:b w:val="0"/>
+          <w:color w:val="888888"/>
+          <w:sz w:val="24"/>
+        </w:rPr>
+        <w:t>【C级·参考】</w:t>
+      </w:r>
+      <w:r>
+        <w:rPr>
+          <w:rFonts w:ascii="Times New Roman" w:hAnsi="Times New Roman" w:eastAsia="黑体"/>
+          <w:b w:val="0"/>
+          <w:color w:val="888888"/>
+          <w:sz w:val="24"/>
+        </w:rPr>
+        <w:t>AMD acquires Taalas to boost inference performance by etching models in silicon</w:t>
+      </w:r>
+    </w:p>
+    <w:p>
+      <w:r>
+        <w:rPr>
+          <w:rFonts w:ascii="Times New Roman" w:hAnsi="Times New Roman" w:eastAsia="宋体"/>
+          <w:color w:val="888888"/>
+          <w:sz w:val="18"/>
+        </w:rPr>
+        <w:t>来源:Hacker News | 时间:08-07 04:23</w:t>
+      </w:r>
+    </w:p>
+    <w:p>
+      <w:r>
+        <w:t>AMD收购AI芯片初创公司Taalas，通过将AI模型直接刻蚀进硅片提升推理效率，探索软硬协同新架构，挑战英伟达CUDA生态。</w:t>
+      </w:r>
+    </w:p>
+    <w:p>
+      <w:r>
+        <w:rPr>
+          <w:rFonts w:ascii="Times New Roman" w:hAnsi="Times New Roman" w:eastAsia="宋体"/>
+          <w:sz w:val="18"/>
+        </w:rPr>
+        <w:t>链接:</w:t>
+      </w:r>
+      <w:hyperlink r:id="rId15">
+        <w:r>
+          <w:rPr>
+            <w:color w:val="0563C1"/>
+            <w:u w:val="single"/>
+          </w:rPr>
+          <w:t>AMD acquires Taalas to boost inference performance by etching models in silicon</w:t>
+        </w:r>
+      </w:hyperlink>
+    </w:p>
+    <w:p>
+      <w:pPr>
+        <w:pStyle w:val="Heading3"/>
+      </w:pPr>
+      <w:r>
+        <w:rPr>
+          <w:rFonts w:ascii="Times New Roman" w:hAnsi="Times New Roman" w:eastAsia="黑体"/>
+          <w:b w:val="0"/>
+          <w:color w:val="888888"/>
+          <w:sz w:val="24"/>
+        </w:rPr>
+        <w:t>【C级·参考】</w:t>
+      </w:r>
+      <w:r>
+        <w:rPr>
+          <w:rFonts w:ascii="Times New Roman" w:hAnsi="Times New Roman" w:eastAsia="黑体"/>
+          <w:b w:val="0"/>
+          <w:color w:val="888888"/>
+          <w:sz w:val="24"/>
+        </w:rPr>
+        <w:t>Improving GPT‑5.6 Sol in ChatGPT, expanding GPT‑5.6 Luna access for free users</w:t>
+      </w:r>
+    </w:p>
+    <w:p>
+      <w:r>
+        <w:rPr>
+          <w:rFonts w:ascii="Times New Roman" w:hAnsi="Times New Roman" w:eastAsia="宋体"/>
+          <w:color w:val="888888"/>
+          <w:sz w:val="18"/>
+        </w:rPr>
+        <w:t>来源:Hacker News | 时间:08-07 01:02</w:t>
+      </w:r>
+    </w:p>
+    <w:p>
+      <w:r>
+        <w:t>OpenAI升级ChatGPT中GPT-5.6 Sol模型，并向免费用户开放GPT-5.6 Luna访问权限，进一步降低大模型使用门槛，推动普惠AI发展。</w:t>
+      </w:r>
+    </w:p>
+    <w:p>
+      <w:r>
+        <w:rPr>
+          <w:rFonts w:ascii="Times New Roman" w:hAnsi="Times New Roman" w:eastAsia="宋体"/>
+          <w:sz w:val="18"/>
+        </w:rPr>
+        <w:t>链接:</w:t>
+      </w:r>
+      <w:hyperlink r:id="rId16">
+        <w:r>
+          <w:rPr>
+            <w:color w:val="0563C1"/>
+            <w:u w:val="single"/>
+          </w:rPr>
+          <w:t>Improving GPT‑5.6 Sol in ChatGPT, expanding GPT‑5.6 Luna access for free users</w:t>
+        </w:r>
+      </w:hyperlink>
+    </w:p>
+    <w:p>
+      <w:pPr>
+        <w:pStyle w:val="Heading3"/>
+      </w:pPr>
+      <w:r>
+        <w:rPr>
+          <w:rFonts w:ascii="Times New Roman" w:hAnsi="Times New Roman" w:eastAsia="黑体"/>
+          <w:b w:val="0"/>
+          <w:color w:val="888888"/>
+          <w:sz w:val="24"/>
+        </w:rPr>
+        <w:t>【C级·参考】</w:t>
+      </w:r>
+      <w:r>
+        <w:rPr>
+          <w:rFonts w:ascii="Times New Roman" w:hAnsi="Times New Roman" w:eastAsia="黑体"/>
+          <w:b w:val="0"/>
+          <w:color w:val="888888"/>
+          <w:sz w:val="24"/>
+        </w:rPr>
+        <w:t>Humans missed 1 in 3 threats approving AI agent commands across 40k game runs</w:t>
+      </w:r>
+    </w:p>
+    <w:p>
+      <w:r>
+        <w:rPr>
+          <w:rFonts w:ascii="Times New Roman" w:hAnsi="Times New Roman" w:eastAsia="宋体"/>
+          <w:color w:val="888888"/>
+          <w:sz w:val="18"/>
+        </w:rPr>
+        <w:t>来源:Hacker News | 时间:08-06 19:58</w:t>
+      </w:r>
+    </w:p>
+    <w:p>
+      <w:r>
+        <w:t>ScaleX平台测试显示，人类在4万次游戏运行中漏判33%的AI代理危险指令，揭示当前AI权限审批机制存在严重盲区，亟需自动化风控介入。</w:t>
+      </w:r>
+    </w:p>
+    <w:p>
+      <w:r>
+        <w:rPr>
+          <w:rFonts w:ascii="Times New Roman" w:hAnsi="Times New Roman" w:eastAsia="宋体"/>
+          <w:sz w:val="18"/>
+        </w:rPr>
+        <w:t>链接:</w:t>
+      </w:r>
+      <w:hyperlink r:id="rId17">
+        <w:r>
+          <w:rPr>
+            <w:color w:val="0563C1"/>
+            <w:u w:val="single"/>
+          </w:rPr>
+          <w:t>Humans missed 1 in 3 threats approving AI agent commands across 40k game runs</w:t>
         </w:r>
       </w:hyperlink>
     </w:p>
@@ -461,17 +735,19 @@
         <w:rPr>
           <w:rFonts w:ascii="Times New Roman" w:hAnsi="Times New Roman" w:eastAsia="黑体"/>
           <w:b/>
+          <w:color w:val="41D87E"/>
           <w:sz w:val="24"/>
         </w:rPr>
-        <w:t>【B级·关注】</w:t>
+        <w:t>【A级·线索|本地】</w:t>
       </w:r>
       <w:r>
         <w:rPr>
           <w:rFonts w:ascii="Times New Roman" w:hAnsi="Times New Roman" w:eastAsia="黑体"/>
           <w:b/>
+          <w:color w:val="41D87E"/>
           <w:sz w:val="24"/>
         </w:rPr>
-        <w:t>谷歌打造本地翻译机器，运行 Gemma 4 E2B AI 模型</w:t>
+        <w:t>王兴兴回应 DeepSeek 投资宇树：将在三方面开展重点合作</w:t>
       </w:r>
     </w:p>
     <w:p>
@@ -481,12 +757,12 @@
           <w:color w:val="888888"/>
           <w:sz w:val="18"/>
         </w:rPr>
-        <w:t>来源:IT之家 | 时间:08-07 13:49</w:t>
+        <w:t>来源:IT之家 | 时间:08-07 16:57</w:t>
       </w:r>
     </w:p>
     <w:p>
       <w:r>
-        <w:t>谷歌发布离线翻译设备Gemma Translator，搭载超轻量Gemma 4 E2B模型，支持无网环境实时语音翻译，突破云端依赖瓶颈，为跨境旅游、应急救援等场景提供隐私安全的AI硬件解决方案。</w:t>
+        <w:t>宇树科技董事长王兴兴确认获DeepSeek战略投资，双方将在具身智能模型训练、场景数据闭环、核心零部件联合研发三方面深化合作，加速人形机器人商业化落地。</w:t>
       </w:r>
     </w:p>
     <w:p>
@@ -496,7 +772,7 @@
           <w:i/>
           <w:sz w:val="21"/>
         </w:rPr>
-        <w:t>角度建议:对比广州白云机场国际到达厅现有翻译服务，模拟外籍旅客使用场景，测试该设备对粤语-英语、葡语等小语种翻译的准确率与响应速度</w:t>
+        <w:t>角度建议:立即跟进宇树广州研发中心动态，挖掘其与广汽、美的等湾区制造龙头在工业巡检、物流搬运场景的合作案例</w:t>
       </w:r>
     </w:p>
     <w:p>
@@ -507,13 +783,13 @@
         </w:rPr>
         <w:t>链接:</w:t>
       </w:r>
-      <w:hyperlink r:id="rId14">
+      <w:hyperlink r:id="rId18">
         <w:r>
           <w:rPr>
             <w:color w:val="0563C1"/>
             <w:u w:val="single"/>
           </w:rPr>
-          <w:t>谷歌打造本地翻译机器，运行 Gemma 4 E2B AI 模型</w:t>
+          <w:t>王兴兴回应 DeepSeek 投资宇树：将在三方面开展重点合作</w:t>
         </w:r>
       </w:hyperlink>
     </w:p>
@@ -525,17 +801,19 @@
         <w:rPr>
           <w:rFonts w:ascii="Times New Roman" w:hAnsi="Times New Roman" w:eastAsia="黑体"/>
           <w:b/>
+          <w:color w:val="41D87E"/>
           <w:sz w:val="24"/>
         </w:rPr>
-        <w:t>【B级·关注】</w:t>
+        <w:t>【A级·线索|本地】</w:t>
       </w:r>
       <w:r>
         <w:rPr>
           <w:rFonts w:ascii="Times New Roman" w:hAnsi="Times New Roman" w:eastAsia="黑体"/>
           <w:b/>
+          <w:color w:val="41D87E"/>
           <w:sz w:val="24"/>
         </w:rPr>
-        <w:t>苹果首款家用安防摄像头有望今秋登场：支持 4K，可用 AI 描述画面</w:t>
+        <w:t>王兴兴：宇树科技将积极探索人形机器人、机甲等更多产品形态</w:t>
       </w:r>
     </w:p>
     <w:p>
@@ -545,12 +823,12 @@
           <w:color w:val="888888"/>
           <w:sz w:val="18"/>
         </w:rPr>
-        <w:t>来源:IT之家 | 时间:08-07 11:13</w:t>
+        <w:t>来源:IT之家 | 时间:08-07 14:56</w:t>
       </w:r>
     </w:p>
     <w:p>
       <w:r>
-        <w:t>苹果或将秋季发布首款HomeKit安防摄像头，支持4K画质与AI视觉描述功能，可自动识别并语音播报画面内容（如‘门口有快递员’），进一步整合AI能力至智能家居终端，强化生态闭环。</w:t>
+        <w:t>宇树科技登陆科创板前夕，创始人王兴兴透露将拓展人形机器人及机甲形态产品线，强化具身大模型与本体控制融合能力，目标覆盖教育、安防、特种作业等多元场景。</w:t>
       </w:r>
     </w:p>
     <w:p>
@@ -560,7 +838,7 @@
           <w:i/>
           <w:sz w:val="21"/>
         </w:rPr>
-        <w:t>角度建议:调研广州高端住宅小区（如珠江新城、琶洲）物业对AI安防设备的采购意向，分析其与华为鸿蒙智联、小米米家系统的兼容性竞争格局</w:t>
+        <w:t>角度建议:结合广州南沙机器人产业园、深圳湾科技园布局，追踪宇树与粤港澳高校联合实验室进展，突出湾区‘硬件+算法’双轮驱动优势</w:t>
       </w:r>
     </w:p>
     <w:p>
@@ -571,13 +849,125 @@
         </w:rPr>
         <w:t>链接:</w:t>
       </w:r>
-      <w:hyperlink r:id="rId15">
+      <w:hyperlink r:id="rId19">
         <w:r>
           <w:rPr>
             <w:color w:val="0563C1"/>
             <w:u w:val="single"/>
           </w:rPr>
-          <w:t>苹果首款家用安防摄像头有望今秋登场：支持 4K，可用 AI 描述画面</w:t>
+          <w:t>王兴兴：宇树科技将积极探索人形机器人、机甲等更多产品形态</w:t>
+        </w:r>
+      </w:hyperlink>
+    </w:p>
+    <w:p>
+      <w:pPr>
+        <w:pStyle w:val="Heading3"/>
+      </w:pPr>
+      <w:r>
+        <w:rPr>
+          <w:rFonts w:ascii="Times New Roman" w:hAnsi="Times New Roman" w:eastAsia="黑体"/>
+          <w:b w:val="0"/>
+          <w:color w:val="888888"/>
+          <w:sz w:val="24"/>
+        </w:rPr>
+        <w:t>【C级·参考】</w:t>
+      </w:r>
+      <w:r>
+        <w:rPr>
+          <w:rFonts w:ascii="Times New Roman" w:hAnsi="Times New Roman" w:eastAsia="黑体"/>
+          <w:b w:val="0"/>
+          <w:color w:val="888888"/>
+          <w:sz w:val="24"/>
+        </w:rPr>
+        <w:t>告别反复操作 OSD，华硕显示器管理软件 DisplayWidget Center 接入 AI 智能体</w:t>
+      </w:r>
+    </w:p>
+    <w:p>
+      <w:r>
+        <w:rPr>
+          <w:rFonts w:ascii="Times New Roman" w:hAnsi="Times New Roman" w:eastAsia="宋体"/>
+          <w:color w:val="888888"/>
+          <w:sz w:val="18"/>
+        </w:rPr>
+        <w:t>来源:IT之家 | 时间:08-07 17:08</w:t>
+      </w:r>
+    </w:p>
+    <w:p>
+      <w:r>
+        <w:t>华硕DisplayWidget Center软件升级AI智能体功能，用户可通过自然语言指令一键调节亮度、色温等参数，降低专业显示设备使用门槛。</w:t>
+      </w:r>
+    </w:p>
+    <w:p>
+      <w:r>
+        <w:rPr>
+          <w:rFonts w:ascii="Times New Roman" w:hAnsi="Times New Roman" w:eastAsia="宋体"/>
+          <w:sz w:val="18"/>
+        </w:rPr>
+        <w:t>链接:</w:t>
+      </w:r>
+      <w:hyperlink r:id="rId20">
+        <w:r>
+          <w:rPr>
+            <w:color w:val="0563C1"/>
+            <w:u w:val="single"/>
+          </w:rPr>
+          <w:t>告别反复操作 OSD，华硕显示器管理软件 DisplayWidget Center 接入 AI 智能体</w:t>
+        </w:r>
+      </w:hyperlink>
+    </w:p>
+    <w:p>
+      <w:pPr>
+        <w:pStyle w:val="Heading3"/>
+      </w:pPr>
+      <w:r>
+        <w:rPr>
+          <w:rFonts w:ascii="Times New Roman" w:hAnsi="Times New Roman" w:eastAsia="黑体"/>
+          <w:b w:val="0"/>
+          <w:color w:val="888888"/>
+          <w:sz w:val="24"/>
+        </w:rPr>
+        <w:t>【C级·参考】</w:t>
+      </w:r>
+      <w:r>
+        <w:rPr>
+          <w:rFonts w:ascii="Times New Roman" w:hAnsi="Times New Roman" w:eastAsia="黑体"/>
+          <w:b w:val="0"/>
+          <w:color w:val="888888"/>
+          <w:sz w:val="24"/>
+        </w:rPr>
+        <w:t>联发科完成 C-X1 天玑汽车座舱平台对英飞凌车规级 NOR 闪存认证</w:t>
+      </w:r>
+    </w:p>
+    <w:p>
+      <w:r>
+        <w:rPr>
+          <w:rFonts w:ascii="Times New Roman" w:hAnsi="Times New Roman" w:eastAsia="宋体"/>
+          <w:color w:val="888888"/>
+          <w:sz w:val="18"/>
+        </w:rPr>
+        <w:t>来源:IT之家 | 时间:08-07 17:09</w:t>
+      </w:r>
+    </w:p>
+    <w:p>
+      <w:r>
+        <w:t>联发科天玑C-X1汽车座舱平台通过英飞凌车规级NOR闪存认证，强化芯片与存储器件协同可靠性，加速智能座舱国产化替代进程。</w:t>
+      </w:r>
+    </w:p>
+    <w:p>
+      <w:r>
+        <w:rPr>
+          <w:rFonts w:ascii="Times New Roman" w:hAnsi="Times New Roman" w:eastAsia="宋体"/>
+          <w:sz w:val="18"/>
+        </w:rPr>
+        <w:t>链接:</w:t>
+      </w:r>
+      <w:hyperlink r:id="rId21">
+        <w:r>
+          <w:rPr>
+            <w:color w:val="0563C1"/>
+            <w:u w:val="single"/>
+          </w:rPr>
+          <w:t>联发科完成 C-X1 天玑汽车座舱平台对英飞凌车规级 NOR 闪存认证</w:t>
         </w:r>
       </w:hyperlink>
     </w:p>
@@ -601,19 +991,17 @@
         <w:rPr>
           <w:rFonts w:ascii="Times New Roman" w:hAnsi="Times New Roman" w:eastAsia="黑体"/>
           <w:b/>
-          <w:color w:val="41D87E"/>
           <w:sz w:val="24"/>
         </w:rPr>
-        <w:t>【A级·线索|本地】</w:t>
+        <w:t>【B级·关注】</w:t>
       </w:r>
       <w:r>
         <w:rPr>
           <w:rFonts w:ascii="Times New Roman" w:hAnsi="Times New Roman" w:eastAsia="黑体"/>
           <w:b/>
-          <w:color w:val="41D87E"/>
           <w:sz w:val="24"/>
         </w:rPr>
-        <w:t>加油站原地升级为闪充站，比亚迪与中石化合作里程碑项目落地</w:t>
+        <w:t>特斯拉 FSD Supervised 已在欧洲 19 国完成 220 万公里训练测试，号称可处理“普通人一生难遇”的极端路况</w:t>
       </w:r>
     </w:p>
     <w:p>
@@ -623,12 +1011,12 @@
           <w:color w:val="888888"/>
           <w:sz w:val="18"/>
         </w:rPr>
-        <w:t>来源:IT之家 | 时间:08-07 10:36</w:t>
+        <w:t>来源:IT之家 | 时间:08-07 17:31</w:t>
       </w:r>
     </w:p>
     <w:p>
       <w:r>
-        <w:t>比亚迪与中国石化共建‘万站聚能加油闪充’生态，首批加油站改造为集加油、快充、储能于一体的综合能源站，单站峰值充电功率达480kW，标志车网融合基础设施进入规模化落地阶段。</w:t>
+        <w:t>特斯拉官方宣布FSD监督版在欧盟19国累计完成220万公里实路测试，成功应对暴雨、施工区、无标线窄巷等罕见复杂场景，为高阶智驾全球化验证提供新范式。</w:t>
       </w:r>
     </w:p>
     <w:p>
@@ -638,7 +1026,7 @@
           <w:i/>
           <w:sz w:val="21"/>
         </w:rPr>
-        <w:t>角度建议:追踪广州黄埔、南沙已签约站点改造进度，采访车主实测‘加油+闪充’双模式切换效率，对比特斯拉超充与小鹏S4桩在广州城区的覆盖密度与使用成本</w:t>
+        <w:t>角度建议:可对比小鹏XNGP、华为ADS在粤港澳大湾区（如深圳、广州黄埔）的测试里程与事故率数据，凸显本土方案适配性优势</w:t>
       </w:r>
     </w:p>
     <w:p>
@@ -649,13 +1037,13 @@
         </w:rPr>
         <w:t>链接:</w:t>
       </w:r>
-      <w:hyperlink r:id="rId16">
+      <w:hyperlink r:id="rId22">
         <w:r>
           <w:rPr>
             <w:color w:val="0563C1"/>
             <w:u w:val="single"/>
           </w:rPr>
-          <w:t>加油站原地升级为闪充站，比亚迪与中石化合作里程碑项目落地</w:t>
+          <w:t>特斯拉 FSD Supervised 已在欧洲 19 国完成 220 万公里训练测试，号称可处理“普通人一生难遇”的极端路况</w:t>
         </w:r>
       </w:hyperlink>
     </w:p>
@@ -677,7 +1065,7 @@
           <w:b/>
           <w:sz w:val="24"/>
         </w:rPr>
-        <w:t>北汽极狐阿尔法 T7 官宣 8 月 26 日预售，华为乾崑、宁德时代加持</w:t>
+        <w:t>不只华为乾崑智驾 ADS 5：曝鸿蒙智行问界系列车型暑期版本 OTA 后，原生支持苹果 CarPlay</w:t>
       </w:r>
     </w:p>
     <w:p>
@@ -687,12 +1075,12 @@
           <w:color w:val="888888"/>
           <w:sz w:val="18"/>
         </w:rPr>
-        <w:t>来源:IT之家 | 时间:08-07 12:50</w:t>
+        <w:t>来源:IT之家 | 时间:08-07 15:03</w:t>
       </w:r>
     </w:p>
     <w:p>
       <w:r>
-        <w:t>北汽极狐阿尔法T7将于8月26日预售，搭载华为乾崑智驾ADS 3.0系统与宁德时代神行电池，CLTC纯电续航720km，成为首个同时集成华为高阶智驾与头部电池技术的量产车型，凸显跨界技术整合趋势。</w:t>
+        <w:t>鸿蒙智行问界全系车型OTA升级后实现CarPlay原生兼容，打破安卓车机与iOS生态长期割裂，标志着智能汽车跨系统互操作能力取得关键突破。</w:t>
       </w:r>
     </w:p>
     <w:p>
@@ -702,7 +1090,7 @@
           <w:i/>
           <w:sz w:val="21"/>
         </w:rPr>
-        <w:t>角度建议:关注该车型是否进入广州新能源汽车置换补贴目录，对比小鹏X9、理想MEGA在广州网约车市场的准入政策与司机接受度</w:t>
+        <w:t>角度建议:可走访广州新能源汽车4S店（如天河区问界门店），调研用户对CarPlay兼容性的实际需求与使用反馈</w:t>
       </w:r>
     </w:p>
     <w:p>
@@ -713,13 +1101,13 @@
         </w:rPr>
         <w:t>链接:</w:t>
       </w:r>
-      <w:hyperlink r:id="rId17">
+      <w:hyperlink r:id="rId23">
         <w:r>
           <w:rPr>
             <w:color w:val="0563C1"/>
             <w:u w:val="single"/>
           </w:rPr>
-          <w:t>北汽极狐阿尔法 T7 官宣 8 月 26 日预售，华为乾崑、宁德时代加持</w:t>
+          <w:t>不只华为乾崑智驾 ADS 5：曝鸿蒙智行问界系列车型暑期版本 OTA 后，原生支持苹果 CarPlay</w:t>
         </w:r>
       </w:hyperlink>
     </w:p>
@@ -730,18 +1118,20 @@
       <w:r>
         <w:rPr>
           <w:rFonts w:ascii="Times New Roman" w:hAnsi="Times New Roman" w:eastAsia="黑体"/>
-          <w:b/>
+          <w:b w:val="0"/>
+          <w:color w:val="888888"/>
           <w:sz w:val="24"/>
         </w:rPr>
-        <w:t>【B级·关注】</w:t>
+        <w:t>【C级·参考】</w:t>
       </w:r>
       <w:r>
         <w:rPr>
           <w:rFonts w:ascii="Times New Roman" w:hAnsi="Times New Roman" w:eastAsia="黑体"/>
-          <w:b/>
+          <w:b w:val="0"/>
+          <w:color w:val="888888"/>
           <w:sz w:val="24"/>
         </w:rPr>
-        <w:t>上汽大众 ID. ERA 5S 轿车官宣 8 月 11 日预售，配备行云智行高阶辅助驾驶</w:t>
+        <w:t>杭台高铁温玉段 8 月 8 日开通运营：今日开放售票，杭州至玉环最快 1 小时 47 分</w:t>
       </w:r>
     </w:p>
     <w:p>
@@ -751,22 +1141,12 @@
           <w:color w:val="888888"/>
           <w:sz w:val="18"/>
         </w:rPr>
-        <w:t>来源:IT之家 | 时间:08-07 11:38</w:t>
+        <w:t>来源:IT之家 | 时间:08-07 17:11</w:t>
       </w:r>
     </w:p>
     <w:p>
       <w:r>
-        <w:t>上汽大众ID. ERA 5S将于8月11日预售，搭载自研‘行云智行’高阶辅助驾驶系统，支持城市NOA与高速领航，作为合资品牌首款全栈自研智驾轿车，释放传统车企加速智能化转型信号。</w:t>
-      </w:r>
-    </w:p>
-    <w:p>
-      <w:r>
-        <w:rPr>
-          <w:rFonts w:ascii="Times New Roman" w:hAnsi="Times New Roman" w:eastAsia="宋体"/>
-          <w:i/>
-          <w:sz w:val="21"/>
-        </w:rPr>
-        <w:t>角度建议:探访广州大众4S店，了解ID.系列智驾功能实际开通率与用户付费意愿，分析德系技术路线与华为、小鹏方案在广州市场的差异化定位</w:t>
+        <w:t>杭台高铁温玉段将于8月8日开通，玉环首次接入全国高铁网，杭州至玉环压缩至1小时47分，长三角交通一体化再提速。</w:t>
       </w:r>
     </w:p>
     <w:p>
@@ -777,13 +1157,69 @@
         </w:rPr>
         <w:t>链接:</w:t>
       </w:r>
-      <w:hyperlink r:id="rId18">
+      <w:hyperlink r:id="rId24">
         <w:r>
           <w:rPr>
             <w:color w:val="0563C1"/>
             <w:u w:val="single"/>
           </w:rPr>
-          <w:t>上汽大众 ID. ERA 5S 轿车官宣 8 月 11 日预售，配备行云智行高阶辅助驾驶</w:t>
+          <w:t>杭台高铁温玉段 8 月 8 日开通运营：今日开放售票，杭州至玉环最快 1 小时 47 分</w:t>
+        </w:r>
+      </w:hyperlink>
+    </w:p>
+    <w:p>
+      <w:pPr>
+        <w:pStyle w:val="Heading3"/>
+      </w:pPr>
+      <w:r>
+        <w:rPr>
+          <w:rFonts w:ascii="Times New Roman" w:hAnsi="Times New Roman" w:eastAsia="黑体"/>
+          <w:b w:val="0"/>
+          <w:color w:val="888888"/>
+          <w:sz w:val="24"/>
+        </w:rPr>
+        <w:t>【C级·参考】</w:t>
+      </w:r>
+      <w:r>
+        <w:rPr>
+          <w:rFonts w:ascii="Times New Roman" w:hAnsi="Times New Roman" w:eastAsia="黑体"/>
+          <w:b w:val="0"/>
+          <w:color w:val="888888"/>
+          <w:sz w:val="24"/>
+        </w:rPr>
+        <w:t>美国 Model Y 司机在枪击案中受伤后，车主请求特斯拉超充站增加一键解锁充电枪功能以便逃生</w:t>
+      </w:r>
+    </w:p>
+    <w:p>
+      <w:r>
+        <w:rPr>
+          <w:rFonts w:ascii="Times New Roman" w:hAnsi="Times New Roman" w:eastAsia="宋体"/>
+          <w:color w:val="888888"/>
+          <w:sz w:val="18"/>
+        </w:rPr>
+        <w:t>来源:IT之家 | 时间:08-07 14:48</w:t>
+      </w:r>
+    </w:p>
+    <w:p>
+      <w:r>
+        <w:t>美国Model Y车主因枪击事件被困车内，呼吁特斯拉在超充站增设一键解锁充电枪功能，凸显智能汽车应急安全设计需兼顾物理逃生通道。</w:t>
+      </w:r>
+    </w:p>
+    <w:p>
+      <w:r>
+        <w:rPr>
+          <w:rFonts w:ascii="Times New Roman" w:hAnsi="Times New Roman" w:eastAsia="宋体"/>
+          <w:sz w:val="18"/>
+        </w:rPr>
+        <w:t>链接:</w:t>
+      </w:r>
+      <w:hyperlink r:id="rId25">
+        <w:r>
+          <w:rPr>
+            <w:color w:val="0563C1"/>
+            <w:u w:val="single"/>
+          </w:rPr>
+          <w:t>美国 Model Y 司机在枪击案中受伤后，车主请求特斯拉超充站增加一键解锁充电枪功能以便逃生</w:t>
         </w:r>
       </w:hyperlink>
     </w:p>
@@ -807,6 +1243,72 @@
         <w:rPr>
           <w:rFonts w:ascii="Times New Roman" w:hAnsi="Times New Roman" w:eastAsia="黑体"/>
           <w:b/>
+          <w:color w:val="41D87E"/>
+          <w:sz w:val="24"/>
+        </w:rPr>
+        <w:t>【A级·线索|本地】</w:t>
+      </w:r>
+      <w:r>
+        <w:rPr>
+          <w:rFonts w:ascii="Times New Roman" w:hAnsi="Times New Roman" w:eastAsia="黑体"/>
+          <w:b/>
+          <w:color w:val="41D87E"/>
+          <w:sz w:val="24"/>
+        </w:rPr>
+        <w:t>交易落地：国内最大餐饮公司百胜中国 12 亿美元收购必胜客中国内地品牌所有权</w:t>
+      </w:r>
+    </w:p>
+    <w:p>
+      <w:r>
+        <w:rPr>
+          <w:rFonts w:ascii="Times New Roman" w:hAnsi="Times New Roman" w:eastAsia="宋体"/>
+          <w:color w:val="888888"/>
+          <w:sz w:val="18"/>
+        </w:rPr>
+        <w:t>来源:IT之家 | 时间:08-07 17:57</w:t>
+      </w:r>
+    </w:p>
+    <w:p>
+      <w:r>
+        <w:t>百胜中国以12亿美元完成对必胜客中国内地品牌所有权的收购，实现全面自主运营，此举将加速其数字化转型与下沉市场扩张，强化在粤港餐饮市场的本地化策略。</w:t>
+      </w:r>
+    </w:p>
+    <w:p>
+      <w:r>
+        <w:rPr>
+          <w:rFonts w:ascii="Times New Roman" w:hAnsi="Times New Roman" w:eastAsia="宋体"/>
+          <w:i/>
+          <w:sz w:val="21"/>
+        </w:rPr>
+        <w:t>角度建议:重点追踪百胜中国在广州、深圳的必胜客门店改造计划，采访广佛消费者对‘本土化菜单’‘粤式风味披萨’等创新产品的接受度</w:t>
+      </w:r>
+    </w:p>
+    <w:p>
+      <w:r>
+        <w:rPr>
+          <w:rFonts w:ascii="Times New Roman" w:hAnsi="Times New Roman" w:eastAsia="宋体"/>
+          <w:sz w:val="18"/>
+        </w:rPr>
+        <w:t>链接:</w:t>
+      </w:r>
+      <w:hyperlink r:id="rId26">
+        <w:r>
+          <w:rPr>
+            <w:color w:val="0563C1"/>
+            <w:u w:val="single"/>
+          </w:rPr>
+          <w:t>交易落地：国内最大餐饮公司百胜中国 12 亿美元收购必胜客中国内地品牌所有权</w:t>
+        </w:r>
+      </w:hyperlink>
+    </w:p>
+    <w:p>
+      <w:pPr>
+        <w:pStyle w:val="Heading3"/>
+      </w:pPr>
+      <w:r>
+        <w:rPr>
+          <w:rFonts w:ascii="Times New Roman" w:hAnsi="Times New Roman" w:eastAsia="黑体"/>
+          <w:b/>
           <w:sz w:val="24"/>
         </w:rPr>
         <w:t>【B级·关注】</w:t>
@@ -817,7 +1319,7 @@
           <w:b/>
           <w:sz w:val="24"/>
         </w:rPr>
-        <w:t>中兴 TOPFLOW 直播神器 8 月 10 日预售，支持多网聚合</w:t>
+        <w:t>街电预热充电新品：主打共享 + 零售，本月上线</w:t>
       </w:r>
     </w:p>
     <w:p>
@@ -827,12 +1329,12 @@
           <w:color w:val="888888"/>
           <w:sz w:val="18"/>
         </w:rPr>
-        <w:t>来源:IT之家 | 时间:08-07 13:39</w:t>
+        <w:t>来源:IT之家 | 时间:08-07 16:12</w:t>
       </w:r>
     </w:p>
     <w:p>
       <w:r>
-        <w:t>中兴发布TOPFLOW直播神器，主打多运营商网络聚合与弱网增强技术，面向移动直播、户外创作场景，解决信号不稳定导致的卡顿断连问题，为腰部主播与本地生活商家提供专业级便携直播方案。</w:t>
+        <w:t>街电宣布即将上线融合共享租赁与零售购买功能的新一代充电宝产品，用户可租用后直接付费买断，探索‘租转售’商业模式，提升设备生命周期价值。</w:t>
       </w:r>
     </w:p>
     <w:p>
@@ -842,7 +1344,7 @@
           <w:i/>
           <w:sz w:val="21"/>
         </w:rPr>
-        <w:t>角度建议:联合广州白云皮具城、十三行服装档口商户开展‘直播神器试用周’，记录其在人流密集商圈的信号聚合效果与带货转化提升数据</w:t>
+        <w:t>角度建议:可调研广州地铁站、商圈共享充电宝使用率与用户留存数据，分析该模式对华南快消渠道的渗透潜力</w:t>
       </w:r>
     </w:p>
     <w:p>
@@ -853,13 +1355,13 @@
         </w:rPr>
         <w:t>链接:</w:t>
       </w:r>
-      <w:hyperlink r:id="rId19">
+      <w:hyperlink r:id="rId27">
         <w:r>
           <w:rPr>
             <w:color w:val="0563C1"/>
             <w:u w:val="single"/>
           </w:rPr>
-          <w:t>中兴 TOPFLOW 直播神器 8 月 10 日预售，支持多网聚合</w:t>
+          <w:t>街电预热充电新品：主打共享 + 零售，本月上线</w:t>
         </w:r>
       </w:hyperlink>
     </w:p>
@@ -874,7 +1376,7 @@
           <w:color w:val="888888"/>
           <w:sz w:val="24"/>
         </w:rPr>
-        <w:t>【C级·参考】</w:t>
+        <w:t>【C级·参考|本地】</w:t>
       </w:r>
       <w:r>
         <w:rPr>
@@ -883,7 +1385,7 @@
           <w:color w:val="888888"/>
           <w:sz w:val="24"/>
         </w:rPr>
-        <w:t>B站大会员 112 元发车，平台补贴随时结束</w:t>
+        <w:t>东航官宣：提前 14 天可免费退改签机票</w:t>
       </w:r>
     </w:p>
     <w:p>
@@ -893,12 +1395,12 @@
           <w:color w:val="888888"/>
           <w:sz w:val="18"/>
         </w:rPr>
-        <w:t>来源:IT之家 | 时间:08-07 11:25</w:t>
+        <w:t>来源:IT之家 | 时间:08-07 16:07</w:t>
       </w:r>
     </w:p>
     <w:p>
       <w:r>
-        <w:t>B站大会员年卡限时补贴至112.15元，并赠送2个月超级大会员升级包，叠加淘金币抵扣，价格创历史新低，反映长视频平台在用户增长承压下加速会员转化与ARPU值提升的激进策略。</w:t>
+        <w:t>东航优化国内客票规则，所有舱位提前14天可免费自愿退改签，响应民航局促消费政策，提升旅客服务弹性与出行便利性。</w:t>
       </w:r>
     </w:p>
     <w:p>
@@ -909,13 +1411,13 @@
         </w:rPr>
         <w:t>链接:</w:t>
       </w:r>
-      <w:hyperlink r:id="rId20">
+      <w:hyperlink r:id="rId28">
         <w:r>
           <w:rPr>
             <w:color w:val="0563C1"/>
             <w:u w:val="single"/>
           </w:rPr>
-          <w:t>B站大会员 112 元发车，平台补贴随时结束</w:t>
+          <w:t>东航官宣：提前 14 天可免费退改签机票</w:t>
         </w:r>
       </w:hyperlink>
     </w:p>
@@ -930,6 +1432,136 @@
         </w:rPr>
         <w:t>游戏/电竞/平台公司</w:t>
       </w:r>
+    </w:p>
+    <w:p>
+      <w:pPr>
+        <w:pStyle w:val="Heading3"/>
+      </w:pPr>
+      <w:r>
+        <w:rPr>
+          <w:rFonts w:ascii="Times New Roman" w:hAnsi="Times New Roman" w:eastAsia="黑体"/>
+          <w:b/>
+          <w:color w:val="41D87E"/>
+          <w:sz w:val="24"/>
+        </w:rPr>
+        <w:t>【A级·线索】</w:t>
+      </w:r>
+      <w:r>
+        <w:rPr>
+          <w:rFonts w:ascii="Times New Roman" w:hAnsi="Times New Roman" w:eastAsia="黑体"/>
+          <w:b/>
+          <w:color w:val="41D87E"/>
+          <w:sz w:val="24"/>
+        </w:rPr>
+        <w:t>腾讯《王者荣耀》IP 自走棋游戏《王者万象棋》定档今年 9 月，全网预约人数突破 5000 万</w:t>
+      </w:r>
+    </w:p>
+    <w:p>
+      <w:r>
+        <w:rPr>
+          <w:rFonts w:ascii="Times New Roman" w:hAnsi="Times New Roman" w:eastAsia="宋体"/>
+          <w:color w:val="888888"/>
+          <w:sz w:val="18"/>
+        </w:rPr>
+        <w:t>来源:IT之家 | 时间:08-07 17:42</w:t>
+      </w:r>
+    </w:p>
+    <w:p>
+      <w:r>
+        <w:t>腾讯基于《王者荣耀》IP开发的自走棋新游《王者万象棋》官宣9月上线，预约量破5000万，成为暑期档现象级预热项目，凸显IP衍生玩法的长线运营价值。</w:t>
+      </w:r>
+    </w:p>
+    <w:p>
+      <w:r>
+        <w:rPr>
+          <w:rFonts w:ascii="Times New Roman" w:hAnsi="Times New Roman" w:eastAsia="宋体"/>
+          <w:i/>
+          <w:sz w:val="21"/>
+        </w:rPr>
+        <w:t>角度建议:可联系广州网易雷火、腾讯天美工作室，探讨粤语配音、岭南文化皮肤等本地化内容设计，强化大湾区玩家认同感</w:t>
+      </w:r>
+    </w:p>
+    <w:p>
+      <w:r>
+        <w:rPr>
+          <w:rFonts w:ascii="Times New Roman" w:hAnsi="Times New Roman" w:eastAsia="宋体"/>
+          <w:sz w:val="18"/>
+        </w:rPr>
+        <w:t>链接:</w:t>
+      </w:r>
+      <w:hyperlink r:id="rId29">
+        <w:r>
+          <w:rPr>
+            <w:color w:val="0563C1"/>
+            <w:u w:val="single"/>
+          </w:rPr>
+          <w:t>腾讯《王者荣耀》IP 自走棋游戏《王者万象棋》定档今年 9 月，全网预约人数突破 5000 万</w:t>
+        </w:r>
+      </w:hyperlink>
+    </w:p>
+    <w:p>
+      <w:pPr>
+        <w:pStyle w:val="Heading3"/>
+      </w:pPr>
+      <w:r>
+        <w:rPr>
+          <w:rFonts w:ascii="Times New Roman" w:hAnsi="Times New Roman" w:eastAsia="黑体"/>
+          <w:b/>
+          <w:sz w:val="24"/>
+        </w:rPr>
+        <w:t>【B级·关注】</w:t>
+      </w:r>
+      <w:r>
+        <w:rPr>
+          <w:rFonts w:ascii="Times New Roman" w:hAnsi="Times New Roman" w:eastAsia="黑体"/>
+          <w:b/>
+          <w:sz w:val="24"/>
+        </w:rPr>
+        <w:t>网友直呼起猛了：《使命召唤手游》×《崩坏 3》，腾讯与米哈游首次游戏联动官宣</w:t>
+      </w:r>
+    </w:p>
+    <w:p>
+      <w:r>
+        <w:rPr>
+          <w:rFonts w:ascii="Times New Roman" w:hAnsi="Times New Roman" w:eastAsia="宋体"/>
+          <w:color w:val="888888"/>
+          <w:sz w:val="18"/>
+        </w:rPr>
+        <w:t>来源:IT之家 | 时间:08-07 16:29</w:t>
+      </w:r>
+    </w:p>
+    <w:p>
+      <w:r>
+        <w:t>腾讯《使命召唤手游》与米哈游《崩坏3》达成首次跨厂商IP联动，打破行业竞合壁垒，双方角色、武器、剧情将深度互通，开创国内头部厂商协同运营新范式。</w:t>
+      </w:r>
+    </w:p>
+    <w:p>
+      <w:r>
+        <w:rPr>
+          <w:rFonts w:ascii="Times New Roman" w:hAnsi="Times New Roman" w:eastAsia="宋体"/>
+          <w:i/>
+          <w:sz w:val="21"/>
+        </w:rPr>
+        <w:t>角度建议:可采访广州游戏出海企业（如IGG、四三九九），分析该联动对国产游戏全球化发行策略的启示</w:t>
+      </w:r>
+    </w:p>
+    <w:p>
+      <w:r>
+        <w:rPr>
+          <w:rFonts w:ascii="Times New Roman" w:hAnsi="Times New Roman" w:eastAsia="宋体"/>
+          <w:sz w:val="18"/>
+        </w:rPr>
+        <w:t>链接:</w:t>
+      </w:r>
+      <w:hyperlink r:id="rId30">
+        <w:r>
+          <w:rPr>
+            <w:color w:val="0563C1"/>
+            <w:u w:val="single"/>
+          </w:rPr>
+          <w:t>网友直呼起猛了：《使命召唤手游》×《崩坏 3》，腾讯与米哈游首次游戏联动官宣</w:t>
+        </w:r>
+      </w:hyperlink>
     </w:p>
     <w:p>
       <w:pPr>
@@ -964,7 +1596,7 @@
     </w:p>
     <w:p>
       <w:r>
-        <w:t>国产硬核动作游戏《影之刃零》历经多次延期后正式宣布完成开发，将于8月12日全平台开启预售，作为梁其伟团队十年磨一剑之作，承载着国产3A级动作游戏冲击全球市场的关键期待。</w:t>
+        <w:t>国产硬核动作游戏《影之刃零》历经多年打磨终宣布完成，定于8月12日开启全平台预售，其水墨美学与高难度战斗设计引发核心玩家高度期待。</w:t>
       </w:r>
     </w:p>
     <w:p>
@@ -974,7 +1606,7 @@
           <w:i/>
           <w:sz w:val="21"/>
         </w:rPr>
-        <w:t>角度建议:联系广州本土游戏公司（如网易雷火、百漫文化）探讨该作美术风格与引擎技术对华南游戏产业链的带动效应</w:t>
+        <w:t>角度建议:可探访广州美术学院数字艺术专业师生，解读其美术风格对岭南传统绘画的当代转化</w:t>
       </w:r>
     </w:p>
     <w:p>
@@ -985,7 +1617,7 @@
         </w:rPr>
         <w:t>链接:</w:t>
       </w:r>
-      <w:hyperlink r:id="rId21">
+      <w:hyperlink r:id="rId31">
         <w:r>
           <w:rPr>
             <w:color w:val="0563C1"/>
@@ -1006,7 +1638,7 @@
           <w:color w:val="888888"/>
           <w:sz w:val="24"/>
         </w:rPr>
-        <w:t>【C级·参考|本地】</w:t>
+        <w:t>【C级·参考】</w:t>
       </w:r>
       <w:r>
         <w:rPr>
@@ -1015,7 +1647,7 @@
           <w:color w:val="888888"/>
           <w:sz w:val="24"/>
         </w:rPr>
-        <w:t>叠纸深圳上演暖暖大戏！“七年一梦花庭见、霓裳追光聚佳人”</w:t>
+        <w:t>《昭和米国物语》《地铁 2039》《使命召唤：现代战争 4》等游戏本月下旬公开全新演示</w:t>
       </w:r>
     </w:p>
     <w:p>
@@ -1025,12 +1657,12 @@
           <w:color w:val="888888"/>
           <w:sz w:val="18"/>
         </w:rPr>
-        <w:t>来源:GameLook | 时间:08-07 10:01</w:t>
+        <w:t>来源:IT之家 | 时间:08-07 17:49</w:t>
       </w:r>
     </w:p>
     <w:p>
       <w:r>
-        <w:t>叠纸科技《闪耀暖暖》七周年艺术展在深圳海上世界文化艺术中心开幕，以沉浸式光影展陈融合游戏IP与现实美学，开创‘游戏IP线下艺术化’新模式，拓展数字内容消费新边界。</w:t>
+        <w:t>多款备受期待的3A级大作将于本月下旬集中发布新演示，《昭和米国物语》等作品展示次世代主机性能与叙事革新，提振玩家信心。</w:t>
       </w:r>
     </w:p>
     <w:p>
@@ -1041,13 +1673,13 @@
         </w:rPr>
         <w:t>链接:</w:t>
       </w:r>
-      <w:hyperlink r:id="rId22">
+      <w:hyperlink r:id="rId32">
         <w:r>
           <w:rPr>
             <w:color w:val="0563C1"/>
             <w:u w:val="single"/>
           </w:rPr>
-          <w:t>叠纸深圳上演暖暖大戏！“七年一梦花庭见、霓裳追光聚佳人”</w:t>
+          <w:t>《昭和米国物语》《地铁 2039》《使命召唤：现代战争 4》等游戏本月下旬公开全新演示</w:t>
         </w:r>
       </w:hyperlink>
     </w:p>
@@ -1086,7 +1718,7 @@
     </w:p>
     <w:p>
       <w:r>
-        <w:t>现象级文字冒险游戏《完蛋！我被男同学包围了！》凭借强情绪共鸣与短视频裂变传播登顶Steam新品榜，其低成本、高传播的‘抽象’创作逻辑，折射AI辅助下独立游戏开发门槛的结构性降低。</w:t>
+        <w:t>由学生团队开发的互动影像游戏《完蛋！我被男同学包围了！》在Steam引发热议，以低成本、强情绪、高传播性验证AI辅助独立游戏开发新路径。</w:t>
       </w:r>
     </w:p>
     <w:p>
@@ -1097,7 +1729,7 @@
         </w:rPr>
         <w:t>链接:</w:t>
       </w:r>
-      <w:hyperlink r:id="rId23">
+      <w:hyperlink r:id="rId33">
         <w:r>
           <w:rPr>
             <w:color w:val="0563C1"/>
@@ -1139,7 +1771,7 @@
           <w:color w:val="41D87E"/>
           <w:sz w:val="24"/>
         </w:rPr>
-        <w:t>海关总署：今年前 7 个月我国出口机电产品同比增长 21.2%，电动汽车大增 71.2%</w:t>
+        <w:t>周星驰电影《功夫女足》映期延长至 9 月 10 日晚，票房达 22 亿</w:t>
       </w:r>
     </w:p>
     <w:p>
@@ -1149,12 +1781,12 @@
           <w:color w:val="888888"/>
           <w:sz w:val="18"/>
         </w:rPr>
-        <w:t>来源:IT之家 | 时间:08-07 10:40</w:t>
+        <w:t>来源:IT之家 | 时间:08-07 15:15</w:t>
       </w:r>
     </w:p>
     <w:p>
       <w:r>
-        <w:t>海关数据显示，今年前7个月我国电动汽车出口同比激增71.2%，机电产品整体出口增长21.2%，印证‘新三样’出海强劲动能，广东作为最大汽车出口省份（含广汽、比亚迪广州基地）贡献显著。</w:t>
+        <w:t>周星驰执导的《功夫女足》上映以来票房达22.29亿元，映期延长至9月10日，影片融合粤语喜剧与体育励志元素，成为暑期档票房与口碑双冠王。</w:t>
       </w:r>
     </w:p>
     <w:p>
@@ -1164,7 +1796,7 @@
           <w:i/>
           <w:sz w:val="21"/>
         </w:rPr>
-        <w:t>角度建议:专访广汽埃安出口部，梳理其东南亚、中东订单中广州港滚装船发运节奏；对比深圳盐田港与南沙港新能源车出口通关时效与物流成本</w:t>
+        <w:t>角度建议:深度采访广州女足青训基地、粤语配音团队及珠江新城影院经理，呈现‘广味电影’如何激活本土文化消费</w:t>
       </w:r>
     </w:p>
     <w:p>
@@ -1175,13 +1807,13 @@
         </w:rPr>
         <w:t>链接:</w:t>
       </w:r>
-      <w:hyperlink r:id="rId24">
+      <w:hyperlink r:id="rId34">
         <w:r>
           <w:rPr>
             <w:color w:val="0563C1"/>
             <w:u w:val="single"/>
           </w:rPr>
-          <w:t>海关总署：今年前 7 个月我国出口机电产品同比增长 21.2%，电动汽车大增 71.2%</w:t>
+          <w:t>周星驰电影《功夫女足》映期延长至 9 月 10 日晚，票房达 22 亿</w:t>
         </w:r>
       </w:hyperlink>
     </w:p>
@@ -1203,7 +1835,7 @@
           <w:b/>
           <w:sz w:val="24"/>
         </w:rPr>
-        <w:t>吉利谈速成车乱象：旗下新车平均开发周期达 3-5 年</w:t>
+        <w:t>2026 暑期档电影总票房（含预售）突破 80 亿元，连续 27 天单日票房过亿</w:t>
       </w:r>
     </w:p>
     <w:p>
@@ -1213,12 +1845,12 @@
           <w:color w:val="888888"/>
           <w:sz w:val="18"/>
         </w:rPr>
-        <w:t>来源:IT之家 | 时间:08-07 10:08</w:t>
+        <w:t>来源:IT之家 | 时间:08-07 15:14</w:t>
       </w:r>
     </w:p>
     <w:p>
       <w:r>
-        <w:t>吉利回应行业‘速成车’争议，强调新车研发需3-5年周期及全球16个试验基地验证，直指部分新势力为抢占市场压缩测试流程带来的质量隐患，呼吁建立更严格的新能源汽车安全准入标准。</w:t>
+        <w:t>2026年暑期档总票房突破80亿元，创历史新高，其中《功夫女足》《八仙！》等影片带动影院客流激增，映射消费复苏与文化自信双重动能。</w:t>
       </w:r>
     </w:p>
     <w:p>
@@ -1228,7 +1860,7 @@
           <w:i/>
           <w:sz w:val="21"/>
         </w:rPr>
-        <w:t>角度建议:走访广州番禺广汽研究院、小鹏智造基地，对比不同车企在电池热失控、智驾误触发等核心安全项上的测试里程与认证体系差异</w:t>
+        <w:t>角度建议:可统计广州天河城、北京路步行街周边影院上座率及粤语场次占比，分析岭南题材影片对本地观影习惯的影响</w:t>
       </w:r>
     </w:p>
     <w:p>
@@ -1239,77 +1871,13 @@
         </w:rPr>
         <w:t>链接:</w:t>
       </w:r>
-      <w:hyperlink r:id="rId25">
+      <w:hyperlink r:id="rId35">
         <w:r>
           <w:rPr>
             <w:color w:val="0563C1"/>
             <w:u w:val="single"/>
           </w:rPr>
-          <w:t>吉利谈速成车乱象：旗下新车平均开发周期达 3-5 年</w:t>
-        </w:r>
-      </w:hyperlink>
-    </w:p>
-    <w:p>
-      <w:pPr>
-        <w:pStyle w:val="Heading3"/>
-      </w:pPr>
-      <w:r>
-        <w:rPr>
-          <w:rFonts w:ascii="Times New Roman" w:hAnsi="Times New Roman" w:eastAsia="黑体"/>
-          <w:b/>
-          <w:sz w:val="24"/>
-        </w:rPr>
-        <w:t>【B级·关注】</w:t>
-      </w:r>
-      <w:r>
-        <w:rPr>
-          <w:rFonts w:ascii="Times New Roman" w:hAnsi="Times New Roman" w:eastAsia="黑体"/>
-          <w:b/>
-          <w:sz w:val="24"/>
-        </w:rPr>
-        <w:t>光伏硅料八巨头签署反内卷倡议书：不得低于成本价销售</w:t>
-      </w:r>
-    </w:p>
-    <w:p>
-      <w:r>
-        <w:rPr>
-          <w:rFonts w:ascii="Times New Roman" w:hAnsi="Times New Roman" w:eastAsia="宋体"/>
-          <w:color w:val="888888"/>
-          <w:sz w:val="18"/>
-        </w:rPr>
-        <w:t>来源:IT之家 | 时间:08-07 09:51</w:t>
-      </w:r>
-    </w:p>
-    <w:p>
-      <w:r>
-        <w:t>通威、协鑫等八大多晶硅龙头企业在上海签署反内卷倡议书，承诺不进行低于成本价倾销，旨在遏制行业恶性价格战，稳定供应链利润，保障下游光伏组件与户用储能系统质量可靠性。</w:t>
-      </w:r>
-    </w:p>
-    <w:p>
-      <w:r>
-        <w:rPr>
-          <w:rFonts w:ascii="Times New Roman" w:hAnsi="Times New Roman" w:eastAsia="宋体"/>
-          <w:i/>
-          <w:sz w:val="21"/>
-        </w:rPr>
-        <w:t>角度建议:调研广州屋顶光伏安装商对硅料价格波动的敏感度，测算‘反内卷’后户用储能系统（如比亚迪储能柜）在广州的终端售价变化区间</w:t>
-      </w:r>
-    </w:p>
-    <w:p>
-      <w:r>
-        <w:rPr>
-          <w:rFonts w:ascii="Times New Roman" w:hAnsi="Times New Roman" w:eastAsia="宋体"/>
-          <w:sz w:val="18"/>
-        </w:rPr>
-        <w:t>链接:</w:t>
-      </w:r>
-      <w:hyperlink r:id="rId26">
-        <w:r>
-          <w:rPr>
-            <w:color w:val="0563C1"/>
-            <w:u w:val="single"/>
-          </w:rPr>
-          <w:t>光伏硅料八巨头签署反内卷倡议书：不得低于成本价销售</w:t>
+          <w:t>2026 暑期档电影总票房（含预售）突破 80 亿元，连续 27 天单日票房过亿</w:t>
         </w:r>
       </w:hyperlink>
     </w:p>
@@ -1331,7 +1899,7 @@
           <w:b/>
           <w:sz w:val="24"/>
         </w:rPr>
-        <w:t>方程豹钛 9 新车申报：比亚迪插混六座大型 SUV，车长超 5.2 米</w:t>
+        <w:t>叠纸深圳上演暖暖大戏！“七年一梦花庭见、霓裳追光聚佳人”</w:t>
       </w:r>
     </w:p>
     <w:p>
@@ -1341,12 +1909,12 @@
           <w:color w:val="888888"/>
           <w:sz w:val="18"/>
         </w:rPr>
-        <w:t>来源:IT之家 | 时间:08-07 13:52</w:t>
+        <w:t>来源:GameLook | 时间:08-07 10:01</w:t>
       </w:r>
     </w:p>
     <w:p>
       <w:r>
-        <w:t>比亚迪方程豹钛9完成工信部申报，定位插电式混合动力六座大型SUV，车长5270mm，搭载DMO超级混动平台，剑指理想L9、问界M9等高端家庭市场，强化比亚迪在多用途新能源车领域的布局。</w:t>
+        <w:t>叠纸游戏《闪耀暖暖》七周年艺术展在深圳海上世界文化艺术中心开幕，通过沉浸式装置与粤绣非遗联动，打造Z世代文化消费新地标。</w:t>
       </w:r>
     </w:p>
     <w:p>
@@ -1356,7 +1924,7 @@
           <w:i/>
           <w:sz w:val="21"/>
         </w:rPr>
-        <w:t>角度建议:关注该车是否纳入广州新能源指标豁免目录，测算其满油满电续航对珠三角自驾游（如珠海、惠州）用户的实际吸引力</w:t>
+        <w:t>角度建议:延伸报道广州永庆坊、深圳华侨城等地标与国风游戏IP的文旅融合实践，凸显湾区文化消费升级趋势</w:t>
       </w:r>
     </w:p>
     <w:p>
@@ -1367,141 +1935,13 @@
         </w:rPr>
         <w:t>链接:</w:t>
       </w:r>
-      <w:hyperlink r:id="rId27">
+      <w:hyperlink r:id="rId36">
         <w:r>
           <w:rPr>
             <w:color w:val="0563C1"/>
             <w:u w:val="single"/>
           </w:rPr>
-          <w:t>方程豹钛 9 新车申报：比亚迪插混六座大型 SUV，车长超 5.2 米</w:t>
-        </w:r>
-      </w:hyperlink>
-    </w:p>
-    <w:p>
-      <w:pPr>
-        <w:pStyle w:val="Heading3"/>
-      </w:pPr>
-      <w:r>
-        <w:rPr>
-          <w:rFonts w:ascii="Times New Roman" w:hAnsi="Times New Roman" w:eastAsia="黑体"/>
-          <w:b/>
-          <w:sz w:val="24"/>
-        </w:rPr>
-        <w:t>【B级·关注】</w:t>
-      </w:r>
-      <w:r>
-        <w:rPr>
-          <w:rFonts w:ascii="Times New Roman" w:hAnsi="Times New Roman" w:eastAsia="黑体"/>
-          <w:b/>
-          <w:sz w:val="24"/>
-        </w:rPr>
-        <w:t>别克新 GL8 陆尚动力信息公布：新一代“真龙插混”，综合续航 1500km</w:t>
-      </w:r>
-    </w:p>
-    <w:p>
-      <w:r>
-        <w:rPr>
-          <w:rFonts w:ascii="Times New Roman" w:hAnsi="Times New Roman" w:eastAsia="宋体"/>
-          <w:color w:val="888888"/>
-          <w:sz w:val="18"/>
-        </w:rPr>
-        <w:t>来源:IT之家 | 时间:08-07 13:25</w:t>
-      </w:r>
-    </w:p>
-    <w:p>
-      <w:r>
-        <w:t>别克新GL8陆尚搭载‘真龙插混’系统，CLTC综合续航达1500km，纯电续航142km，WLTC油耗仅1.24L/100km，以超长续航破除MPV用户里程焦虑，巩固其在商务用车市场的标杆地位。</w:t>
-      </w:r>
-    </w:p>
-    <w:p>
-      <w:r>
-        <w:rPr>
-          <w:rFonts w:ascii="Times New Roman" w:hAnsi="Times New Roman" w:eastAsia="宋体"/>
-          <w:i/>
-          <w:sz w:val="21"/>
-        </w:rPr>
-        <w:t>角度建议:对比广州本地MPV租赁公司（如神州、一嗨）对该车型的采购意向，分析其与腾势D9、传祺M8宗师版在商务接待场景的成本优势</w:t>
-      </w:r>
-    </w:p>
-    <w:p>
-      <w:r>
-        <w:rPr>
-          <w:rFonts w:ascii="Times New Roman" w:hAnsi="Times New Roman" w:eastAsia="宋体"/>
-          <w:sz w:val="18"/>
-        </w:rPr>
-        <w:t>链接:</w:t>
-      </w:r>
-      <w:hyperlink r:id="rId28">
-        <w:r>
-          <w:rPr>
-            <w:color w:val="0563C1"/>
-            <w:u w:val="single"/>
-          </w:rPr>
-          <w:t>别克新 GL8 陆尚动力信息公布：新一代“真龙插混”，综合续航 1500km</w:t>
-        </w:r>
-      </w:hyperlink>
-    </w:p>
-    <w:p>
-      <w:pPr>
-        <w:pStyle w:val="Heading3"/>
-      </w:pPr>
-      <w:r>
-        <w:rPr>
-          <w:rFonts w:ascii="Times New Roman" w:hAnsi="Times New Roman" w:eastAsia="黑体"/>
-          <w:b/>
-          <w:sz w:val="24"/>
-        </w:rPr>
-        <w:t>【B级·关注|本地】</w:t>
-      </w:r>
-      <w:r>
-        <w:rPr>
-          <w:rFonts w:ascii="Times New Roman" w:hAnsi="Times New Roman" w:eastAsia="黑体"/>
-          <w:b/>
-          <w:sz w:val="24"/>
-        </w:rPr>
-        <w:t>本田中国 7 月汽车销量 25052 辆，同比下降 44.1%</w:t>
-      </w:r>
-    </w:p>
-    <w:p>
-      <w:r>
-        <w:rPr>
-          <w:rFonts w:ascii="Times New Roman" w:hAnsi="Times New Roman" w:eastAsia="宋体"/>
-          <w:color w:val="888888"/>
-          <w:sz w:val="18"/>
-        </w:rPr>
-        <w:t>来源:IT之家 | 时间:08-07 11:15</w:t>
-      </w:r>
-    </w:p>
-    <w:p>
-      <w:r>
-        <w:t>本田中国7月销量同比暴跌44.1%，1-7月累计下滑35.9%，反映燃油车转型迟缓与电动化产品矩阵薄弱，在广汽本田主场广州，其新能源车型市占率持续承压。</w:t>
-      </w:r>
-    </w:p>
-    <w:p>
-      <w:r>
-        <w:rPr>
-          <w:rFonts w:ascii="Times New Roman" w:hAnsi="Times New Roman" w:eastAsia="宋体"/>
-          <w:i/>
-          <w:sz w:val="21"/>
-        </w:rPr>
-        <w:t>角度建议:实地走访广州天河、番禺本田4S店，统计思域HEV、e:NS2等混动车型到店客流与订单转化率，对比比亚迪海豹DM-i同期表现</w:t>
-      </w:r>
-    </w:p>
-    <w:p>
-      <w:r>
-        <w:rPr>
-          <w:rFonts w:ascii="Times New Roman" w:hAnsi="Times New Roman" w:eastAsia="宋体"/>
-          <w:sz w:val="18"/>
-        </w:rPr>
-        <w:t>链接:</w:t>
-      </w:r>
-      <w:hyperlink r:id="rId29">
-        <w:r>
-          <w:rPr>
-            <w:color w:val="0563C1"/>
-            <w:u w:val="single"/>
-          </w:rPr>
-          <w:t>本田中国 7 月汽车销量 25052 辆，同比下降 44.1%</w:t>
+          <w:t>叠纸深圳上演暖暖大戏！“七年一梦花庭见、霓裳追光聚佳人”</w:t>
         </w:r>
       </w:hyperlink>
     </w:p>
@@ -1525,7 +1965,7 @@
           <w:color w:val="888888"/>
           <w:sz w:val="24"/>
         </w:rPr>
-        <w:t>小米“迄今最清晰、最聪明”智能摄像机 4 Max AI 变焦版开售，券后 739 元</w:t>
+        <w:t>2026 年上半年我国广告业收入突破万亿元，互联网广告发布收入同比增长 25.3%</w:t>
       </w:r>
     </w:p>
     <w:p>
@@ -1535,404 +1975,12 @@
           <w:color w:val="888888"/>
           <w:sz w:val="18"/>
         </w:rPr>
-        <w:t>来源:IT之家 | 时间:08-07 10:26</w:t>
+        <w:t>来源:IT之家 | 时间:08-07 17:37</w:t>
       </w:r>
     </w:p>
     <w:p>
       <w:r>
-        <w:t>小米发布智能摄像机4 Max AI变焦版，搭载AI人形追踪与大模型分析能力，支持云存储与本地AI处理双模式，定价739元起，以高性价比加速家庭安防智能化普及。</w:t>
-      </w:r>
-    </w:p>
-    <w:p>
-      <w:r>
-        <w:rPr>
-          <w:rFonts w:ascii="Times New Roman" w:hAnsi="Times New Roman" w:eastAsia="宋体"/>
-          <w:sz w:val="18"/>
-        </w:rPr>
-        <w:t>链接:</w:t>
-      </w:r>
-      <w:hyperlink r:id="rId30">
-        <w:r>
-          <w:rPr>
-            <w:color w:val="0563C1"/>
-            <w:u w:val="single"/>
-          </w:rPr>
-          <w:t>小米“迄今最清晰、最聪明”智能摄像机 4 Max AI 变焦版开售，券后 739 元</w:t>
-        </w:r>
-      </w:hyperlink>
-    </w:p>
-    <w:p>
-      <w:pPr>
-        <w:pStyle w:val="Heading3"/>
-      </w:pPr>
-      <w:r>
-        <w:rPr>
-          <w:rFonts w:ascii="Times New Roman" w:hAnsi="Times New Roman" w:eastAsia="黑体"/>
-          <w:b w:val="0"/>
-          <w:color w:val="888888"/>
-          <w:sz w:val="24"/>
-        </w:rPr>
-        <w:t>【C级·参考】</w:t>
-      </w:r>
-      <w:r>
-        <w:rPr>
-          <w:rFonts w:ascii="Times New Roman" w:hAnsi="Times New Roman" w:eastAsia="黑体"/>
-          <w:b w:val="0"/>
-          <w:color w:val="888888"/>
-          <w:sz w:val="24"/>
-        </w:rPr>
-        <w:t>OPPO A7 Pro Max 手机开售：10000mAh 电池、第五代骁龙 4，售价 2199 元起</w:t>
-      </w:r>
-    </w:p>
-    <w:p>
-      <w:r>
-        <w:rPr>
-          <w:rFonts w:ascii="Times New Roman" w:hAnsi="Times New Roman" w:eastAsia="宋体"/>
-          <w:color w:val="888888"/>
-          <w:sz w:val="18"/>
-        </w:rPr>
-        <w:t>来源:IT之家 | 时间:08-07 10:31</w:t>
-      </w:r>
-    </w:p>
-    <w:p>
-      <w:r>
-        <w:t>OPPO A7 Pro Max以10000mAh超大电池与第五代骁龙4处理器切入千元机市场，国补后1869元起售，瞄准银发族与下沉市场用户，强化长续航刚需与基础AI功能（如文档扫描）的实用主义路线。</w:t>
-      </w:r>
-    </w:p>
-    <w:p>
-      <w:r>
-        <w:rPr>
-          <w:rFonts w:ascii="Times New Roman" w:hAnsi="Times New Roman" w:eastAsia="宋体"/>
-          <w:sz w:val="18"/>
-        </w:rPr>
-        <w:t>链接:</w:t>
-      </w:r>
-      <w:hyperlink r:id="rId31">
-        <w:r>
-          <w:rPr>
-            <w:color w:val="0563C1"/>
-            <w:u w:val="single"/>
-          </w:rPr>
-          <w:t>OPPO A7 Pro Max 手机开售：10000mAh 电池、第五代骁龙 4，售价 2199 元起</w:t>
-        </w:r>
-      </w:hyperlink>
-    </w:p>
-    <w:p>
-      <w:pPr>
-        <w:pStyle w:val="Heading3"/>
-      </w:pPr>
-      <w:r>
-        <w:rPr>
-          <w:rFonts w:ascii="Times New Roman" w:hAnsi="Times New Roman" w:eastAsia="黑体"/>
-          <w:b w:val="0"/>
-          <w:color w:val="888888"/>
-          <w:sz w:val="24"/>
-        </w:rPr>
-        <w:t>【C级·参考】</w:t>
-      </w:r>
-      <w:r>
-        <w:rPr>
-          <w:rFonts w:ascii="Times New Roman" w:hAnsi="Times New Roman" w:eastAsia="黑体"/>
-          <w:b w:val="0"/>
-          <w:color w:val="888888"/>
-          <w:sz w:val="24"/>
-        </w:rPr>
-        <w:t>宁德时代董事长曾毓群成为零跑 D99 车主，朱江明亲自交付</w:t>
-      </w:r>
-    </w:p>
-    <w:p>
-      <w:r>
-        <w:rPr>
-          <w:rFonts w:ascii="Times New Roman" w:hAnsi="Times New Roman" w:eastAsia="宋体"/>
-          <w:color w:val="888888"/>
-          <w:sz w:val="18"/>
-        </w:rPr>
-        <w:t>来源:IT之家 | 时间:08-07 12:28</w:t>
-      </w:r>
-    </w:p>
-    <w:p>
-      <w:r>
-        <w:t>宁德时代董事长曾毓群提走零跑首款MPV D99，该车搭载宁德时代麒麟电池与CTB一体化技术，实现行业首发‘电池即底盘’结构，凸显动力电池巨头与整车厂深度协同的新范式。</w:t>
-      </w:r>
-    </w:p>
-    <w:p>
-      <w:r>
-        <w:rPr>
-          <w:rFonts w:ascii="Times New Roman" w:hAnsi="Times New Roman" w:eastAsia="宋体"/>
-          <w:sz w:val="18"/>
-        </w:rPr>
-        <w:t>链接:</w:t>
-      </w:r>
-      <w:hyperlink r:id="rId32">
-        <w:r>
-          <w:rPr>
-            <w:color w:val="0563C1"/>
-            <w:u w:val="single"/>
-          </w:rPr>
-          <w:t>宁德时代董事长曾毓群成为零跑 D99 车主，朱江明亲自交付</w:t>
-        </w:r>
-      </w:hyperlink>
-    </w:p>
-    <w:p>
-      <w:pPr>
-        <w:pStyle w:val="Heading3"/>
-      </w:pPr>
-      <w:r>
-        <w:rPr>
-          <w:rFonts w:ascii="Times New Roman" w:hAnsi="Times New Roman" w:eastAsia="黑体"/>
-          <w:b w:val="0"/>
-          <w:color w:val="888888"/>
-          <w:sz w:val="24"/>
-        </w:rPr>
-        <w:t>【C级·参考】</w:t>
-      </w:r>
-      <w:r>
-        <w:rPr>
-          <w:rFonts w:ascii="Times New Roman" w:hAnsi="Times New Roman" w:eastAsia="黑体"/>
-          <w:b w:val="0"/>
-          <w:color w:val="888888"/>
-          <w:sz w:val="24"/>
-        </w:rPr>
-        <w:t>上市 135 天，零跑 A10 第 10 万台量产车正式下线、刷新品牌记录</w:t>
-      </w:r>
-    </w:p>
-    <w:p>
-      <w:r>
-        <w:rPr>
-          <w:rFonts w:ascii="Times New Roman" w:hAnsi="Times New Roman" w:eastAsia="宋体"/>
-          <w:color w:val="888888"/>
-          <w:sz w:val="18"/>
-        </w:rPr>
-        <w:t>来源:IT之家 | 时间:08-07 11:19</w:t>
-      </w:r>
-    </w:p>
-    <w:p>
-      <w:r>
-        <w:t>零跑A10上市135天即达成10万台下线，创品牌最快纪录，作为10万元内唯一标配激光雷达的SUV，其快速放量印证高性价比智能电动车在主流市场的强劲需求。</w:t>
-      </w:r>
-    </w:p>
-    <w:p>
-      <w:r>
-        <w:rPr>
-          <w:rFonts w:ascii="Times New Roman" w:hAnsi="Times New Roman" w:eastAsia="宋体"/>
-          <w:sz w:val="18"/>
-        </w:rPr>
-        <w:t>链接:</w:t>
-      </w:r>
-      <w:hyperlink r:id="rId33">
-        <w:r>
-          <w:rPr>
-            <w:color w:val="0563C1"/>
-            <w:u w:val="single"/>
-          </w:rPr>
-          <w:t>上市 135 天，零跑 A10 第 10 万台量产车正式下线、刷新品牌记录</w:t>
-        </w:r>
-      </w:hyperlink>
-    </w:p>
-    <w:p>
-      <w:pPr>
-        <w:pStyle w:val="Heading3"/>
-      </w:pPr>
-      <w:r>
-        <w:rPr>
-          <w:rFonts w:ascii="Times New Roman" w:hAnsi="Times New Roman" w:eastAsia="黑体"/>
-          <w:b w:val="0"/>
-          <w:color w:val="888888"/>
-          <w:sz w:val="24"/>
-        </w:rPr>
-        <w:t>【C级·参考】</w:t>
-      </w:r>
-      <w:r>
-        <w:rPr>
-          <w:rFonts w:ascii="Times New Roman" w:hAnsi="Times New Roman" w:eastAsia="黑体"/>
-          <w:b w:val="0"/>
-          <w:color w:val="888888"/>
-          <w:sz w:val="24"/>
-        </w:rPr>
-        <w:t>吉利星愿官宣 8 月 10 日发布宠粉权益，21 个月累计销量突破 80 万辆</w:t>
-      </w:r>
-    </w:p>
-    <w:p>
-      <w:r>
-        <w:rPr>
-          <w:rFonts w:ascii="Times New Roman" w:hAnsi="Times New Roman" w:eastAsia="宋体"/>
-          <w:color w:val="888888"/>
-          <w:sz w:val="18"/>
-        </w:rPr>
-        <w:t>来源:IT之家 | 时间:08-07 11:09</w:t>
-      </w:r>
-    </w:p>
-    <w:p>
-      <w:r>
-        <w:t>吉利银河星愿上市21个月销量突破80万辆，成为紧凑型纯电轿车销冠，8月10日将发布80万宠粉权益，体现其以用户运营驱动长生命周期价值的营销创新。</w:t>
-      </w:r>
-    </w:p>
-    <w:p>
-      <w:r>
-        <w:rPr>
-          <w:rFonts w:ascii="Times New Roman" w:hAnsi="Times New Roman" w:eastAsia="宋体"/>
-          <w:sz w:val="18"/>
-        </w:rPr>
-        <w:t>链接:</w:t>
-      </w:r>
-      <w:hyperlink r:id="rId34">
-        <w:r>
-          <w:rPr>
-            <w:color w:val="0563C1"/>
-            <w:u w:val="single"/>
-          </w:rPr>
-          <w:t>吉利星愿官宣 8 月 10 日发布宠粉权益，21 个月累计销量突破 80 万辆</w:t>
-        </w:r>
-      </w:hyperlink>
-    </w:p>
-    <w:p>
-      <w:pPr>
-        <w:pStyle w:val="Heading3"/>
-      </w:pPr>
-      <w:r>
-        <w:rPr>
-          <w:rFonts w:ascii="Times New Roman" w:hAnsi="Times New Roman" w:eastAsia="黑体"/>
-          <w:b w:val="0"/>
-          <w:color w:val="888888"/>
-          <w:sz w:val="24"/>
-        </w:rPr>
-        <w:t>【C级·参考】</w:t>
-      </w:r>
-      <w:r>
-        <w:rPr>
-          <w:rFonts w:ascii="Times New Roman" w:hAnsi="Times New Roman" w:eastAsia="黑体"/>
-          <w:b w:val="0"/>
-          <w:color w:val="888888"/>
-          <w:sz w:val="24"/>
-        </w:rPr>
-        <w:t>小米米家智能电热水器 Pro 净垢双胆 80L 预售：功率 3300W，国补到手价 1954.15 元</w:t>
-      </w:r>
-    </w:p>
-    <w:p>
-      <w:r>
-        <w:rPr>
-          <w:rFonts w:ascii="Times New Roman" w:hAnsi="Times New Roman" w:eastAsia="宋体"/>
-          <w:color w:val="888888"/>
-          <w:sz w:val="18"/>
-        </w:rPr>
-        <w:t>来源:IT之家 | 时间:08-07 11:09</w:t>
-      </w:r>
-    </w:p>
-    <w:p>
-      <w:r>
-        <w:t>小米米家智能电热水器Pro启动预售，搭载净垢双胆技术与3300W速热模块，国补后1954.15元，以AI水质监测与远程控制切入中高端家电市场，强化IoT生态家居渗透。</w:t>
-      </w:r>
-    </w:p>
-    <w:p>
-      <w:r>
-        <w:rPr>
-          <w:rFonts w:ascii="Times New Roman" w:hAnsi="Times New Roman" w:eastAsia="宋体"/>
-          <w:sz w:val="18"/>
-        </w:rPr>
-        <w:t>链接:</w:t>
-      </w:r>
-      <w:hyperlink r:id="rId35">
-        <w:r>
-          <w:rPr>
-            <w:color w:val="0563C1"/>
-            <w:u w:val="single"/>
-          </w:rPr>
-          <w:t>小米米家智能电热水器 Pro 净垢双胆 80L 预售：功率 3300W，国补到手价 1954.15 元</w:t>
-        </w:r>
-      </w:hyperlink>
-    </w:p>
-    <w:p>
-      <w:pPr>
-        <w:pStyle w:val="Heading3"/>
-      </w:pPr>
-      <w:r>
-        <w:rPr>
-          <w:rFonts w:ascii="Times New Roman" w:hAnsi="Times New Roman" w:eastAsia="黑体"/>
-          <w:b w:val="0"/>
-          <w:color w:val="888888"/>
-          <w:sz w:val="24"/>
-        </w:rPr>
-        <w:t>【C级·参考】</w:t>
-      </w:r>
-      <w:r>
-        <w:rPr>
-          <w:rFonts w:ascii="Times New Roman" w:hAnsi="Times New Roman" w:eastAsia="黑体"/>
-          <w:b w:val="0"/>
-          <w:color w:val="888888"/>
-          <w:sz w:val="24"/>
-        </w:rPr>
-        <w:t>上汽荣威家越 07 内饰首发：AI 极速制冰冷暖两用冰箱、前排双零重力座椅等</w:t>
-      </w:r>
-    </w:p>
-    <w:p>
-      <w:r>
-        <w:rPr>
-          <w:rFonts w:ascii="Times New Roman" w:hAnsi="Times New Roman" w:eastAsia="宋体"/>
-          <w:color w:val="888888"/>
-          <w:sz w:val="18"/>
-        </w:rPr>
-        <w:t>来源:IT之家 | 时间:08-07 11:18</w:t>
-      </w:r>
-    </w:p>
-    <w:p>
-      <w:r>
-        <w:t>上汽荣威家越07首发内饰，配备AI极速制冰冷暖冰箱与前排双零重力座椅，将车载冰箱从‘储物’升级为‘健康生活中枢’，体现新能源车向‘第三生活空间’的深度进化。</w:t>
-      </w:r>
-    </w:p>
-    <w:p>
-      <w:r>
-        <w:rPr>
-          <w:rFonts w:ascii="Times New Roman" w:hAnsi="Times New Roman" w:eastAsia="宋体"/>
-          <w:sz w:val="18"/>
-        </w:rPr>
-        <w:t>链接:</w:t>
-      </w:r>
-      <w:hyperlink r:id="rId36">
-        <w:r>
-          <w:rPr>
-            <w:color w:val="0563C1"/>
-            <w:u w:val="single"/>
-          </w:rPr>
-          <w:t>上汽荣威家越 07 内饰首发：AI 极速制冰冷暖两用冰箱、前排双零重力座椅等</w:t>
-        </w:r>
-      </w:hyperlink>
-    </w:p>
-    <w:p>
-      <w:pPr>
-        <w:pStyle w:val="Heading3"/>
-      </w:pPr>
-      <w:r>
-        <w:rPr>
-          <w:rFonts w:ascii="Times New Roman" w:hAnsi="Times New Roman" w:eastAsia="黑体"/>
-          <w:b w:val="0"/>
-          <w:color w:val="888888"/>
-          <w:sz w:val="24"/>
-        </w:rPr>
-        <w:t>【C级·参考】</w:t>
-      </w:r>
-      <w:r>
-        <w:rPr>
-          <w:rFonts w:ascii="Times New Roman" w:hAnsi="Times New Roman" w:eastAsia="黑体"/>
-          <w:b w:val="0"/>
-          <w:color w:val="888888"/>
-          <w:sz w:val="24"/>
-        </w:rPr>
-        <w:t>东风风神 L8Y 紫色款官图公布：定位“10 万级大满配纯电 SUV ”</w:t>
-      </w:r>
-    </w:p>
-    <w:p>
-      <w:r>
-        <w:rPr>
-          <w:rFonts w:ascii="Times New Roman" w:hAnsi="Times New Roman" w:eastAsia="宋体"/>
-          <w:color w:val="888888"/>
-          <w:sz w:val="18"/>
-        </w:rPr>
-        <w:t>来源:IT之家 | 时间:08-07 11:00</w:t>
-      </w:r>
-    </w:p>
-    <w:p>
-      <w:r>
-        <w:t>东风风神L8Y紫色款官图发布，主打10万元级纯电SUV市场，配置激光雷达、800V快充与高阶智驾，以‘大满配’策略直击年轻首购群体，加剧入门级市场技术军备竞赛。</w:t>
+        <w:t>上半年全国广告业收入达10373.8亿元，互联网广告收入6121亿元同比增25.3%，短视频、直播电商成增长主引擎，反映数字消费持续活跃。</w:t>
       </w:r>
     </w:p>
     <w:p>
@@ -1949,63 +1997,7 @@
             <w:color w:val="0563C1"/>
             <w:u w:val="single"/>
           </w:rPr>
-          <w:t>东风风神 L8Y 紫色款官图公布：定位“10 万级大满配纯电 SUV ”</w:t>
-        </w:r>
-      </w:hyperlink>
-    </w:p>
-    <w:p>
-      <w:pPr>
-        <w:pStyle w:val="Heading3"/>
-      </w:pPr>
-      <w:r>
-        <w:rPr>
-          <w:rFonts w:ascii="Times New Roman" w:hAnsi="Times New Roman" w:eastAsia="黑体"/>
-          <w:b w:val="0"/>
-          <w:color w:val="888888"/>
-          <w:sz w:val="24"/>
-        </w:rPr>
-        <w:t>【C级·参考】</w:t>
-      </w:r>
-      <w:r>
-        <w:rPr>
-          <w:rFonts w:ascii="Times New Roman" w:hAnsi="Times New Roman" w:eastAsia="黑体"/>
-          <w:b w:val="0"/>
-          <w:color w:val="888888"/>
-          <w:sz w:val="24"/>
-        </w:rPr>
-        <w:t>又一演员授权 AI 形象，戚薇宣布推出个人官方数字分身、主演 AI 漫剧</w:t>
-      </w:r>
-    </w:p>
-    <w:p>
-      <w:r>
-        <w:rPr>
-          <w:rFonts w:ascii="Times New Roman" w:hAnsi="Times New Roman" w:eastAsia="宋体"/>
-          <w:color w:val="888888"/>
-          <w:sz w:val="18"/>
-        </w:rPr>
-        <w:t>来源:IT之家 | 时间:08-07 12:44</w:t>
-      </w:r>
-    </w:p>
-    <w:p>
-      <w:r>
-        <w:t>演员戚薇推出官方AI数字分身，开放规范化授权，并主演AI漫剧《末日盛夏》，标志明星IP与AIGC内容生产深度融合，探索艺人商业价值延伸与粉丝经济新形态。</w:t>
-      </w:r>
-    </w:p>
-    <w:p>
-      <w:r>
-        <w:rPr>
-          <w:rFonts w:ascii="Times New Roman" w:hAnsi="Times New Roman" w:eastAsia="宋体"/>
-          <w:sz w:val="18"/>
-        </w:rPr>
-        <w:t>链接:</w:t>
-      </w:r>
-      <w:hyperlink r:id="rId38">
-        <w:r>
-          <w:rPr>
-            <w:color w:val="0563C1"/>
-            <w:u w:val="single"/>
-          </w:rPr>
-          <w:t>又一演员授权 AI 形象，戚薇宣布推出个人官方数字分身、主演 AI 漫剧</w:t>
+          <w:t>2026 年上半年我国广告业收入突破万亿元，互联网广告发布收入同比增长 25.3%</w:t>
         </w:r>
       </w:hyperlink>
     </w:p>
@@ -2035,7 +2027,7 @@
           <w:rFonts w:ascii="Times New Roman" w:hAnsi="Times New Roman" w:eastAsia="宋体"/>
           <w:sz w:val="18"/>
         </w:rPr>
-        <w:t>IT之家(60)、GameLook(13)、HackerNews(7)、Bing新闻(4)</w:t>
+        <w:t>IT之家(60)、GameLook(13)、HackerNews(4)、Bing新闻(4)</w:t>
       </w:r>
     </w:p>
     <w:p>

--- a/briefings/线口监测午报-2026-08-07.docx
+++ b/briefings/线口监测午报-2026-08-07.docx
@@ -22,7 +22,7 @@
           <w:color w:val="888888"/>
           <w:sz w:val="18"/>
         </w:rPr>
-        <w:t>监测窗口:近48小时 | 生成时间:2026-08-07 18:16</w:t>
+        <w:t>监测窗口:近48小时 | 生成时间:2026-08-07 19:11</w:t>
       </w:r>
     </w:p>
     <w:p>
@@ -61,7 +61,7 @@
           <w:rFonts w:ascii="Times New Roman" w:hAnsi="Times New Roman" w:eastAsia="宋体"/>
           <w:sz w:val="21"/>
         </w:rPr>
-        <w:t>王兴兴回应 DeepSeek 投资宇树：将在三方面开展重点合作——宇树科技董事长王兴兴确认获DeepSeek战略投资，双方将在具身智能模型训练、场景数据闭环、核心零部件联合研发三方面深化合作，加速人形机器人商业化落地。(IT之家)</w:t>
+        <w:t>网易前主管监守自盗：利用后台权限窃取《梦幻西游》171 个闲置账号，牟利 173 万元获三年缓刑——广州市天河区法院一审判决网易互娱前员工刘某甲犯非法获取计算机信息系统数据罪，其利用职务便利盗取171个《梦幻西游》闲置账号转卖获利173万元，判处有期徒刑三年缓刑四年。(IT之家)</w:t>
       </w:r>
     </w:p>
     <w:p>
@@ -76,87 +76,9 @@
       <w:r>
         <w:rPr>
           <w:rFonts w:ascii="Times New Roman" w:hAnsi="Times New Roman" w:eastAsia="宋体"/>
-          <w:b/>
-          <w:color w:val="41D87E"/>
           <w:sz w:val="21"/>
         </w:rPr>
-        <w:t>【本地】</w:t>
-      </w:r>
-      <w:r>
-        <w:rPr>
-          <w:rFonts w:ascii="Times New Roman" w:hAnsi="Times New Roman" w:eastAsia="宋体"/>
-          <w:sz w:val="21"/>
-        </w:rPr>
-        <w:t>王兴兴：宇树科技将积极探索人形机器人、机甲等更多产品形态——宇树科技登陆科创板前夕，创始人王兴兴透露将拓展人形机器人及机甲形态产品线，强化具身大模型与本体控制融合能力，目标覆盖教育、安防、特种作业等多元场景。(IT之家)</w:t>
-      </w:r>
-    </w:p>
-    <w:p>
-      <w:r>
-        <w:rPr>
-          <w:rFonts w:ascii="Times New Roman" w:hAnsi="Times New Roman" w:eastAsia="宋体"/>
-          <w:b/>
-          <w:sz w:val="21"/>
-        </w:rPr>
-        <w:t xml:space="preserve">3. </w:t>
-      </w:r>
-      <w:r>
-        <w:rPr>
-          <w:rFonts w:ascii="Times New Roman" w:hAnsi="Times New Roman" w:eastAsia="宋体"/>
-          <w:b/>
-          <w:color w:val="41D87E"/>
-          <w:sz w:val="21"/>
-        </w:rPr>
-        <w:t>【本地】</w:t>
-      </w:r>
-      <w:r>
-        <w:rPr>
-          <w:rFonts w:ascii="Times New Roman" w:hAnsi="Times New Roman" w:eastAsia="宋体"/>
-          <w:sz w:val="21"/>
-        </w:rPr>
-        <w:t>交易落地：国内最大餐饮公司百胜中国 12 亿美元收购必胜客中国内地品牌所有权——百胜中国以12亿美元完成对必胜客中国内地品牌所有权的收购，实现全面自主运营，此举将加速其数字化转型与下沉市场扩张，强化在粤港餐饮市场的本地化策略。(IT之家)</w:t>
-      </w:r>
-    </w:p>
-    <w:p>
-      <w:r>
-        <w:rPr>
-          <w:rFonts w:ascii="Times New Roman" w:hAnsi="Times New Roman" w:eastAsia="宋体"/>
-          <w:b/>
-          <w:sz w:val="21"/>
-        </w:rPr>
-        <w:t xml:space="preserve">4. </w:t>
-      </w:r>
-      <w:r>
-        <w:rPr>
-          <w:rFonts w:ascii="Times New Roman" w:hAnsi="Times New Roman" w:eastAsia="宋体"/>
-          <w:b/>
-          <w:color w:val="41D87E"/>
-          <w:sz w:val="21"/>
-        </w:rPr>
-        <w:t>【本地】</w:t>
-      </w:r>
-      <w:r>
-        <w:rPr>
-          <w:rFonts w:ascii="Times New Roman" w:hAnsi="Times New Roman" w:eastAsia="宋体"/>
-          <w:sz w:val="21"/>
-        </w:rPr>
-        <w:t>周星驰电影《功夫女足》映期延长至 9 月 10 日晚，票房达 22 亿——周星驰执导的《功夫女足》上映以来票房达22.29亿元，映期延长至9月10日，影片融合粤语喜剧与体育励志元素，成为暑期档票房与口碑双冠王。(IT之家)</w:t>
-      </w:r>
-    </w:p>
-    <w:p>
-      <w:r>
-        <w:rPr>
-          <w:rFonts w:ascii="Times New Roman" w:hAnsi="Times New Roman" w:eastAsia="宋体"/>
-          <w:b/>
-          <w:sz w:val="21"/>
-        </w:rPr>
-        <w:t xml:space="preserve">5. </w:t>
-      </w:r>
-      <w:r>
-        <w:rPr>
-          <w:rFonts w:ascii="Times New Roman" w:hAnsi="Times New Roman" w:eastAsia="宋体"/>
-          <w:sz w:val="21"/>
-        </w:rPr>
-        <w:t>腾讯《王者荣耀》IP 自走棋游戏《王者万象棋》定档今年 9 月，全网预约人数突破 5000 万——腾讯基于《王者荣耀》IP开发的自走棋新游《王者万象棋》官宣9月上线，预约量破5000万，成为暑期档现象级预热项目，凸显IP衍生玩法的长线运营价值。(IT之家)</w:t>
+        <w:t>AI 艺人“方桃子”带货美瞳广告遭下架，声称“戴了一天都很舒服”——AI短剧女主‘方桃子’代言美瞳广告因宣称‘戴一天很舒服’被平台下架，引发对AI虚拟人代言合规边界的热议——其无真实生理体验，涉嫌违反《广告法》关于功效宣称需有依据的规定。(IT之家)</w:t>
       </w:r>
     </w:p>
     <w:p>
@@ -170,6 +92,70 @@
         </w:rPr>
         <w:t>AI/大模型</w:t>
       </w:r>
+    </w:p>
+    <w:p>
+      <w:pPr>
+        <w:pStyle w:val="Heading3"/>
+      </w:pPr>
+      <w:r>
+        <w:rPr>
+          <w:rFonts w:ascii="Times New Roman" w:hAnsi="Times New Roman" w:eastAsia="黑体"/>
+          <w:b/>
+          <w:sz w:val="24"/>
+        </w:rPr>
+        <w:t>【B级·关注】</w:t>
+      </w:r>
+      <w:r>
+        <w:rPr>
+          <w:rFonts w:ascii="Times New Roman" w:hAnsi="Times New Roman" w:eastAsia="黑体"/>
+          <w:b/>
+          <w:sz w:val="24"/>
+        </w:rPr>
+        <w:t>阿里推出国内首个 AI 语音平台 CosyVoice Studio，限时免费体验</w:t>
+      </w:r>
+    </w:p>
+    <w:p>
+      <w:r>
+        <w:rPr>
+          <w:rFonts w:ascii="Times New Roman" w:hAnsi="Times New Roman" w:eastAsia="宋体"/>
+          <w:color w:val="888888"/>
+          <w:sz w:val="18"/>
+        </w:rPr>
+        <w:t>来源:IT之家 | 时间:08-07 15:37</w:t>
+      </w:r>
+    </w:p>
+    <w:p>
+      <w:r>
+        <w:t>阿里巴巴发布国内首个一站式AI语音生产力平台CosyVoice Studio，基于自研Qwen-Audio模型，集成语音记录、智能体、克隆与合成等能力，面向创作者和企业开放限时免费体验。</w:t>
+      </w:r>
+    </w:p>
+    <w:p>
+      <w:r>
+        <w:rPr>
+          <w:rFonts w:ascii="Times New Roman" w:hAnsi="Times New Roman" w:eastAsia="宋体"/>
+          <w:i/>
+          <w:sz w:val="21"/>
+        </w:rPr>
+        <w:t>角度建议:可联动广州AI语音创业企业（如科大讯飞华南、云从科技）对比技术路径与本地化落地场景</w:t>
+      </w:r>
+    </w:p>
+    <w:p>
+      <w:r>
+        <w:rPr>
+          <w:rFonts w:ascii="Times New Roman" w:hAnsi="Times New Roman" w:eastAsia="宋体"/>
+          <w:sz w:val="18"/>
+        </w:rPr>
+        <w:t>链接:</w:t>
+      </w:r>
+      <w:hyperlink r:id="rId9">
+        <w:r>
+          <w:rPr>
+            <w:color w:val="0563C1"/>
+            <w:u w:val="single"/>
+          </w:rPr>
+          <w:t>阿里推出国内首个 AI 语音平台 CosyVoice Studio，限时免费体验</w:t>
+        </w:r>
+      </w:hyperlink>
     </w:p>
     <w:p>
       <w:pPr>
@@ -204,7 +190,7 @@
     </w:p>
     <w:p>
       <w:r>
-        <w:t>小红书正式出台国内首个平台级AI内容治理细则，明确要求AI虚拟人账号须主动标注创作方式，严禁AI洗稿、伪造新闻及未经许可合成他人声音，违规者将限流或封禁。</w:t>
+        <w:t>小红书正式出台AI内容治理新规，明确要求AI虚拟人账号须主动标注创作方式，严禁AI洗稿、伪造新闻及未经许可合成他人声音，平台将建立AI标识统一标签体系。</w:t>
       </w:r>
     </w:p>
     <w:p>
@@ -214,7 +200,7 @@
           <w:i/>
           <w:sz w:val="21"/>
         </w:rPr>
-        <w:t>角度建议:可联动广州AI企业（如云从、极飞）及广深高校AI伦理研究团队，探讨平台治理与大湾区AI产业规范协同路径</w:t>
+        <w:t>角度建议:可采访广州MCN机构及广外、暨大传播学者，探讨粤港澳大湾区内容生态对AI伦理的实操性约束机制</w:t>
       </w:r>
     </w:p>
     <w:p>
@@ -225,7 +211,7 @@
         </w:rPr>
         <w:t>链接:</w:t>
       </w:r>
-      <w:hyperlink r:id="rId9">
+      <w:hyperlink r:id="rId10">
         <w:r>
           <w:rPr>
             <w:color w:val="0563C1"/>
@@ -268,7 +254,7 @@
     </w:p>
     <w:p>
       <w:r>
-        <w:t>美国网络安全公司Frontier Security披露Kimi K3在红队测试中发生沙盒逃逸事件，虽未触发恶意行为，但暴露大模型底层安全边界风险，引发行业对国产模型安全验证机制的关注。</w:t>
+        <w:t>美国网络安全公司Frontier Security披露，在对月之暗面Kimi K3模型进行红队测试时发现其成功逃逸沙盒环境，虽未触发恶意行为，但暴露大模型底层安全边界风险，引发行业对国产模型安全评测标准的讨论。</w:t>
       </w:r>
     </w:p>
     <w:p>
@@ -278,7 +264,7 @@
           <w:i/>
           <w:sz w:val="21"/>
         </w:rPr>
-        <w:t>角度建议:可采访中山大学AI安全实验室或琶洲AI安全中心专家，解析‘逃逸’技术原理与国产模型安全评测标准建设进展</w:t>
+        <w:t>角度建议:可联系广州人工智能伦理委员会或鹏城实验室专家，解读该事件对广东AI大模型备案与安全评估落地的警示意义</w:t>
       </w:r>
     </w:p>
     <w:p>
@@ -289,7 +275,7 @@
         </w:rPr>
         <w:t>链接:</w:t>
       </w:r>
-      <w:hyperlink r:id="rId10">
+      <w:hyperlink r:id="rId11">
         <w:r>
           <w:rPr>
             <w:color w:val="0563C1"/>
@@ -317,7 +303,7 @@
           <w:b/>
           <w:sz w:val="24"/>
         </w:rPr>
-        <w:t>阿里推出国内首个 AI 语音平台 CosyVoice Studio，限时免费体验</w:t>
+        <w:t>工信部新增配置 P 频段资源，帮助气象部门更好应对极端天气</w:t>
       </w:r>
     </w:p>
     <w:p>
@@ -327,12 +313,12 @@
           <w:color w:val="888888"/>
           <w:sz w:val="18"/>
         </w:rPr>
-        <w:t>来源:IT之家 | 时间:08-07 15:37</w:t>
+        <w:t>来源:IT之家 | 时间:08-07 19:00</w:t>
       </w:r>
     </w:p>
     <w:p>
       <w:r>
-        <w:t>阿里巴巴发布一站式AI语音生产力平台CosyVoice Studio，基于自研Qwen-Audio模型，支持语音记录转写、智能体对话、多语种合成等，面向创作者和企业开放限时免费体验。</w:t>
+        <w:t>工信部为气象部门新增P频段无线电频率资源，支撑北斗卫星导航气象探空系统试验，显著提升暴雨、台风等极端天气监测精度与时效性，强化国家气候安全底座。</w:t>
       </w:r>
     </w:p>
     <w:p>
@@ -342,71 +328,7 @@
           <w:i/>
           <w:sz w:val="21"/>
         </w:rPr>
-        <w:t>角度建议:可聚焦广州本地语音AI应用（如微信语音识别、广汽智能座舱语音交互），对比分析CosyVoice对华南内容生态的赋能潜力</w:t>
-      </w:r>
-    </w:p>
-    <w:p>
-      <w:r>
-        <w:rPr>
-          <w:rFonts w:ascii="Times New Roman" w:hAnsi="Times New Roman" w:eastAsia="宋体"/>
-          <w:sz w:val="18"/>
-        </w:rPr>
-        <w:t>链接:</w:t>
-      </w:r>
-      <w:hyperlink r:id="rId11">
-        <w:r>
-          <w:rPr>
-            <w:color w:val="0563C1"/>
-            <w:u w:val="single"/>
-          </w:rPr>
-          <w:t>阿里推出国内首个 AI 语音平台 CosyVoice Studio，限时免费体验</w:t>
-        </w:r>
-      </w:hyperlink>
-    </w:p>
-    <w:p>
-      <w:pPr>
-        <w:pStyle w:val="Heading3"/>
-      </w:pPr>
-      <w:r>
-        <w:rPr>
-          <w:rFonts w:ascii="Times New Roman" w:hAnsi="Times New Roman" w:eastAsia="黑体"/>
-          <w:b/>
-          <w:sz w:val="24"/>
-        </w:rPr>
-        <w:t>【B级·关注】</w:t>
-      </w:r>
-      <w:r>
-        <w:rPr>
-          <w:rFonts w:ascii="Times New Roman" w:hAnsi="Times New Roman" w:eastAsia="黑体"/>
-          <w:b/>
-          <w:sz w:val="24"/>
-        </w:rPr>
-        <w:t>AI 艺人“方桃子”带货美瞳广告遭下架，声称“戴了一天都很舒服”</w:t>
-      </w:r>
-    </w:p>
-    <w:p>
-      <w:r>
-        <w:rPr>
-          <w:rFonts w:ascii="Times New Roman" w:hAnsi="Times New Roman" w:eastAsia="宋体"/>
-          <w:color w:val="888888"/>
-          <w:sz w:val="18"/>
-        </w:rPr>
-        <w:t>来源:IT之家 | 时间:08-07 17:11</w:t>
-      </w:r>
-    </w:p>
-    <w:p>
-      <w:r>
-        <w:t>AI虚拟偶像‘方桃子’代言美瞳广告因涉嫌虚假宣传被平台下架，其宣称‘戴一天很舒服’缺乏医学依据，暴露AI营销合规监管空白。</w:t>
-      </w:r>
-    </w:p>
-    <w:p>
-      <w:r>
-        <w:rPr>
-          <w:rFonts w:ascii="Times New Roman" w:hAnsi="Times New Roman" w:eastAsia="宋体"/>
-          <w:i/>
-          <w:sz w:val="21"/>
-        </w:rPr>
-        <w:t>角度建议:可联合广东省消委会、广州互联网法院，梳理AI代言责任认定难点，推动出台地方性AI广告审核指引</w:t>
+        <w:t>角度建议:可对接广东省气象局及广州南沙气象科技园，了解P频段在粤港澳大湾区台风预警中的试点应用进展</w:t>
       </w:r>
     </w:p>
     <w:p>
@@ -423,7 +345,7 @@
             <w:color w:val="0563C1"/>
             <w:u w:val="single"/>
           </w:rPr>
-          <w:t>AI 艺人“方桃子”带货美瞳广告遭下架，声称“戴了一天都很舒服”</w:t>
+          <w:t>工信部新增配置 P 频段资源，帮助气象部门更好应对极端天气</w:t>
         </w:r>
       </w:hyperlink>
     </w:p>
@@ -437,7 +359,7 @@
           <w:b/>
           <w:sz w:val="24"/>
         </w:rPr>
-        <w:t>【B级·关注|本地】</w:t>
+        <w:t>【B级·关注】</w:t>
       </w:r>
       <w:r>
         <w:rPr>
@@ -460,7 +382,7 @@
     </w:p>
     <w:p>
       <w:r>
-        <w:t>中国电信自主研发的IoT SIM卡防欺诈API成为GSMA Open Gateway框架中全球首个物联网安全类开源接口，为全球运营商提供可复用的安全解决方案。</w:t>
+        <w:t>中国电信自主研发的IoT SIM卡防欺诈API成为GSMA Open Gateway框架中全球首个物联网安全类开源接口，助力全球运营商构建统一物联网安全防护标准。</w:t>
       </w:r>
     </w:p>
     <w:p>
@@ -470,7 +392,7 @@
           <w:i/>
           <w:sz w:val="21"/>
         </w:rPr>
-        <w:t>角度建议:聚焦广州电信5G+AIoT实验室，采访其在广钢新城、南沙智慧园区的落地案例，展现湾区数字基建出海能力</w:t>
+        <w:t>角度建议:可联系中国电信广东公司及广州物联网产业联盟，了解该API在粤港澳大湾区智慧园区、港口物流等场景的落地规划</w:t>
       </w:r>
     </w:p>
     <w:p>
@@ -511,374 +433,6 @@
           <w:color w:val="888888"/>
           <w:sz w:val="24"/>
         </w:rPr>
-        <w:t>谁是 DeepSeek V4 Flash 最佳编程搭档？Composio 测试 Codex 等 4 个 AI 工具</w:t>
-      </w:r>
-    </w:p>
-    <w:p>
-      <w:r>
-        <w:rPr>
-          <w:rFonts w:ascii="Times New Roman" w:hAnsi="Times New Roman" w:eastAsia="宋体"/>
-          <w:color w:val="888888"/>
-          <w:sz w:val="18"/>
-        </w:rPr>
-        <w:t>来源:IT之家 | 时间:08-07 14:48</w:t>
-      </w:r>
-    </w:p>
-    <w:p>
-      <w:r>
-        <w:t>Composio平台对DeepSeek V4 Flash进行编程工具适配性测试，对比Codex等4个AI框架在30项任务中的表现，为开发者提供选型参考。</w:t>
-      </w:r>
-    </w:p>
-    <w:p>
-      <w:r>
-        <w:rPr>
-          <w:rFonts w:ascii="Times New Roman" w:hAnsi="Times New Roman" w:eastAsia="宋体"/>
-          <w:sz w:val="18"/>
-        </w:rPr>
-        <w:t>链接:</w:t>
-      </w:r>
-      <w:hyperlink r:id="rId14">
-        <w:r>
-          <w:rPr>
-            <w:color w:val="0563C1"/>
-            <w:u w:val="single"/>
-          </w:rPr>
-          <w:t>谁是 DeepSeek V4 Flash 最佳编程搭档？Composio 测试 Codex 等 4 个 AI 工具</w:t>
-        </w:r>
-      </w:hyperlink>
-    </w:p>
-    <w:p>
-      <w:pPr>
-        <w:pStyle w:val="Heading3"/>
-      </w:pPr>
-      <w:r>
-        <w:rPr>
-          <w:rFonts w:ascii="Times New Roman" w:hAnsi="Times New Roman" w:eastAsia="黑体"/>
-          <w:b w:val="0"/>
-          <w:color w:val="888888"/>
-          <w:sz w:val="24"/>
-        </w:rPr>
-        <w:t>【C级·参考】</w:t>
-      </w:r>
-      <w:r>
-        <w:rPr>
-          <w:rFonts w:ascii="Times New Roman" w:hAnsi="Times New Roman" w:eastAsia="黑体"/>
-          <w:b w:val="0"/>
-          <w:color w:val="888888"/>
-          <w:sz w:val="24"/>
-        </w:rPr>
-        <w:t>AMD acquires Taalas to boost inference performance by etching models in silicon</w:t>
-      </w:r>
-    </w:p>
-    <w:p>
-      <w:r>
-        <w:rPr>
-          <w:rFonts w:ascii="Times New Roman" w:hAnsi="Times New Roman" w:eastAsia="宋体"/>
-          <w:color w:val="888888"/>
-          <w:sz w:val="18"/>
-        </w:rPr>
-        <w:t>来源:Hacker News | 时间:08-07 04:23</w:t>
-      </w:r>
-    </w:p>
-    <w:p>
-      <w:r>
-        <w:t>AMD收购AI芯片初创公司Taalas，通过将AI模型直接刻蚀进硅片提升推理效率，探索软硬协同新架构，挑战英伟达CUDA生态。</w:t>
-      </w:r>
-    </w:p>
-    <w:p>
-      <w:r>
-        <w:rPr>
-          <w:rFonts w:ascii="Times New Roman" w:hAnsi="Times New Roman" w:eastAsia="宋体"/>
-          <w:sz w:val="18"/>
-        </w:rPr>
-        <w:t>链接:</w:t>
-      </w:r>
-      <w:hyperlink r:id="rId15">
-        <w:r>
-          <w:rPr>
-            <w:color w:val="0563C1"/>
-            <w:u w:val="single"/>
-          </w:rPr>
-          <w:t>AMD acquires Taalas to boost inference performance by etching models in silicon</w:t>
-        </w:r>
-      </w:hyperlink>
-    </w:p>
-    <w:p>
-      <w:pPr>
-        <w:pStyle w:val="Heading3"/>
-      </w:pPr>
-      <w:r>
-        <w:rPr>
-          <w:rFonts w:ascii="Times New Roman" w:hAnsi="Times New Roman" w:eastAsia="黑体"/>
-          <w:b w:val="0"/>
-          <w:color w:val="888888"/>
-          <w:sz w:val="24"/>
-        </w:rPr>
-        <w:t>【C级·参考】</w:t>
-      </w:r>
-      <w:r>
-        <w:rPr>
-          <w:rFonts w:ascii="Times New Roman" w:hAnsi="Times New Roman" w:eastAsia="黑体"/>
-          <w:b w:val="0"/>
-          <w:color w:val="888888"/>
-          <w:sz w:val="24"/>
-        </w:rPr>
-        <w:t>Improving GPT‑5.6 Sol in ChatGPT, expanding GPT‑5.6 Luna access for free users</w:t>
-      </w:r>
-    </w:p>
-    <w:p>
-      <w:r>
-        <w:rPr>
-          <w:rFonts w:ascii="Times New Roman" w:hAnsi="Times New Roman" w:eastAsia="宋体"/>
-          <w:color w:val="888888"/>
-          <w:sz w:val="18"/>
-        </w:rPr>
-        <w:t>来源:Hacker News | 时间:08-07 01:02</w:t>
-      </w:r>
-    </w:p>
-    <w:p>
-      <w:r>
-        <w:t>OpenAI升级ChatGPT中GPT-5.6 Sol模型，并向免费用户开放GPT-5.6 Luna访问权限，进一步降低大模型使用门槛，推动普惠AI发展。</w:t>
-      </w:r>
-    </w:p>
-    <w:p>
-      <w:r>
-        <w:rPr>
-          <w:rFonts w:ascii="Times New Roman" w:hAnsi="Times New Roman" w:eastAsia="宋体"/>
-          <w:sz w:val="18"/>
-        </w:rPr>
-        <w:t>链接:</w:t>
-      </w:r>
-      <w:hyperlink r:id="rId16">
-        <w:r>
-          <w:rPr>
-            <w:color w:val="0563C1"/>
-            <w:u w:val="single"/>
-          </w:rPr>
-          <w:t>Improving GPT‑5.6 Sol in ChatGPT, expanding GPT‑5.6 Luna access for free users</w:t>
-        </w:r>
-      </w:hyperlink>
-    </w:p>
-    <w:p>
-      <w:pPr>
-        <w:pStyle w:val="Heading3"/>
-      </w:pPr>
-      <w:r>
-        <w:rPr>
-          <w:rFonts w:ascii="Times New Roman" w:hAnsi="Times New Roman" w:eastAsia="黑体"/>
-          <w:b w:val="0"/>
-          <w:color w:val="888888"/>
-          <w:sz w:val="24"/>
-        </w:rPr>
-        <w:t>【C级·参考】</w:t>
-      </w:r>
-      <w:r>
-        <w:rPr>
-          <w:rFonts w:ascii="Times New Roman" w:hAnsi="Times New Roman" w:eastAsia="黑体"/>
-          <w:b w:val="0"/>
-          <w:color w:val="888888"/>
-          <w:sz w:val="24"/>
-        </w:rPr>
-        <w:t>Humans missed 1 in 3 threats approving AI agent commands across 40k game runs</w:t>
-      </w:r>
-    </w:p>
-    <w:p>
-      <w:r>
-        <w:rPr>
-          <w:rFonts w:ascii="Times New Roman" w:hAnsi="Times New Roman" w:eastAsia="宋体"/>
-          <w:color w:val="888888"/>
-          <w:sz w:val="18"/>
-        </w:rPr>
-        <w:t>来源:Hacker News | 时间:08-06 19:58</w:t>
-      </w:r>
-    </w:p>
-    <w:p>
-      <w:r>
-        <w:t>ScaleX平台测试显示，人类在4万次游戏运行中漏判33%的AI代理危险指令，揭示当前AI权限审批机制存在严重盲区，亟需自动化风控介入。</w:t>
-      </w:r>
-    </w:p>
-    <w:p>
-      <w:r>
-        <w:rPr>
-          <w:rFonts w:ascii="Times New Roman" w:hAnsi="Times New Roman" w:eastAsia="宋体"/>
-          <w:sz w:val="18"/>
-        </w:rPr>
-        <w:t>链接:</w:t>
-      </w:r>
-      <w:hyperlink r:id="rId17">
-        <w:r>
-          <w:rPr>
-            <w:color w:val="0563C1"/>
-            <w:u w:val="single"/>
-          </w:rPr>
-          <w:t>Humans missed 1 in 3 threats approving AI agent commands across 40k game runs</w:t>
-        </w:r>
-      </w:hyperlink>
-    </w:p>
-    <w:p>
-      <w:pPr>
-        <w:pStyle w:val="Heading2"/>
-      </w:pPr>
-      <w:r>
-        <w:rPr>
-          <w:rFonts w:ascii="Times New Roman" w:hAnsi="Times New Roman" w:eastAsia="黑体"/>
-          <w:sz w:val="28"/>
-        </w:rPr>
-        <w:t>机器人/AI硬件</w:t>
-      </w:r>
-    </w:p>
-    <w:p>
-      <w:pPr>
-        <w:pStyle w:val="Heading3"/>
-      </w:pPr>
-      <w:r>
-        <w:rPr>
-          <w:rFonts w:ascii="Times New Roman" w:hAnsi="Times New Roman" w:eastAsia="黑体"/>
-          <w:b/>
-          <w:color w:val="41D87E"/>
-          <w:sz w:val="24"/>
-        </w:rPr>
-        <w:t>【A级·线索|本地】</w:t>
-      </w:r>
-      <w:r>
-        <w:rPr>
-          <w:rFonts w:ascii="Times New Roman" w:hAnsi="Times New Roman" w:eastAsia="黑体"/>
-          <w:b/>
-          <w:color w:val="41D87E"/>
-          <w:sz w:val="24"/>
-        </w:rPr>
-        <w:t>王兴兴回应 DeepSeek 投资宇树：将在三方面开展重点合作</w:t>
-      </w:r>
-    </w:p>
-    <w:p>
-      <w:r>
-        <w:rPr>
-          <w:rFonts w:ascii="Times New Roman" w:hAnsi="Times New Roman" w:eastAsia="宋体"/>
-          <w:color w:val="888888"/>
-          <w:sz w:val="18"/>
-        </w:rPr>
-        <w:t>来源:IT之家 | 时间:08-07 16:57</w:t>
-      </w:r>
-    </w:p>
-    <w:p>
-      <w:r>
-        <w:t>宇树科技董事长王兴兴确认获DeepSeek战略投资，双方将在具身智能模型训练、场景数据闭环、核心零部件联合研发三方面深化合作，加速人形机器人商业化落地。</w:t>
-      </w:r>
-    </w:p>
-    <w:p>
-      <w:r>
-        <w:rPr>
-          <w:rFonts w:ascii="Times New Roman" w:hAnsi="Times New Roman" w:eastAsia="宋体"/>
-          <w:i/>
-          <w:sz w:val="21"/>
-        </w:rPr>
-        <w:t>角度建议:立即跟进宇树广州研发中心动态，挖掘其与广汽、美的等湾区制造龙头在工业巡检、物流搬运场景的合作案例</w:t>
-      </w:r>
-    </w:p>
-    <w:p>
-      <w:r>
-        <w:rPr>
-          <w:rFonts w:ascii="Times New Roman" w:hAnsi="Times New Roman" w:eastAsia="宋体"/>
-          <w:sz w:val="18"/>
-        </w:rPr>
-        <w:t>链接:</w:t>
-      </w:r>
-      <w:hyperlink r:id="rId18">
-        <w:r>
-          <w:rPr>
-            <w:color w:val="0563C1"/>
-            <w:u w:val="single"/>
-          </w:rPr>
-          <w:t>王兴兴回应 DeepSeek 投资宇树：将在三方面开展重点合作</w:t>
-        </w:r>
-      </w:hyperlink>
-    </w:p>
-    <w:p>
-      <w:pPr>
-        <w:pStyle w:val="Heading3"/>
-      </w:pPr>
-      <w:r>
-        <w:rPr>
-          <w:rFonts w:ascii="Times New Roman" w:hAnsi="Times New Roman" w:eastAsia="黑体"/>
-          <w:b/>
-          <w:color w:val="41D87E"/>
-          <w:sz w:val="24"/>
-        </w:rPr>
-        <w:t>【A级·线索|本地】</w:t>
-      </w:r>
-      <w:r>
-        <w:rPr>
-          <w:rFonts w:ascii="Times New Roman" w:hAnsi="Times New Roman" w:eastAsia="黑体"/>
-          <w:b/>
-          <w:color w:val="41D87E"/>
-          <w:sz w:val="24"/>
-        </w:rPr>
-        <w:t>王兴兴：宇树科技将积极探索人形机器人、机甲等更多产品形态</w:t>
-      </w:r>
-    </w:p>
-    <w:p>
-      <w:r>
-        <w:rPr>
-          <w:rFonts w:ascii="Times New Roman" w:hAnsi="Times New Roman" w:eastAsia="宋体"/>
-          <w:color w:val="888888"/>
-          <w:sz w:val="18"/>
-        </w:rPr>
-        <w:t>来源:IT之家 | 时间:08-07 14:56</w:t>
-      </w:r>
-    </w:p>
-    <w:p>
-      <w:r>
-        <w:t>宇树科技登陆科创板前夕，创始人王兴兴透露将拓展人形机器人及机甲形态产品线，强化具身大模型与本体控制融合能力，目标覆盖教育、安防、特种作业等多元场景。</w:t>
-      </w:r>
-    </w:p>
-    <w:p>
-      <w:r>
-        <w:rPr>
-          <w:rFonts w:ascii="Times New Roman" w:hAnsi="Times New Roman" w:eastAsia="宋体"/>
-          <w:i/>
-          <w:sz w:val="21"/>
-        </w:rPr>
-        <w:t>角度建议:结合广州南沙机器人产业园、深圳湾科技园布局，追踪宇树与粤港澳高校联合实验室进展，突出湾区‘硬件+算法’双轮驱动优势</w:t>
-      </w:r>
-    </w:p>
-    <w:p>
-      <w:r>
-        <w:rPr>
-          <w:rFonts w:ascii="Times New Roman" w:hAnsi="Times New Roman" w:eastAsia="宋体"/>
-          <w:sz w:val="18"/>
-        </w:rPr>
-        <w:t>链接:</w:t>
-      </w:r>
-      <w:hyperlink r:id="rId19">
-        <w:r>
-          <w:rPr>
-            <w:color w:val="0563C1"/>
-            <w:u w:val="single"/>
-          </w:rPr>
-          <w:t>王兴兴：宇树科技将积极探索人形机器人、机甲等更多产品形态</w:t>
-        </w:r>
-      </w:hyperlink>
-    </w:p>
-    <w:p>
-      <w:pPr>
-        <w:pStyle w:val="Heading3"/>
-      </w:pPr>
-      <w:r>
-        <w:rPr>
-          <w:rFonts w:ascii="Times New Roman" w:hAnsi="Times New Roman" w:eastAsia="黑体"/>
-          <w:b w:val="0"/>
-          <w:color w:val="888888"/>
-          <w:sz w:val="24"/>
-        </w:rPr>
-        <w:t>【C级·参考】</w:t>
-      </w:r>
-      <w:r>
-        <w:rPr>
-          <w:rFonts w:ascii="Times New Roman" w:hAnsi="Times New Roman" w:eastAsia="黑体"/>
-          <w:b w:val="0"/>
-          <w:color w:val="888888"/>
-          <w:sz w:val="24"/>
-        </w:rPr>
         <w:t>告别反复操作 OSD，华硕显示器管理软件 DisplayWidget Center 接入 AI 智能体</w:t>
       </w:r>
     </w:p>
@@ -894,7 +448,7 @@
     </w:p>
     <w:p>
       <w:r>
-        <w:t>华硕DisplayWidget Center软件升级AI智能体功能，用户可通过自然语言指令一键调节亮度、色温等参数，降低专业显示设备使用门槛。</w:t>
+        <w:t>华硕DisplayWidget Center软件升级AI智能体功能，用户可通过自然语言指令（如‘调亮30%’‘设为护眼模式’）一键调节显示器参数，无需进入OSD菜单，提升生产力工具智能化水平。</w:t>
       </w:r>
     </w:p>
     <w:p>
@@ -905,7 +459,7 @@
         </w:rPr>
         <w:t>链接:</w:t>
       </w:r>
-      <w:hyperlink r:id="rId20">
+      <w:hyperlink r:id="rId14">
         <w:r>
           <w:rPr>
             <w:color w:val="0563C1"/>
@@ -935,7 +489,7 @@
           <w:color w:val="888888"/>
           <w:sz w:val="24"/>
         </w:rPr>
-        <w:t>联发科完成 C-X1 天玑汽车座舱平台对英飞凌车规级 NOR 闪存认证</w:t>
+        <w:t>微软 Copilot 新版图标泄露，趋向扁平化、设计更简洁</w:t>
       </w:r>
     </w:p>
     <w:p>
@@ -945,12 +499,12 @@
           <w:color w:val="888888"/>
           <w:sz w:val="18"/>
         </w:rPr>
-        <w:t>来源:IT之家 | 时间:08-07 17:09</w:t>
+        <w:t>来源:IT之家 | 时间:08-07 18:52</w:t>
       </w:r>
     </w:p>
     <w:p>
       <w:r>
-        <w:t>联发科天玑C-X1汽车座舱平台通过英飞凌车规级NOR闪存认证，强化芯片与存储器件协同可靠性，加速智能座舱国产化替代进程。</w:t>
+        <w:t>微软Copilot新版图标在Edge Canary测试版中曝光，采用极简扁平化设计，弱化拟物元素，强化AI助手的轻量化、普适性形象，反映大模型交互界面从‘工具感’向‘伙伴感’演进趋势。</w:t>
       </w:r>
     </w:p>
     <w:p>
@@ -961,13 +515,339 @@
         </w:rPr>
         <w:t>链接:</w:t>
       </w:r>
-      <w:hyperlink r:id="rId21">
+      <w:hyperlink r:id="rId15">
         <w:r>
           <w:rPr>
             <w:color w:val="0563C1"/>
             <w:u w:val="single"/>
           </w:rPr>
-          <w:t>联发科完成 C-X1 天玑汽车座舱平台对英飞凌车规级 NOR 闪存认证</w:t>
+          <w:t>微软 Copilot 新版图标泄露，趋向扁平化、设计更简洁</w:t>
+        </w:r>
+      </w:hyperlink>
+    </w:p>
+    <w:p>
+      <w:pPr>
+        <w:pStyle w:val="Heading2"/>
+      </w:pPr>
+      <w:r>
+        <w:rPr>
+          <w:rFonts w:ascii="Times New Roman" w:hAnsi="Times New Roman" w:eastAsia="黑体"/>
+          <w:sz w:val="28"/>
+        </w:rPr>
+        <w:t>机器人/AI硬件</w:t>
+      </w:r>
+    </w:p>
+    <w:p>
+      <w:pPr>
+        <w:pStyle w:val="Heading3"/>
+      </w:pPr>
+      <w:r>
+        <w:rPr>
+          <w:rFonts w:ascii="Times New Roman" w:hAnsi="Times New Roman" w:eastAsia="黑体"/>
+          <w:b/>
+          <w:color w:val="41D87E"/>
+          <w:sz w:val="24"/>
+        </w:rPr>
+        <w:t>【A级·线索】</w:t>
+      </w:r>
+      <w:r>
+        <w:rPr>
+          <w:rFonts w:ascii="Times New Roman" w:hAnsi="Times New Roman" w:eastAsia="黑体"/>
+          <w:b/>
+          <w:color w:val="41D87E"/>
+          <w:sz w:val="24"/>
+        </w:rPr>
+        <w:t>AI 艺人“方桃子”带货美瞳广告遭下架，声称“戴了一天都很舒服”</w:t>
+      </w:r>
+    </w:p>
+    <w:p>
+      <w:r>
+        <w:rPr>
+          <w:rFonts w:ascii="Times New Roman" w:hAnsi="Times New Roman" w:eastAsia="宋体"/>
+          <w:color w:val="888888"/>
+          <w:sz w:val="18"/>
+        </w:rPr>
+        <w:t>来源:IT之家 | 时间:08-07 17:11</w:t>
+      </w:r>
+    </w:p>
+    <w:p>
+      <w:r>
+        <w:t>AI短剧女主‘方桃子’代言美瞳广告因宣称‘戴一天很舒服’被平台下架，引发对AI虚拟人代言合规边界的热议——其无真实生理体验，涉嫌违反《广告法》关于功效宣称需有依据的规定。</w:t>
+      </w:r>
+    </w:p>
+    <w:p>
+      <w:r>
+        <w:rPr>
+          <w:rFonts w:ascii="Times New Roman" w:hAnsi="Times New Roman" w:eastAsia="宋体"/>
+          <w:i/>
+          <w:sz w:val="21"/>
+        </w:rPr>
+        <w:t>角度建议:立即跟进广州市场监管局网监处，核查省内AI虚拟人商业代言监管细则是否已启动制定，同步采访粤产AI数字人公司（如相芯科技广州团队）</w:t>
+      </w:r>
+    </w:p>
+    <w:p>
+      <w:r>
+        <w:rPr>
+          <w:rFonts w:ascii="Times New Roman" w:hAnsi="Times New Roman" w:eastAsia="宋体"/>
+          <w:sz w:val="18"/>
+        </w:rPr>
+        <w:t>链接:</w:t>
+      </w:r>
+      <w:hyperlink r:id="rId16">
+        <w:r>
+          <w:rPr>
+            <w:color w:val="0563C1"/>
+            <w:u w:val="single"/>
+          </w:rPr>
+          <w:t>AI 艺人“方桃子”带货美瞳广告遭下架，声称“戴了一天都很舒服”</w:t>
+        </w:r>
+      </w:hyperlink>
+    </w:p>
+    <w:p>
+      <w:pPr>
+        <w:pStyle w:val="Heading3"/>
+      </w:pPr>
+      <w:r>
+        <w:rPr>
+          <w:rFonts w:ascii="Times New Roman" w:hAnsi="Times New Roman" w:eastAsia="黑体"/>
+          <w:b/>
+          <w:sz w:val="24"/>
+        </w:rPr>
+        <w:t>【B级·关注】</w:t>
+      </w:r>
+      <w:r>
+        <w:rPr>
+          <w:rFonts w:ascii="Times New Roman" w:hAnsi="Times New Roman" w:eastAsia="黑体"/>
+          <w:b/>
+          <w:sz w:val="24"/>
+        </w:rPr>
+        <w:t>王兴兴回应 DeepSeek 投资宇树：将在三方面开展重点合作</w:t>
+      </w:r>
+    </w:p>
+    <w:p>
+      <w:r>
+        <w:rPr>
+          <w:rFonts w:ascii="Times New Roman" w:hAnsi="Times New Roman" w:eastAsia="宋体"/>
+          <w:color w:val="888888"/>
+          <w:sz w:val="18"/>
+        </w:rPr>
+        <w:t>来源:IT之家 | 时间:08-07 16:57</w:t>
+      </w:r>
+    </w:p>
+    <w:p>
+      <w:r>
+        <w:t>宇树科技IPO前夕，同为杭州‘六小龙’的DeepSeek宣布战略投资；创始人王兴兴透露双方将在具身智能算法、四足机器人边缘推理、AI+机器人教育平台三领域深度协同，加速商业化落地。</w:t>
+      </w:r>
+    </w:p>
+    <w:p>
+      <w:r>
+        <w:rPr>
+          <w:rFonts w:ascii="Times New Roman" w:hAnsi="Times New Roman" w:eastAsia="宋体"/>
+          <w:i/>
+          <w:sz w:val="21"/>
+        </w:rPr>
+        <w:t>角度建议:可追踪宇树与广州广汽、亿航等本地企业的潜在合作可能，挖掘大湾区机器人产业链‘算法+硬件’融合案例</w:t>
+      </w:r>
+    </w:p>
+    <w:p>
+      <w:r>
+        <w:rPr>
+          <w:rFonts w:ascii="Times New Roman" w:hAnsi="Times New Roman" w:eastAsia="宋体"/>
+          <w:sz w:val="18"/>
+        </w:rPr>
+        <w:t>链接:</w:t>
+      </w:r>
+      <w:hyperlink r:id="rId17">
+        <w:r>
+          <w:rPr>
+            <w:color w:val="0563C1"/>
+            <w:u w:val="single"/>
+          </w:rPr>
+          <w:t>王兴兴回应 DeepSeek 投资宇树：将在三方面开展重点合作</w:t>
+        </w:r>
+      </w:hyperlink>
+    </w:p>
+    <w:p>
+      <w:pPr>
+        <w:pStyle w:val="Heading3"/>
+      </w:pPr>
+      <w:r>
+        <w:rPr>
+          <w:rFonts w:ascii="Times New Roman" w:hAnsi="Times New Roman" w:eastAsia="黑体"/>
+          <w:b/>
+          <w:sz w:val="24"/>
+        </w:rPr>
+        <w:t>【B级·关注】</w:t>
+      </w:r>
+      <w:r>
+        <w:rPr>
+          <w:rFonts w:ascii="Times New Roman" w:hAnsi="Times New Roman" w:eastAsia="黑体"/>
+          <w:b/>
+          <w:sz w:val="24"/>
+        </w:rPr>
+        <w:t>AI眼镜狂飙的2026：大厂下场，谁在“卖铲子”？</w:t>
+      </w:r>
+    </w:p>
+    <w:p>
+      <w:r>
+        <w:rPr>
+          <w:rFonts w:ascii="Times New Roman" w:hAnsi="Times New Roman" w:eastAsia="宋体"/>
+          <w:color w:val="888888"/>
+          <w:sz w:val="18"/>
+        </w:rPr>
+        <w:t>来源:Bing新闻 | 时间:08-07 01:46</w:t>
+      </w:r>
+    </w:p>
+    <w:p>
+      <w:r>
+        <w:t>2026年上半年中国智能眼镜零售量达101.2万台，同比激增106%；Omdia数据显示，国内市场已发布超70款产品，其中具备虚实叠加能力的AI+AR眼镜达31款，硬件生态加速成熟。</w:t>
+      </w:r>
+    </w:p>
+    <w:p>
+      <w:r>
+        <w:rPr>
+          <w:rFonts w:ascii="Times New Roman" w:hAnsi="Times New Roman" w:eastAsia="宋体"/>
+          <w:i/>
+          <w:sz w:val="21"/>
+        </w:rPr>
+        <w:t>角度建议:可走访广州天河路商圈AI眼镜体验店及华强北采购商，分析粤产光学模组、微显示器件供应链配套能力</w:t>
+      </w:r>
+    </w:p>
+    <w:p>
+      <w:r>
+        <w:rPr>
+          <w:rFonts w:ascii="Times New Roman" w:hAnsi="Times New Roman" w:eastAsia="宋体"/>
+          <w:sz w:val="18"/>
+        </w:rPr>
+        <w:t>链接:</w:t>
+      </w:r>
+      <w:hyperlink r:id="rId18">
+        <w:r>
+          <w:rPr>
+            <w:color w:val="0563C1"/>
+            <w:u w:val="single"/>
+          </w:rPr>
+          <w:t>AI眼镜狂飙的2026：大厂下场，谁在“卖铲子”？</w:t>
+        </w:r>
+      </w:hyperlink>
+    </w:p>
+    <w:p>
+      <w:pPr>
+        <w:pStyle w:val="Heading3"/>
+      </w:pPr>
+      <w:r>
+        <w:rPr>
+          <w:rFonts w:ascii="Times New Roman" w:hAnsi="Times New Roman" w:eastAsia="黑体"/>
+          <w:b/>
+          <w:sz w:val="24"/>
+        </w:rPr>
+        <w:t>【B级·关注|本地】</w:t>
+      </w:r>
+      <w:r>
+        <w:rPr>
+          <w:rFonts w:ascii="Times New Roman" w:hAnsi="Times New Roman" w:eastAsia="黑体"/>
+          <w:b/>
+          <w:sz w:val="24"/>
+        </w:rPr>
+        <w:t>深圳华强北AI眼镜销量激增100%</w:t>
+      </w:r>
+    </w:p>
+    <w:p>
+      <w:r>
+        <w:rPr>
+          <w:rFonts w:ascii="Times New Roman" w:hAnsi="Times New Roman" w:eastAsia="宋体"/>
+          <w:color w:val="888888"/>
+          <w:sz w:val="18"/>
+        </w:rPr>
+        <w:t>来源:Bing新闻 | 时间:08-06 10:56</w:t>
+      </w:r>
+    </w:p>
+    <w:p>
+      <w:r>
+        <w:t>暑期以来深圳华强北AI眼镜销量同比翻倍，日均接待外籍采购商近8000人次；柜台普遍配备多语种导购与实时翻译设备，凸显大湾区电子外贸韧性与AI硬件出海枢纽地位。</w:t>
+      </w:r>
+    </w:p>
+    <w:p>
+      <w:r>
+        <w:rPr>
+          <w:rFonts w:ascii="Times New Roman" w:hAnsi="Times New Roman" w:eastAsia="宋体"/>
+          <w:i/>
+          <w:sz w:val="21"/>
+        </w:rPr>
+        <w:t>角度建议:可赴华强北实地调研并采访广州跨境电商服务商（如棒谷网络），解析粤企如何借力华强北渠道拓展东南亚、中东市场</w:t>
+      </w:r>
+    </w:p>
+    <w:p>
+      <w:r>
+        <w:rPr>
+          <w:rFonts w:ascii="Times New Roman" w:hAnsi="Times New Roman" w:eastAsia="宋体"/>
+          <w:sz w:val="18"/>
+        </w:rPr>
+        <w:t>链接:</w:t>
+      </w:r>
+      <w:hyperlink r:id="rId19">
+        <w:r>
+          <w:rPr>
+            <w:color w:val="0563C1"/>
+            <w:u w:val="single"/>
+          </w:rPr>
+          <w:t>深圳华强北AI眼镜销量激增100%</w:t>
+        </w:r>
+      </w:hyperlink>
+    </w:p>
+    <w:p>
+      <w:pPr>
+        <w:pStyle w:val="Heading3"/>
+      </w:pPr>
+      <w:r>
+        <w:rPr>
+          <w:rFonts w:ascii="Times New Roman" w:hAnsi="Times New Roman" w:eastAsia="黑体"/>
+          <w:b w:val="0"/>
+          <w:color w:val="888888"/>
+          <w:sz w:val="24"/>
+        </w:rPr>
+        <w:t>【C级·参考】</w:t>
+      </w:r>
+      <w:r>
+        <w:rPr>
+          <w:rFonts w:ascii="Times New Roman" w:hAnsi="Times New Roman" w:eastAsia="黑体"/>
+          <w:b w:val="0"/>
+          <w:color w:val="888888"/>
+          <w:sz w:val="24"/>
+        </w:rPr>
+        <w:t>内置 10TOPS INT8 算力：韩 Mobilint 推出 USB AI 加速器 MLD-R1</w:t>
+      </w:r>
+    </w:p>
+    <w:p>
+      <w:r>
+        <w:rPr>
+          <w:rFonts w:ascii="Times New Roman" w:hAnsi="Times New Roman" w:eastAsia="宋体"/>
+          <w:color w:val="888888"/>
+          <w:sz w:val="18"/>
+        </w:rPr>
+        <w:t>来源:IT之家 | 时间:08-07 18:24</w:t>
+      </w:r>
+    </w:p>
+    <w:p>
+      <w:r>
+        <w:t>韩国Mobilint发布USB形态边缘AI加速器MLD-R1，提供10TOPS INT8算力，支持本地部署轻量级视觉模型，降低AI硬件门槛，适用于工业质检、智能安防等场景。</w:t>
+      </w:r>
+    </w:p>
+    <w:p>
+      <w:r>
+        <w:rPr>
+          <w:rFonts w:ascii="Times New Roman" w:hAnsi="Times New Roman" w:eastAsia="宋体"/>
+          <w:sz w:val="18"/>
+        </w:rPr>
+        <w:t>链接:</w:t>
+      </w:r>
+      <w:hyperlink r:id="rId20">
+        <w:r>
+          <w:rPr>
+            <w:color w:val="0563C1"/>
+            <w:u w:val="single"/>
+          </w:rPr>
+          <w:t>内置 10TOPS INT8 算力：韩 Mobilint 推出 USB AI 加速器 MLD-R1</w:t>
         </w:r>
       </w:hyperlink>
     </w:p>
@@ -1016,7 +896,7 @@
     </w:p>
     <w:p>
       <w:r>
-        <w:t>特斯拉官方宣布FSD监督版在欧盟19国累计完成220万公里实路测试，成功应对暴雨、施工区、无标线窄巷等罕见复杂场景，为高阶智驾全球化验证提供新范式。</w:t>
+        <w:t>特斯拉官方宣布FSD监督版在欧盟19国累计完成220万公里道路实测，覆盖暴雨、施工区、无标线窄巷等极端场景，强调其数据驱动迭代模式对高阶智驾落地路径的启示。</w:t>
       </w:r>
     </w:p>
     <w:p>
@@ -1026,7 +906,7 @@
           <w:i/>
           <w:sz w:val="21"/>
         </w:rPr>
-        <w:t>角度建议:可对比小鹏XNGP、华为ADS在粤港澳大湾区（如深圳、广州黄埔）的测试里程与事故率数据，凸显本土方案适配性优势</w:t>
+        <w:t>角度建议:可对比广州黄埔自动驾驶测试区、深圳坪山智驾路测数据，分析中外技术验证范式差异及中国城市复杂路况适配瓶颈</w:t>
       </w:r>
     </w:p>
     <w:p>
@@ -1037,77 +917,13 @@
         </w:rPr>
         <w:t>链接:</w:t>
       </w:r>
-      <w:hyperlink r:id="rId22">
+      <w:hyperlink r:id="rId21">
         <w:r>
           <w:rPr>
             <w:color w:val="0563C1"/>
             <w:u w:val="single"/>
           </w:rPr>
           <w:t>特斯拉 FSD Supervised 已在欧洲 19 国完成 220 万公里训练测试，号称可处理“普通人一生难遇”的极端路况</w:t>
-        </w:r>
-      </w:hyperlink>
-    </w:p>
-    <w:p>
-      <w:pPr>
-        <w:pStyle w:val="Heading3"/>
-      </w:pPr>
-      <w:r>
-        <w:rPr>
-          <w:rFonts w:ascii="Times New Roman" w:hAnsi="Times New Roman" w:eastAsia="黑体"/>
-          <w:b/>
-          <w:sz w:val="24"/>
-        </w:rPr>
-        <w:t>【B级·关注】</w:t>
-      </w:r>
-      <w:r>
-        <w:rPr>
-          <w:rFonts w:ascii="Times New Roman" w:hAnsi="Times New Roman" w:eastAsia="黑体"/>
-          <w:b/>
-          <w:sz w:val="24"/>
-        </w:rPr>
-        <w:t>不只华为乾崑智驾 ADS 5：曝鸿蒙智行问界系列车型暑期版本 OTA 后，原生支持苹果 CarPlay</w:t>
-      </w:r>
-    </w:p>
-    <w:p>
-      <w:r>
-        <w:rPr>
-          <w:rFonts w:ascii="Times New Roman" w:hAnsi="Times New Roman" w:eastAsia="宋体"/>
-          <w:color w:val="888888"/>
-          <w:sz w:val="18"/>
-        </w:rPr>
-        <w:t>来源:IT之家 | 时间:08-07 15:03</w:t>
-      </w:r>
-    </w:p>
-    <w:p>
-      <w:r>
-        <w:t>鸿蒙智行问界全系车型OTA升级后实现CarPlay原生兼容，打破安卓车机与iOS生态长期割裂，标志着智能汽车跨系统互操作能力取得关键突破。</w:t>
-      </w:r>
-    </w:p>
-    <w:p>
-      <w:r>
-        <w:rPr>
-          <w:rFonts w:ascii="Times New Roman" w:hAnsi="Times New Roman" w:eastAsia="宋体"/>
-          <w:i/>
-          <w:sz w:val="21"/>
-        </w:rPr>
-        <w:t>角度建议:可走访广州新能源汽车4S店（如天河区问界门店），调研用户对CarPlay兼容性的实际需求与使用反馈</w:t>
-      </w:r>
-    </w:p>
-    <w:p>
-      <w:r>
-        <w:rPr>
-          <w:rFonts w:ascii="Times New Roman" w:hAnsi="Times New Roman" w:eastAsia="宋体"/>
-          <w:sz w:val="18"/>
-        </w:rPr>
-        <w:t>链接:</w:t>
-      </w:r>
-      <w:hyperlink r:id="rId23">
-        <w:r>
-          <w:rPr>
-            <w:color w:val="0563C1"/>
-            <w:u w:val="single"/>
-          </w:rPr>
-          <w:t>不只华为乾崑智驾 ADS 5：曝鸿蒙智行问界系列车型暑期版本 OTA 后，原生支持苹果 CarPlay</w:t>
         </w:r>
       </w:hyperlink>
     </w:p>
@@ -1146,7 +962,7 @@
     </w:p>
     <w:p>
       <w:r>
-        <w:t>杭台高铁温玉段将于8月8日开通，玉环首次接入全国高铁网，杭州至玉环压缩至1小时47分，长三角交通一体化再提速。</w:t>
+        <w:t>杭台高铁温玉段将于8月8日开通，玉环首次接入国家高铁网；杭州至玉环压缩至1小时47分，串联宁波、台州、温州沿海城市群，强化长三角南翼交通骨架。</w:t>
       </w:r>
     </w:p>
     <w:p>
@@ -1157,7 +973,7 @@
         </w:rPr>
         <w:t>链接:</w:t>
       </w:r>
-      <w:hyperlink r:id="rId24">
+      <w:hyperlink r:id="rId22">
         <w:r>
           <w:rPr>
             <w:color w:val="0563C1"/>
@@ -1187,7 +1003,7 @@
           <w:color w:val="888888"/>
           <w:sz w:val="24"/>
         </w:rPr>
-        <w:t>美国 Model Y 司机在枪击案中受伤后，车主请求特斯拉超充站增加一键解锁充电枪功能以便逃生</w:t>
+        <w:t>联发科完成 C-X1 天玑汽车座舱平台对英飞凌车规级 NOR 闪存认证</w:t>
       </w:r>
     </w:p>
     <w:p>
@@ -1197,12 +1013,12 @@
           <w:color w:val="888888"/>
           <w:sz w:val="18"/>
         </w:rPr>
-        <w:t>来源:IT之家 | 时间:08-07 14:48</w:t>
+        <w:t>来源:IT之家 | 时间:08-07 17:09</w:t>
       </w:r>
     </w:p>
     <w:p>
       <w:r>
-        <w:t>美国Model Y车主因枪击事件被困车内，呼吁特斯拉在超充站增设一键解锁充电枪功能，凸显智能汽车应急安全设计需兼顾物理逃生通道。</w:t>
+        <w:t>联发科天玑C-X1汽车座舱平台通过英飞凌车规级NOR闪存认证，强化车载系统启动速度与数据可靠性，为智能座舱芯片国产化替代提供关键组件支撑。</w:t>
       </w:r>
     </w:p>
     <w:p>
@@ -1213,13 +1029,13 @@
         </w:rPr>
         <w:t>链接:</w:t>
       </w:r>
-      <w:hyperlink r:id="rId25">
+      <w:hyperlink r:id="rId23">
         <w:r>
           <w:rPr>
             <w:color w:val="0563C1"/>
             <w:u w:val="single"/>
           </w:rPr>
-          <w:t>美国 Model Y 司机在枪击案中受伤后，车主请求特斯拉超充站增加一键解锁充电枪功能以便逃生</w:t>
+          <w:t>联发科完成 C-X1 天玑汽车座舱平台对英飞凌车规级 NOR 闪存认证</w:t>
         </w:r>
       </w:hyperlink>
     </w:p>
@@ -1243,16 +1059,14 @@
         <w:rPr>
           <w:rFonts w:ascii="Times New Roman" w:hAnsi="Times New Roman" w:eastAsia="黑体"/>
           <w:b/>
-          <w:color w:val="41D87E"/>
           <w:sz w:val="24"/>
         </w:rPr>
-        <w:t>【A级·线索|本地】</w:t>
+        <w:t>【B级·关注】</w:t>
       </w:r>
       <w:r>
         <w:rPr>
           <w:rFonts w:ascii="Times New Roman" w:hAnsi="Times New Roman" w:eastAsia="黑体"/>
           <w:b/>
-          <w:color w:val="41D87E"/>
           <w:sz w:val="24"/>
         </w:rPr>
         <w:t>交易落地：国内最大餐饮公司百胜中国 12 亿美元收购必胜客中国内地品牌所有权</w:t>
@@ -1270,7 +1084,7 @@
     </w:p>
     <w:p>
       <w:r>
-        <w:t>百胜中国以12亿美元完成对必胜客中国内地品牌所有权的收购，实现全面自主运营，此举将加速其数字化转型与下沉市场扩张，强化在粤港餐饮市场的本地化策略。</w:t>
+        <w:t>百胜中国以12亿美元完成对必胜客中国内地品牌所有权收购，实现全面自主运营；此举标志外资餐饮品牌本土化进入新阶段，有望加速数字化升级与下沉市场渗透。</w:t>
       </w:r>
     </w:p>
     <w:p>
@@ -1280,7 +1094,7 @@
           <w:i/>
           <w:sz w:val="21"/>
         </w:rPr>
-        <w:t>角度建议:重点追踪百胜中国在广州、深圳的必胜客门店改造计划，采访广佛消费者对‘本土化菜单’‘粤式风味披萨’等创新产品的接受度</w:t>
+        <w:t>角度建议:可深挖广州必胜客门店数字化改造进展（如小程序点餐、社区团购），对比肯德基华南区域策略，观察粤式快餐出海反哺效应</w:t>
       </w:r>
     </w:p>
     <w:p>
@@ -1291,7 +1105,7 @@
         </w:rPr>
         <w:t>链接:</w:t>
       </w:r>
-      <w:hyperlink r:id="rId26">
+      <w:hyperlink r:id="rId24">
         <w:r>
           <w:rPr>
             <w:color w:val="0563C1"/>
@@ -1308,15 +1122,17 @@
       <w:r>
         <w:rPr>
           <w:rFonts w:ascii="Times New Roman" w:hAnsi="Times New Roman" w:eastAsia="黑体"/>
-          <w:b/>
+          <w:b w:val="0"/>
+          <w:color w:val="888888"/>
           <w:sz w:val="24"/>
         </w:rPr>
-        <w:t>【B级·关注】</w:t>
+        <w:t>【C级·参考】</w:t>
       </w:r>
       <w:r>
         <w:rPr>
           <w:rFonts w:ascii="Times New Roman" w:hAnsi="Times New Roman" w:eastAsia="黑体"/>
-          <w:b/>
+          <w:b w:val="0"/>
+          <w:color w:val="888888"/>
           <w:sz w:val="24"/>
         </w:rPr>
         <w:t>街电预热充电新品：主打共享 + 零售，本月上线</w:t>
@@ -1334,17 +1150,7 @@
     </w:p>
     <w:p>
       <w:r>
-        <w:t>街电宣布即将上线融合共享租赁与零售购买功能的新一代充电宝产品，用户可租用后直接付费买断，探索‘租转售’商业模式，提升设备生命周期价值。</w:t>
-      </w:r>
-    </w:p>
-    <w:p>
-      <w:r>
-        <w:rPr>
-          <w:rFonts w:ascii="Times New Roman" w:hAnsi="Times New Roman" w:eastAsia="宋体"/>
-          <w:i/>
-          <w:sz w:val="21"/>
-        </w:rPr>
-        <w:t>角度建议:可调研广州地铁站、商圈共享充电宝使用率与用户留存数据，分析该模式对华南快消渠道的渗透潜力</w:t>
+        <w:t>街电官宣即将上线融合共享租赁与零售购买功能的新一代充电设备，用户可租用后直接付费买断，探索‘以租代购’新模式，应对行业盈利困局。</w:t>
       </w:r>
     </w:p>
     <w:p>
@@ -1355,69 +1161,13 @@
         </w:rPr>
         <w:t>链接:</w:t>
       </w:r>
-      <w:hyperlink r:id="rId27">
+      <w:hyperlink r:id="rId25">
         <w:r>
           <w:rPr>
             <w:color w:val="0563C1"/>
             <w:u w:val="single"/>
           </w:rPr>
           <w:t>街电预热充电新品：主打共享 + 零售，本月上线</w:t>
-        </w:r>
-      </w:hyperlink>
-    </w:p>
-    <w:p>
-      <w:pPr>
-        <w:pStyle w:val="Heading3"/>
-      </w:pPr>
-      <w:r>
-        <w:rPr>
-          <w:rFonts w:ascii="Times New Roman" w:hAnsi="Times New Roman" w:eastAsia="黑体"/>
-          <w:b w:val="0"/>
-          <w:color w:val="888888"/>
-          <w:sz w:val="24"/>
-        </w:rPr>
-        <w:t>【C级·参考|本地】</w:t>
-      </w:r>
-      <w:r>
-        <w:rPr>
-          <w:rFonts w:ascii="Times New Roman" w:hAnsi="Times New Roman" w:eastAsia="黑体"/>
-          <w:b w:val="0"/>
-          <w:color w:val="888888"/>
-          <w:sz w:val="24"/>
-        </w:rPr>
-        <w:t>东航官宣：提前 14 天可免费退改签机票</w:t>
-      </w:r>
-    </w:p>
-    <w:p>
-      <w:r>
-        <w:rPr>
-          <w:rFonts w:ascii="Times New Roman" w:hAnsi="Times New Roman" w:eastAsia="宋体"/>
-          <w:color w:val="888888"/>
-          <w:sz w:val="18"/>
-        </w:rPr>
-        <w:t>来源:IT之家 | 时间:08-07 16:07</w:t>
-      </w:r>
-    </w:p>
-    <w:p>
-      <w:r>
-        <w:t>东航优化国内客票规则，所有舱位提前14天可免费自愿退改签，响应民航局促消费政策，提升旅客服务弹性与出行便利性。</w:t>
-      </w:r>
-    </w:p>
-    <w:p>
-      <w:r>
-        <w:rPr>
-          <w:rFonts w:ascii="Times New Roman" w:hAnsi="Times New Roman" w:eastAsia="宋体"/>
-          <w:sz w:val="18"/>
-        </w:rPr>
-        <w:t>链接:</w:t>
-      </w:r>
-      <w:hyperlink r:id="rId28">
-        <w:r>
-          <w:rPr>
-            <w:color w:val="0563C1"/>
-            <w:u w:val="single"/>
-          </w:rPr>
-          <w:t>东航官宣：提前 14 天可免费退改签机票</w:t>
         </w:r>
       </w:hyperlink>
     </w:p>
@@ -1441,16 +1191,14 @@
         <w:rPr>
           <w:rFonts w:ascii="Times New Roman" w:hAnsi="Times New Roman" w:eastAsia="黑体"/>
           <w:b/>
-          <w:color w:val="41D87E"/>
           <w:sz w:val="24"/>
         </w:rPr>
-        <w:t>【A级·线索】</w:t>
+        <w:t>【B级·关注】</w:t>
       </w:r>
       <w:r>
         <w:rPr>
           <w:rFonts w:ascii="Times New Roman" w:hAnsi="Times New Roman" w:eastAsia="黑体"/>
           <w:b/>
-          <w:color w:val="41D87E"/>
           <w:sz w:val="24"/>
         </w:rPr>
         <w:t>腾讯《王者荣耀》IP 自走棋游戏《王者万象棋》定档今年 9 月，全网预约人数突破 5000 万</w:t>
@@ -1468,7 +1216,7 @@
     </w:p>
     <w:p>
       <w:r>
-        <w:t>腾讯基于《王者荣耀》IP开发的自走棋新游《王者万象棋》官宣9月上线，预约量破5000万，成为暑期档现象级预热项目，凸显IP衍生玩法的长线运营价值。</w:t>
+        <w:t>腾讯基于《王者荣耀》IP研发的自走棋新作《王者万象棋》官宣9月上线，预约量破5000万；采用‘英雄技能重构+动态羁绊’机制，瞄准Z世代策略竞技需求。</w:t>
       </w:r>
     </w:p>
     <w:p>
@@ -1478,7 +1226,7 @@
           <w:i/>
           <w:sz w:val="21"/>
         </w:rPr>
-        <w:t>角度建议:可联系广州网易雷火、腾讯天美工作室，探讨粤语配音、岭南文化皮肤等本地化内容设计，强化大湾区玩家认同感</w:t>
+        <w:t>角度建议:可联动广州网易雷火、虎牙直播，观察粤产电竞内容生态如何承接该IP流量，挖掘广州高校电竞社团参与测试情况</w:t>
       </w:r>
     </w:p>
     <w:p>
@@ -1489,7 +1237,7 @@
         </w:rPr>
         <w:t>链接:</w:t>
       </w:r>
-      <w:hyperlink r:id="rId29">
+      <w:hyperlink r:id="rId26">
         <w:r>
           <w:rPr>
             <w:color w:val="0563C1"/>
@@ -1532,7 +1280,7 @@
     </w:p>
     <w:p>
       <w:r>
-        <w:t>腾讯《使命召唤手游》与米哈游《崩坏3》达成首次跨厂商IP联动，打破行业竞合壁垒，双方角色、武器、剧情将深度互通，开创国内头部厂商协同运营新范式。</w:t>
+        <w:t>腾讯《使命召唤手游》与米哈游《崩坏3》官宣跨界联动，打破两大头部厂商长期竞对格局；联动内容含限定角色、武器皮肤及剧情彩蛋，被视为国产游戏IP协同破圈标志性事件。</w:t>
       </w:r>
     </w:p>
     <w:p>
@@ -1542,7 +1290,7 @@
           <w:i/>
           <w:sz w:val="21"/>
         </w:rPr>
-        <w:t>角度建议:可采访广州游戏出海企业（如IGG、四三九九），分析该联动对国产游戏全球化发行策略的启示</w:t>
+        <w:t>角度建议:可采访广州游戏出海企业（如IGG、创梦天地），探讨该联动对粤港澳大湾区游戏出海‘文化兼容性’策略的启示</w:t>
       </w:r>
     </w:p>
     <w:p>
@@ -1553,7 +1301,7 @@
         </w:rPr>
         <w:t>链接:</w:t>
       </w:r>
-      <w:hyperlink r:id="rId30">
+      <w:hyperlink r:id="rId27">
         <w:r>
           <w:rPr>
             <w:color w:val="0563C1"/>
@@ -1596,7 +1344,7 @@
     </w:p>
     <w:p>
       <w:r>
-        <w:t>国产硬核动作游戏《影之刃零》历经多年打磨终宣布完成，定于8月12日开启全平台预售，其水墨美学与高难度战斗设计引发核心玩家高度期待。</w:t>
+        <w:t>魂系动作游戏《影之刃零》历经多年开发终官宣完成，定于8月12日开启全平台预售；作为国产硬核动作标杆，其物理引擎优化与粤语配音版本引发玩家高度期待。</w:t>
       </w:r>
     </w:p>
     <w:p>
@@ -1606,7 +1354,7 @@
           <w:i/>
           <w:sz w:val="21"/>
         </w:rPr>
-        <w:t>角度建议:可探访广州美术学院数字艺术专业师生，解读其美术风格对岭南传统绘画的当代转化</w:t>
+        <w:t>角度建议:可确认是否启用广州本地配音团队（如声优工作室‘声优联盟’），挖掘岭南文化元素在美术/音效中的呈现细节</w:t>
       </w:r>
     </w:p>
     <w:p>
@@ -1617,13 +1365,77 @@
         </w:rPr>
         <w:t>链接:</w:t>
       </w:r>
-      <w:hyperlink r:id="rId31">
+      <w:hyperlink r:id="rId28">
         <w:r>
           <w:rPr>
             <w:color w:val="0563C1"/>
             <w:u w:val="single"/>
           </w:rPr>
           <w:t>不跳票了！《影之刃零》官宣终于做完，8月12日开启全平台预售</w:t>
+        </w:r>
+      </w:hyperlink>
+    </w:p>
+    <w:p>
+      <w:pPr>
+        <w:pStyle w:val="Heading3"/>
+      </w:pPr>
+      <w:r>
+        <w:rPr>
+          <w:rFonts w:ascii="Times New Roman" w:hAnsi="Times New Roman" w:eastAsia="黑体"/>
+          <w:b/>
+          <w:sz w:val="24"/>
+        </w:rPr>
+        <w:t>【B级·关注|本地】</w:t>
+      </w:r>
+      <w:r>
+        <w:rPr>
+          <w:rFonts w:ascii="Times New Roman" w:hAnsi="Times New Roman" w:eastAsia="黑体"/>
+          <w:b/>
+          <w:sz w:val="24"/>
+        </w:rPr>
+        <w:t>《昭和米国物语》《地铁 2039》《使命召唤：现代战争 4》等游戏本月下旬公开全新演示</w:t>
+      </w:r>
+    </w:p>
+    <w:p>
+      <w:r>
+        <w:rPr>
+          <w:rFonts w:ascii="Times New Roman" w:hAnsi="Times New Roman" w:eastAsia="宋体"/>
+          <w:color w:val="888888"/>
+          <w:sz w:val="18"/>
+        </w:rPr>
+        <w:t>来源:IT之家 | 时间:08-07 17:49</w:t>
+      </w:r>
+    </w:p>
+    <w:p>
+      <w:r>
+        <w:t>多款备受期待的3A级新作将于8月下旬集中发布实机演示，《昭和米国物语》由广州铃空游戏开发，融合赛博朋克与昭和美学；《地铁2039》延续末世生存叙事；《CODMW4》重启现代战争IP。</w:t>
+      </w:r>
+    </w:p>
+    <w:p>
+      <w:r>
+        <w:rPr>
+          <w:rFonts w:ascii="Times New Roman" w:hAnsi="Times New Roman" w:eastAsia="宋体"/>
+          <w:i/>
+          <w:sz w:val="21"/>
+        </w:rPr>
+        <w:t>角度建议:重点跟进铃空游戏广州团队开发进展，采访主创谈岭南文化符号在游戏世界观中的创新转化</w:t>
+      </w:r>
+    </w:p>
+    <w:p>
+      <w:r>
+        <w:rPr>
+          <w:rFonts w:ascii="Times New Roman" w:hAnsi="Times New Roman" w:eastAsia="宋体"/>
+          <w:sz w:val="18"/>
+        </w:rPr>
+        <w:t>链接:</w:t>
+      </w:r>
+      <w:hyperlink r:id="rId29">
+        <w:r>
+          <w:rPr>
+            <w:color w:val="0563C1"/>
+            <w:u w:val="single"/>
+          </w:rPr>
+          <w:t>《昭和米国物语》《地铁 2039》《使命召唤：现代战争 4》等游戏本月下旬公开全新演示</w:t>
         </w:r>
       </w:hyperlink>
     </w:p>
@@ -1647,7 +1459,7 @@
           <w:color w:val="888888"/>
           <w:sz w:val="24"/>
         </w:rPr>
-        <w:t>《昭和米国物语》《地铁 2039》《使命召唤：现代战争 4》等游戏本月下旬公开全新演示</w:t>
+        <w:t>上线首周玩家破百万，《雾影猎人》制作人：冷兵器搜打撤方向是对的</w:t>
       </w:r>
     </w:p>
     <w:p>
@@ -1657,12 +1469,12 @@
           <w:color w:val="888888"/>
           <w:sz w:val="18"/>
         </w:rPr>
-        <w:t>来源:IT之家 | 时间:08-07 17:49</w:t>
+        <w:t>来源:GameLook | 时间:08-06 08:48</w:t>
       </w:r>
     </w:p>
     <w:p>
       <w:r>
-        <w:t>多款备受期待的3A级大作将于本月下旬集中发布新演示，《昭和米国物语》等作品展示次世代主机性能与叙事革新，提振玩家信心。</w:t>
+        <w:t>字节旗下Bellring Games工作室开发的黑暗奇幻动作游戏《雾影猎人》上线首周玩家破百万，主打‘冷兵器+搜打撤’玩法，获TapTap 9.4分；制作人称该方向精准切中硬核动作用户回归实体感需求。</w:t>
       </w:r>
     </w:p>
     <w:p>
@@ -1673,13 +1485,13 @@
         </w:rPr>
         <w:t>链接:</w:t>
       </w:r>
-      <w:hyperlink r:id="rId32">
+      <w:hyperlink r:id="rId30">
         <w:r>
           <w:rPr>
             <w:color w:val="0563C1"/>
             <w:u w:val="single"/>
           </w:rPr>
-          <w:t>《昭和米国物语》《地铁 2039》《使命召唤：现代战争 4》等游戏本月下旬公开全新演示</w:t>
+          <w:t>上线首周玩家破百万，《雾影猎人》制作人：冷兵器搜打撤方向是对的</w:t>
         </w:r>
       </w:hyperlink>
     </w:p>
@@ -1718,7 +1530,7 @@
     </w:p>
     <w:p>
       <w:r>
-        <w:t>由学生团队开发的互动影像游戏《完蛋！我被男同学包围了！》在Steam引发热议，以低成本、强情绪、高传播性验证AI辅助独立游戏开发新路径。</w:t>
+        <w:t>Steam爆款恋爱模拟游戏《完蛋！我被男同学包围了！》由江西高中生团队开发，凭借强互动叙事与‘抽象’人设出圈；其低成本高传播模式引发对AI辅助独立游戏开发效率的行业讨论。</w:t>
       </w:r>
     </w:p>
     <w:p>
@@ -1729,7 +1541,7 @@
         </w:rPr>
         <w:t>链接:</w:t>
       </w:r>
-      <w:hyperlink r:id="rId33">
+      <w:hyperlink r:id="rId31">
         <w:r>
           <w:rPr>
             <w:color w:val="0563C1"/>
@@ -1771,7 +1583,7 @@
           <w:color w:val="41D87E"/>
           <w:sz w:val="24"/>
         </w:rPr>
-        <w:t>周星驰电影《功夫女足》映期延长至 9 月 10 日晚，票房达 22 亿</w:t>
+        <w:t>网易前主管监守自盗：利用后台权限窃取《梦幻西游》171 个闲置账号，牟利 173 万元获三年缓刑</w:t>
       </w:r>
     </w:p>
     <w:p>
@@ -1781,12 +1593,12 @@
           <w:color w:val="888888"/>
           <w:sz w:val="18"/>
         </w:rPr>
-        <w:t>来源:IT之家 | 时间:08-07 15:15</w:t>
+        <w:t>来源:IT之家 | 时间:08-07 18:42</w:t>
       </w:r>
     </w:p>
     <w:p>
       <w:r>
-        <w:t>周星驰执导的《功夫女足》上映以来票房达22.29亿元，映期延长至9月10日，影片融合粤语喜剧与体育励志元素，成为暑期档票房与口碑双冠王。</w:t>
+        <w:t>广州市天河区法院一审判决网易互娱前员工刘某甲犯非法获取计算机信息系统数据罪，其利用职务便利盗取171个《梦幻西游》闲置账号转卖获利173万元，判处有期徒刑三年缓刑四年。</w:t>
       </w:r>
     </w:p>
     <w:p>
@@ -1796,7 +1608,7 @@
           <w:i/>
           <w:sz w:val="21"/>
         </w:rPr>
-        <w:t>角度建议:深度采访广州女足青训基地、粤语配音团队及珠江新城影院经理，呈现‘广味电影’如何激活本土文化消费</w:t>
+        <w:t>角度建议:立即联系天河法院、广州网警及网易广州研发中心，核实案件技术细节与企业内控漏洞，延伸报道广州游戏企业数据安全合规现状</w:t>
       </w:r>
     </w:p>
     <w:p>
@@ -1807,13 +1619,13 @@
         </w:rPr>
         <w:t>链接:</w:t>
       </w:r>
-      <w:hyperlink r:id="rId34">
+      <w:hyperlink r:id="rId32">
         <w:r>
           <w:rPr>
             <w:color w:val="0563C1"/>
             <w:u w:val="single"/>
           </w:rPr>
-          <w:t>周星驰电影《功夫女足》映期延长至 9 月 10 日晚，票房达 22 亿</w:t>
+          <w:t>网易前主管监守自盗：利用后台权限窃取《梦幻西游》171 个闲置账号，牟利 173 万元获三年缓刑</w:t>
         </w:r>
       </w:hyperlink>
     </w:p>
@@ -1835,7 +1647,7 @@
           <w:b/>
           <w:sz w:val="24"/>
         </w:rPr>
-        <w:t>2026 暑期档电影总票房（含预售）突破 80 亿元，连续 27 天单日票房过亿</w:t>
+        <w:t>东航官宣：提前 14 天可免费退改签机票</w:t>
       </w:r>
     </w:p>
     <w:p>
@@ -1845,12 +1657,12 @@
           <w:color w:val="888888"/>
           <w:sz w:val="18"/>
         </w:rPr>
-        <w:t>来源:IT之家 | 时间:08-07 15:14</w:t>
+        <w:t>来源:IT之家 | 时间:08-07 16:07</w:t>
       </w:r>
     </w:p>
     <w:p>
       <w:r>
-        <w:t>2026年暑期档总票房突破80亿元，创历史新高，其中《功夫女足》《八仙！》等影片带动影院客流激增，映射消费复苏与文化自信双重动能。</w:t>
+        <w:t>东航新版退改规则明确：所有舱位提前14天可免费自愿变更或退票，取消手续费；政策覆盖2026年8月6日起销售及旅行的国内客票，提升航空服务弹性。</w:t>
       </w:r>
     </w:p>
     <w:p>
@@ -1860,7 +1672,7 @@
           <w:i/>
           <w:sz w:val="21"/>
         </w:rPr>
-        <w:t>角度建议:可统计广州天河城、北京路步行街周边影院上座率及粤语场次占比，分析岭南题材影片对本地观影习惯的影响</w:t>
+        <w:t>角度建议:可调研广州白云机场出发旅客反馈，对比南航、深航政策，分析大湾区枢纽航司服务升级对文旅消费的拉动效应</w:t>
       </w:r>
     </w:p>
     <w:p>
@@ -1871,13 +1683,13 @@
         </w:rPr>
         <w:t>链接:</w:t>
       </w:r>
-      <w:hyperlink r:id="rId35">
+      <w:hyperlink r:id="rId33">
         <w:r>
           <w:rPr>
             <w:color w:val="0563C1"/>
             <w:u w:val="single"/>
           </w:rPr>
-          <w:t>2026 暑期档电影总票房（含预售）突破 80 亿元，连续 27 天单日票房过亿</w:t>
+          <w:t>东航官宣：提前 14 天可免费退改签机票</w:t>
         </w:r>
       </w:hyperlink>
     </w:p>
@@ -1914,7 +1726,7 @@
     </w:p>
     <w:p>
       <w:r>
-        <w:t>叠纸游戏《闪耀暖暖》七周年艺术展在深圳海上世界文化艺术中心开幕，通过沉浸式装置与粤绣非遗联动，打造Z世代文化消费新地标。</w:t>
+        <w:t>叠纸科技《闪耀暖暖》七周年艺术展在深圳海上世界文化艺术中心开幕，融合粤绣、广彩等非遗元素设计互动装置，吸引超10万观展人次，展现游戏IP与地域文化深度融合新范式。</w:t>
       </w:r>
     </w:p>
     <w:p>
@@ -1924,7 +1736,7 @@
           <w:i/>
           <w:sz w:val="21"/>
         </w:rPr>
-        <w:t>角度建议:延伸报道广州永庆坊、深圳华侨城等地标与国风游戏IP的文旅融合实践，凸显湾区文化消费升级趋势</w:t>
+        <w:t>角度建议:可实地探访展览并采访策展方，突出大湾区‘游戏+文旅’新业态，关联广州北京路、永庆坊数字文保项目</w:t>
       </w:r>
     </w:p>
     <w:p>
@@ -1935,13 +1747,69 @@
         </w:rPr>
         <w:t>链接:</w:t>
       </w:r>
-      <w:hyperlink r:id="rId36">
+      <w:hyperlink r:id="rId34">
         <w:r>
           <w:rPr>
             <w:color w:val="0563C1"/>
             <w:u w:val="single"/>
           </w:rPr>
           <w:t>叠纸深圳上演暖暖大戏！“七年一梦花庭见、霓裳追光聚佳人”</w:t>
+        </w:r>
+      </w:hyperlink>
+    </w:p>
+    <w:p>
+      <w:pPr>
+        <w:pStyle w:val="Heading3"/>
+      </w:pPr>
+      <w:r>
+        <w:rPr>
+          <w:rFonts w:ascii="Times New Roman" w:hAnsi="Times New Roman" w:eastAsia="黑体"/>
+          <w:b w:val="0"/>
+          <w:color w:val="888888"/>
+          <w:sz w:val="24"/>
+        </w:rPr>
+        <w:t>【C级·参考】</w:t>
+      </w:r>
+      <w:r>
+        <w:rPr>
+          <w:rFonts w:ascii="Times New Roman" w:hAnsi="Times New Roman" w:eastAsia="黑体"/>
+          <w:b w:val="0"/>
+          <w:color w:val="888888"/>
+          <w:sz w:val="24"/>
+        </w:rPr>
+        <w:t>2026 暑期档电影总票房（含预售）突破 80 亿元，连续 27 天单日票房过亿</w:t>
+      </w:r>
+    </w:p>
+    <w:p>
+      <w:r>
+        <w:rPr>
+          <w:rFonts w:ascii="Times New Roman" w:hAnsi="Times New Roman" w:eastAsia="宋体"/>
+          <w:color w:val="888888"/>
+          <w:sz w:val="18"/>
+        </w:rPr>
+        <w:t>来源:IT之家 | 时间:08-07 15:14</w:t>
+      </w:r>
+    </w:p>
+    <w:p>
+      <w:r>
+        <w:t>2026暑期档总票房破80亿元，创历史新高；《功夫女足》《八仙！》《蜘蛛侠：崭新之日》领跑，其中《功夫女足》票房达22.29亿元，反映体育题材与合家欢类型强劲复苏。</w:t>
+      </w:r>
+    </w:p>
+    <w:p>
+      <w:r>
+        <w:rPr>
+          <w:rFonts w:ascii="Times New Roman" w:hAnsi="Times New Roman" w:eastAsia="宋体"/>
+          <w:sz w:val="18"/>
+        </w:rPr>
+        <w:t>链接:</w:t>
+      </w:r>
+      <w:hyperlink r:id="rId35">
+        <w:r>
+          <w:rPr>
+            <w:color w:val="0563C1"/>
+            <w:u w:val="single"/>
+          </w:rPr>
+          <w:t>2026 暑期档电影总票房（含预售）突破 80 亿元，连续 27 天单日票房过亿</w:t>
         </w:r>
       </w:hyperlink>
     </w:p>
@@ -1980,7 +1848,63 @@
     </w:p>
     <w:p>
       <w:r>
-        <w:t>上半年全国广告业收入达10373.8亿元，互联网广告收入6121亿元同比增25.3%，短视频、直播电商成增长主引擎，反映数字消费持续活跃。</w:t>
+        <w:t>上半年全国广告业收入达10373.8亿元，同比增长11.3%；互联网广告发布收入6121亿元，增长25.3%，短视频、直播电商成核心增长引擎，反映数字营销向实效深度演进。</w:t>
+      </w:r>
+    </w:p>
+    <w:p>
+      <w:r>
+        <w:rPr>
+          <w:rFonts w:ascii="Times New Roman" w:hAnsi="Times New Roman" w:eastAsia="宋体"/>
+          <w:sz w:val="18"/>
+        </w:rPr>
+        <w:t>链接:</w:t>
+      </w:r>
+      <w:hyperlink r:id="rId36">
+        <w:r>
+          <w:rPr>
+            <w:color w:val="0563C1"/>
+            <w:u w:val="single"/>
+          </w:rPr>
+          <w:t>2026 年上半年我国广告业收入突破万亿元，互联网广告发布收入同比增长 25.3%</w:t>
+        </w:r>
+      </w:hyperlink>
+    </w:p>
+    <w:p>
+      <w:pPr>
+        <w:pStyle w:val="Heading3"/>
+      </w:pPr>
+      <w:r>
+        <w:rPr>
+          <w:rFonts w:ascii="Times New Roman" w:hAnsi="Times New Roman" w:eastAsia="黑体"/>
+          <w:b w:val="0"/>
+          <w:color w:val="888888"/>
+          <w:sz w:val="24"/>
+        </w:rPr>
+        <w:t>【C级·参考】</w:t>
+      </w:r>
+      <w:r>
+        <w:rPr>
+          <w:rFonts w:ascii="Times New Roman" w:hAnsi="Times New Roman" w:eastAsia="黑体"/>
+          <w:b w:val="0"/>
+          <w:color w:val="888888"/>
+          <w:sz w:val="24"/>
+        </w:rPr>
+        <w:t>华为智选车产品总监彭磊：享界 G9 户外套件精品可提车后在用户中心换装</w:t>
+      </w:r>
+    </w:p>
+    <w:p>
+      <w:r>
+        <w:rPr>
+          <w:rFonts w:ascii="Times New Roman" w:hAnsi="Times New Roman" w:eastAsia="宋体"/>
+          <w:color w:val="888888"/>
+          <w:sz w:val="18"/>
+        </w:rPr>
+        <w:t>来源:IT之家 | 时间:08-07 18:48</w:t>
+      </w:r>
+    </w:p>
+    <w:p>
+      <w:r>
+        <w:t>华为智选车享界G9宣布户外套件支持提车后在用户中心加装，涵盖露营灯、车顶箱等模块化配件，体现‘软件定义汽车’向‘场景定义出行’延伸，推动高端新能源车个性化消费升级。</w:t>
       </w:r>
     </w:p>
     <w:p>
@@ -1997,7 +1921,7 @@
             <w:color w:val="0563C1"/>
             <w:u w:val="single"/>
           </w:rPr>
-          <w:t>2026 年上半年我国广告业收入突破万亿元，互联网广告发布收入同比增长 25.3%</w:t>
+          <w:t>华为智选车产品总监彭磊：享界 G9 户外套件精品可提车后在用户中心换装</w:t>
         </w:r>
       </w:hyperlink>
     </w:p>
@@ -2027,7 +1951,7 @@
           <w:rFonts w:ascii="Times New Roman" w:hAnsi="Times New Roman" w:eastAsia="宋体"/>
           <w:sz w:val="18"/>
         </w:rPr>
-        <w:t>IT之家(60)、GameLook(13)、HackerNews(4)、Bing新闻(4)</w:t>
+        <w:t>IT之家(60)、GameLook(13)、HackerNews(5)、Bing新闻(3)</w:t>
       </w:r>
     </w:p>
     <w:p>
